--- a/por/docx/012.content.docx
+++ b/por/docx/012.content.docx
@@ -19,7 +19,7 @@
         <w:rPr>
           <w:lang w:val="pt_PT" w:bidi="pt_PT"/>
         </w:rPr>
-        <w:t>Resource: Tyndale Open Study Notes</w:t>
+        <w:t>Resource: Aquifer Open Study Notes (Profiles)</w:t>
       </w:r>
       <w:r>
         <w:rPr>
@@ -112,7 +112,7 @@
         <w:rPr>
           <w:lang w:val="pt_PT" w:bidi="pt_PT"/>
         </w:rPr>
-        <w:t>Tyndale Open Study Notes</w:t>
+        <w:t>Aquifer Open Study Notes (Profiles)</w:t>
       </w:r>
     </w:p>
     <w:p>

--- a/por/docx/012.content.docx
+++ b/por/docx/012.content.docx
@@ -425,54 +425,36 @@
         </w:rPr>
         <w:t>Manassés foi o décimo terceiro rei de Judá, governando de 697 a 642 a.C. Ele foi rei por muitos anos e ficou conhecido por suas más ações (</w:t>
       </w:r>
-      <w:hyperlink r:id="rId13">
-        <w:r>
-          <w:rPr>
-            <w:lang w:val="pt_PT" w:bidi="pt_PT"/>
-          </w:rPr>
-          <w:rPr>
-            <w:color w:val="0000EE"/>
-            <w:u w:val="single"/>
-          </w:rPr>
-          <w:t>2Rs 21.1–18</w:t>
-        </w:r>
-      </w:hyperlink>
-      <w:r>
-        <w:rPr>
-          <w:lang w:val="pt_PT" w:bidi="pt_PT"/>
-        </w:rPr>
-        <w:t xml:space="preserve">; </w:t>
-      </w:r>
-      <w:hyperlink r:id="rId14">
-        <w:r>
-          <w:rPr>
-            <w:lang w:val="pt_PT" w:bidi="pt_PT"/>
-          </w:rPr>
-          <w:rPr>
-            <w:color w:val="0000EE"/>
-            <w:u w:val="single"/>
-          </w:rPr>
-          <w:t>2Cr 33.1–9</w:t>
-        </w:r>
-      </w:hyperlink>
+      <w:r>
+        <w:rPr>
+          <w:lang w:val="pt_PT" w:bidi="pt_PT"/>
+        </w:rPr>
+        <w:t>2Rs 21.1–18</w:t>
+      </w:r>
+      <w:r>
+        <w:rPr>
+          <w:lang w:val="pt_PT" w:bidi="pt_PT"/>
+        </w:rPr>
+        <w:t xml:space="preserve">; </w:t>
+      </w:r>
+      <w:r>
+        <w:rPr>
+          <w:lang w:val="pt_PT" w:bidi="pt_PT"/>
+        </w:rPr>
+        <w:t>2Cr 33.1–9</w:t>
+      </w:r>
       <w:r>
         <w:rPr>
           <w:lang w:val="pt_PT" w:bidi="pt_PT"/>
         </w:rPr>
         <w:t>). Isso foi surpreendente porque seu pai, o Rei Ezequias, foi um rei bom e fiel (</w:t>
       </w:r>
-      <w:hyperlink r:id="rId15">
-        <w:r>
-          <w:rPr>
-            <w:lang w:val="pt_PT" w:bidi="pt_PT"/>
-          </w:rPr>
-          <w:rPr>
-            <w:color w:val="0000EE"/>
-            <w:u w:val="single"/>
-          </w:rPr>
-          <w:t>2Rs 20.21</w:t>
-        </w:r>
-      </w:hyperlink>
+      <w:r>
+        <w:rPr>
+          <w:lang w:val="pt_PT" w:bidi="pt_PT"/>
+        </w:rPr>
+        <w:t>2Rs 20.21</w:t>
+      </w:r>
       <w:r>
         <w:rPr>
           <w:lang w:val="pt_PT" w:bidi="pt_PT"/>
@@ -493,126 +475,84 @@
         </w:rPr>
         <w:t>Em 697 a.C., Manassés tornou-se co-governante com seu pai, Ezequias, aos doze anos de idade (</w:t>
       </w:r>
-      <w:hyperlink r:id="rId16">
-        <w:r>
-          <w:rPr>
-            <w:lang w:val="pt_PT" w:bidi="pt_PT"/>
-          </w:rPr>
-          <w:rPr>
-            <w:color w:val="0000EE"/>
-            <w:u w:val="single"/>
-          </w:rPr>
-          <w:t>2Cr 33.1</w:t>
-        </w:r>
-      </w:hyperlink>
+      <w:r>
+        <w:rPr>
+          <w:lang w:val="pt_PT" w:bidi="pt_PT"/>
+        </w:rPr>
+        <w:t>2Cr 33.1</w:t>
+      </w:r>
       <w:r>
         <w:rPr>
           <w:lang w:val="pt_PT" w:bidi="pt_PT"/>
         </w:rPr>
         <w:t>). Em 686 a.C., Ezequias morreu, e Manassés tornou-se o único rei. Ele reinou por cinquenta e cinco anos (</w:t>
       </w:r>
-      <w:hyperlink r:id="rId17">
-        <w:r>
-          <w:rPr>
-            <w:lang w:val="pt_PT" w:bidi="pt_PT"/>
-          </w:rPr>
-          <w:rPr>
-            <w:color w:val="0000EE"/>
-            <w:u w:val="single"/>
-          </w:rPr>
-          <w:t>2Rs 21.1</w:t>
-        </w:r>
-      </w:hyperlink>
+      <w:r>
+        <w:rPr>
+          <w:lang w:val="pt_PT" w:bidi="pt_PT"/>
+        </w:rPr>
+        <w:t>2Rs 21.1</w:t>
+      </w:r>
       <w:r>
         <w:rPr>
           <w:lang w:val="pt_PT" w:bidi="pt_PT"/>
         </w:rPr>
         <w:t>), sendo o rei que governou por mais tempo em Judá ou Israel. Infelizmente, ele foi o rei mais perverso de Judá. Ele reconstruiu os altos lugares para adoração pagã, incentivou a adoração de Baal, do sol, da lua e das estrelas, e até sacrificou seu filho (</w:t>
       </w:r>
-      <w:hyperlink r:id="rId18">
-        <w:r>
-          <w:rPr>
-            <w:lang w:val="pt_PT" w:bidi="pt_PT"/>
-          </w:rPr>
-          <w:rPr>
-            <w:color w:val="0000EE"/>
-            <w:u w:val="single"/>
-          </w:rPr>
-          <w:t>2Rs 21.2–9</w:t>
-        </w:r>
-      </w:hyperlink>
+      <w:r>
+        <w:rPr>
+          <w:lang w:val="pt_PT" w:bidi="pt_PT"/>
+        </w:rPr>
+        <w:t>2Rs 21.2–9</w:t>
+      </w:r>
       <w:r>
         <w:rPr>
           <w:lang w:val="pt_PT" w:bidi="pt_PT"/>
         </w:rPr>
         <w:t xml:space="preserve">; veja </w:t>
       </w:r>
-      <w:hyperlink r:id="rId19">
-        <w:r>
-          <w:rPr>
-            <w:lang w:val="pt_PT" w:bidi="pt_PT"/>
-          </w:rPr>
-          <w:rPr>
-            <w:color w:val="0000EE"/>
-            <w:u w:val="single"/>
-          </w:rPr>
-          <w:t>2Rs 23.10</w:t>
-        </w:r>
-      </w:hyperlink>
-      <w:r>
-        <w:rPr>
-          <w:lang w:val="pt_PT" w:bidi="pt_PT"/>
-        </w:rPr>
-        <w:t xml:space="preserve">; </w:t>
-      </w:r>
-      <w:hyperlink r:id="rId20">
-        <w:r>
-          <w:rPr>
-            <w:lang w:val="pt_PT" w:bidi="pt_PT"/>
-          </w:rPr>
-          <w:rPr>
-            <w:color w:val="0000EE"/>
-            <w:u w:val="single"/>
-          </w:rPr>
-          <w:t>Jr 7.31</w:t>
-        </w:r>
-      </w:hyperlink>
+      <w:r>
+        <w:rPr>
+          <w:lang w:val="pt_PT" w:bidi="pt_PT"/>
+        </w:rPr>
+        <w:t>2Rs 23.10</w:t>
+      </w:r>
+      <w:r>
+        <w:rPr>
+          <w:lang w:val="pt_PT" w:bidi="pt_PT"/>
+        </w:rPr>
+        <w:t xml:space="preserve">; </w:t>
+      </w:r>
+      <w:r>
+        <w:rPr>
+          <w:lang w:val="pt_PT" w:bidi="pt_PT"/>
+        </w:rPr>
+        <w:t>Jr 7.31</w:t>
+      </w:r>
       <w:r>
         <w:rPr>
           <w:lang w:val="pt_PT" w:bidi="pt_PT"/>
         </w:rPr>
         <w:t>). Ele permitiu a adivinhação (busca de conhecimento do futuro por métodos sobrenaturais) e feitiçaria (uso de magia com a ajuda de espíritos malignos) em Judá. Ele “derramou tanto sangue inocente que encheu Jerusalém... com sangue inocente” (</w:t>
       </w:r>
-      <w:hyperlink r:id="rId21">
-        <w:r>
-          <w:rPr>
-            <w:lang w:val="pt_PT" w:bidi="pt_PT"/>
-          </w:rPr>
-          <w:rPr>
-            <w:color w:val="0000EE"/>
-            <w:u w:val="single"/>
-          </w:rPr>
-          <w:t>2Rs 21.16</w:t>
-        </w:r>
-      </w:hyperlink>
-      <w:r>
-        <w:rPr>
-          <w:lang w:val="pt_PT" w:bidi="pt_PT"/>
-        </w:rPr>
-        <w:t xml:space="preserve">; </w:t>
-      </w:r>
-      <w:hyperlink r:id="rId22">
-        <w:r>
-          <w:rPr>
-            <w:lang w:val="pt_PT" w:bidi="pt_PT"/>
-          </w:rPr>
-          <w:rPr>
-            <w:color w:val="0000EE"/>
-            <w:u w:val="single"/>
-          </w:rPr>
-          <w:t>24.3–4</w:t>
-        </w:r>
-      </w:hyperlink>
+      <w:r>
+        <w:rPr>
+          <w:lang w:val="pt_PT" w:bidi="pt_PT"/>
+        </w:rPr>
+        <w:t>2Rs 21.16</w:t>
+      </w:r>
+      <w:r>
+        <w:rPr>
+          <w:lang w:val="pt_PT" w:bidi="pt_PT"/>
+        </w:rPr>
+        <w:t xml:space="preserve">; </w:t>
+      </w:r>
+      <w:r>
+        <w:rPr>
+          <w:lang w:val="pt_PT" w:bidi="pt_PT"/>
+        </w:rPr>
+        <w:t>24.3–4</w:t>
+      </w:r>
       <w:r>
         <w:rPr>
           <w:lang w:val="pt_PT" w:bidi="pt_PT"/>
@@ -647,54 +587,36 @@
         </w:rPr>
         <w:t>Devido ao grande pecado de Manassés, Deus decidiu "limpar Jerusalém como se limpa uma tigela — limpando-a e virando-a de cabeça para baixo" (</w:t>
       </w:r>
-      <w:hyperlink r:id="rId23">
-        <w:r>
-          <w:rPr>
-            <w:lang w:val="pt_PT" w:bidi="pt_PT"/>
-          </w:rPr>
-          <w:rPr>
-            <w:color w:val="0000EE"/>
-            <w:u w:val="single"/>
-          </w:rPr>
-          <w:t>2Rs 21.13</w:t>
-        </w:r>
-      </w:hyperlink>
+      <w:r>
+        <w:rPr>
+          <w:lang w:val="pt_PT" w:bidi="pt_PT"/>
+        </w:rPr>
+        <w:t>2Rs 21.13</w:t>
+      </w:r>
       <w:r>
         <w:rPr>
           <w:lang w:val="pt_PT" w:bidi="pt_PT"/>
         </w:rPr>
         <w:t>). No entanto, Manassés se arrependeu tarde na vida. O exército assírio o capturou, colocou um gancho em seu nariz e o exilou para a Babilônia (</w:t>
       </w:r>
-      <w:hyperlink r:id="rId24">
-        <w:r>
-          <w:rPr>
-            <w:lang w:val="pt_PT" w:bidi="pt_PT"/>
-          </w:rPr>
-          <w:rPr>
-            <w:color w:val="0000EE"/>
-            <w:u w:val="single"/>
-          </w:rPr>
-          <w:t>2Cr 33.10–13</w:t>
-        </w:r>
-      </w:hyperlink>
+      <w:r>
+        <w:rPr>
+          <w:lang w:val="pt_PT" w:bidi="pt_PT"/>
+        </w:rPr>
+        <w:t>2Cr 33.10–13</w:t>
+      </w:r>
       <w:r>
         <w:rPr>
           <w:lang w:val="pt_PT" w:bidi="pt_PT"/>
         </w:rPr>
         <w:t>). Lá, Manassés voltou-se para o Senhor. Deus ouviu suas orações, restaurou-o como rei e abençoou o restante de seu reinado enquanto Manassés trabalhava para restaurar a adoração adequada somente a Deus (</w:t>
       </w:r>
-      <w:hyperlink r:id="rId25">
-        <w:r>
-          <w:rPr>
-            <w:lang w:val="pt_PT" w:bidi="pt_PT"/>
-          </w:rPr>
-          <w:rPr>
-            <w:color w:val="0000EE"/>
-            <w:u w:val="single"/>
-          </w:rPr>
-          <w:t>2Cr 33.14–17</w:t>
-        </w:r>
-      </w:hyperlink>
+      <w:r>
+        <w:rPr>
+          <w:lang w:val="pt_PT" w:bidi="pt_PT"/>
+        </w:rPr>
+        <w:t>2Cr 33.14–17</w:t>
+      </w:r>
       <w:r>
         <w:rPr>
           <w:lang w:val="pt_PT" w:bidi="pt_PT"/>
@@ -715,72 +637,48 @@
         </w:rPr>
         <w:t>Infelizmente, os pecados de Manassés se espalharam entre o povo de Judá (</w:t>
       </w:r>
-      <w:hyperlink r:id="rId26">
-        <w:r>
-          <w:rPr>
-            <w:lang w:val="pt_PT" w:bidi="pt_PT"/>
-          </w:rPr>
-          <w:rPr>
-            <w:color w:val="0000EE"/>
-            <w:u w:val="single"/>
-          </w:rPr>
-          <w:t>2Cr 33.17</w:t>
-        </w:r>
-      </w:hyperlink>
+      <w:r>
+        <w:rPr>
+          <w:lang w:val="pt_PT" w:bidi="pt_PT"/>
+        </w:rPr>
+        <w:t>2Cr 33.17</w:t>
+      </w:r>
       <w:r>
         <w:rPr>
           <w:lang w:val="pt_PT" w:bidi="pt_PT"/>
         </w:rPr>
         <w:t>). Deus não mudou sua decisão de julgar o reino (</w:t>
       </w:r>
-      <w:hyperlink r:id="rId27">
-        <w:r>
-          <w:rPr>
-            <w:lang w:val="pt_PT" w:bidi="pt_PT"/>
-          </w:rPr>
-          <w:rPr>
-            <w:color w:val="0000EE"/>
-            <w:u w:val="single"/>
-          </w:rPr>
-          <w:t>2Rs 23.26</w:t>
-        </w:r>
-      </w:hyperlink>
-      <w:r>
-        <w:rPr>
-          <w:lang w:val="pt_PT" w:bidi="pt_PT"/>
-        </w:rPr>
-        <w:t xml:space="preserve">; </w:t>
-      </w:r>
-      <w:hyperlink r:id="rId22">
-        <w:r>
-          <w:rPr>
-            <w:lang w:val="pt_PT" w:bidi="pt_PT"/>
-          </w:rPr>
-          <w:rPr>
-            <w:color w:val="0000EE"/>
-            <w:u w:val="single"/>
-          </w:rPr>
-          <w:t>24.3–4</w:t>
-        </w:r>
-      </w:hyperlink>
+      <w:r>
+        <w:rPr>
+          <w:lang w:val="pt_PT" w:bidi="pt_PT"/>
+        </w:rPr>
+        <w:t>2Rs 23.26</w:t>
+      </w:r>
+      <w:r>
+        <w:rPr>
+          <w:lang w:val="pt_PT" w:bidi="pt_PT"/>
+        </w:rPr>
+        <w:t xml:space="preserve">; </w:t>
+      </w:r>
+      <w:r>
+        <w:rPr>
+          <w:lang w:val="pt_PT" w:bidi="pt_PT"/>
+        </w:rPr>
+        <w:t>24.3–4</w:t>
+      </w:r>
       <w:r>
         <w:rPr>
           <w:lang w:val="pt_PT" w:bidi="pt_PT"/>
         </w:rPr>
         <w:t>). Isso mostra quão graves foram os pecados de Manassés. Mesmo Jeremias, cem anos depois, declarou: "Farei deles um horror para todos os reinos da terra por causa do que Manassés, filho de Ezequias, rei de Judá, fez em Jerusalém" (</w:t>
       </w:r>
-      <w:hyperlink r:id="rId28">
-        <w:r>
-          <w:rPr>
-            <w:lang w:val="pt_PT" w:bidi="pt_PT"/>
-          </w:rPr>
-          <w:rPr>
-            <w:color w:val="0000EE"/>
-            <w:u w:val="single"/>
-          </w:rPr>
-          <w:t>Jr 15.4</w:t>
-        </w:r>
-      </w:hyperlink>
+      <w:r>
+        <w:rPr>
+          <w:lang w:val="pt_PT" w:bidi="pt_PT"/>
+        </w:rPr>
+        <w:t>Jr 15.4</w:t>
+      </w:r>
       <w:r>
         <w:rPr>
           <w:lang w:val="pt_PT" w:bidi="pt_PT"/>
@@ -801,54 +699,36 @@
         </w:rPr>
         <w:t>Quando Manassés morreu em 642 a.C. aos 67 anos, ele foi enterrado em seu próprio jardim (</w:t>
       </w:r>
-      <w:hyperlink r:id="rId29">
-        <w:r>
-          <w:rPr>
-            <w:lang w:val="pt_PT" w:bidi="pt_PT"/>
-          </w:rPr>
-          <w:rPr>
-            <w:color w:val="0000EE"/>
-            <w:u w:val="single"/>
-          </w:rPr>
-          <w:t>2Rs 21.18</w:t>
-        </w:r>
-      </w:hyperlink>
+      <w:r>
+        <w:rPr>
+          <w:lang w:val="pt_PT" w:bidi="pt_PT"/>
+        </w:rPr>
+        <w:t>2Rs 21.18</w:t>
+      </w:r>
       <w:r>
         <w:rPr>
           <w:lang w:val="pt_PT" w:bidi="pt_PT"/>
         </w:rPr>
         <w:t>). Ele não foi enterrado com líderes respeitados como Joiada e Ezequias (</w:t>
       </w:r>
-      <w:hyperlink r:id="rId30">
-        <w:r>
-          <w:rPr>
-            <w:lang w:val="pt_PT" w:bidi="pt_PT"/>
-          </w:rPr>
-          <w:rPr>
-            <w:color w:val="0000EE"/>
-            <w:u w:val="single"/>
-          </w:rPr>
-          <w:t>2Cr 24.15–16</w:t>
-        </w:r>
-      </w:hyperlink>
-      <w:r>
-        <w:rPr>
-          <w:lang w:val="pt_PT" w:bidi="pt_PT"/>
-        </w:rPr>
-        <w:t xml:space="preserve">; </w:t>
-      </w:r>
-      <w:hyperlink r:id="rId31">
-        <w:r>
-          <w:rPr>
-            <w:lang w:val="pt_PT" w:bidi="pt_PT"/>
-          </w:rPr>
-          <w:rPr>
-            <w:color w:val="0000EE"/>
-            <w:u w:val="single"/>
-          </w:rPr>
-          <w:t>32.33</w:t>
-        </w:r>
-      </w:hyperlink>
+      <w:r>
+        <w:rPr>
+          <w:lang w:val="pt_PT" w:bidi="pt_PT"/>
+        </w:rPr>
+        <w:t>2Cr 24.15–16</w:t>
+      </w:r>
+      <w:r>
+        <w:rPr>
+          <w:lang w:val="pt_PT" w:bidi="pt_PT"/>
+        </w:rPr>
+        <w:t xml:space="preserve">; </w:t>
+      </w:r>
+      <w:r>
+        <w:rPr>
+          <w:lang w:val="pt_PT" w:bidi="pt_PT"/>
+        </w:rPr>
+        <w:t>32.33</w:t>
+      </w:r>
       <w:r>
         <w:rPr>
           <w:lang w:val="pt_PT" w:bidi="pt_PT"/>
@@ -878,90 +758,60 @@
           <w:lang w:val="pt_PT" w:bidi="pt_PT"/>
         </w:rPr>
       </w:r>
-      <w:hyperlink r:id="rId32">
-        <w:r>
-          <w:rPr>
-            <w:lang w:val="pt_PT" w:bidi="pt_PT"/>
-          </w:rPr>
-          <w:rPr>
-            <w:color w:val="0000EE"/>
-            <w:u w:val="single"/>
-          </w:rPr>
-          <w:t>2 Reis 20.21–21.18</w:t>
-        </w:r>
-      </w:hyperlink>
-      <w:r>
-        <w:rPr>
-          <w:lang w:val="pt_PT" w:bidi="pt_PT"/>
-        </w:rPr>
-        <w:t xml:space="preserve">; </w:t>
-      </w:r>
-      <w:hyperlink r:id="rId27">
-        <w:r>
-          <w:rPr>
-            <w:lang w:val="pt_PT" w:bidi="pt_PT"/>
-          </w:rPr>
-          <w:rPr>
-            <w:color w:val="0000EE"/>
-            <w:u w:val="single"/>
-          </w:rPr>
-          <w:t>23.26</w:t>
-        </w:r>
-      </w:hyperlink>
-      <w:r>
-        <w:rPr>
-          <w:lang w:val="pt_PT" w:bidi="pt_PT"/>
-        </w:rPr>
-        <w:t xml:space="preserve">; </w:t>
-      </w:r>
-      <w:hyperlink r:id="rId33">
-        <w:r>
-          <w:rPr>
-            <w:lang w:val="pt_PT" w:bidi="pt_PT"/>
-          </w:rPr>
-          <w:rPr>
-            <w:color w:val="0000EE"/>
-            <w:u w:val="single"/>
-          </w:rPr>
-          <w:t>24.3</w:t>
-        </w:r>
-      </w:hyperlink>
-      <w:r>
-        <w:rPr>
-          <w:lang w:val="pt_PT" w:bidi="pt_PT"/>
-        </w:rPr>
-        <w:t xml:space="preserve">; </w:t>
-      </w:r>
-      <w:hyperlink r:id="rId34">
-        <w:r>
-          <w:rPr>
-            <w:lang w:val="pt_PT" w:bidi="pt_PT"/>
-          </w:rPr>
-          <w:rPr>
-            <w:color w:val="0000EE"/>
-            <w:u w:val="single"/>
-          </w:rPr>
-          <w:t>2 Crônicas 32.33–33.20</w:t>
-        </w:r>
-      </w:hyperlink>
-      <w:r>
-        <w:rPr>
-          <w:lang w:val="pt_PT" w:bidi="pt_PT"/>
-        </w:rPr>
-        <w:t xml:space="preserve">; </w:t>
-      </w:r>
-      <w:hyperlink r:id="rId28">
-        <w:r>
-          <w:rPr>
-            <w:lang w:val="pt_PT" w:bidi="pt_PT"/>
-          </w:rPr>
-          <w:rPr>
-            <w:color w:val="0000EE"/>
-            <w:u w:val="single"/>
-          </w:rPr>
-          <w:t>Jeremias 15.4</w:t>
-        </w:r>
-      </w:hyperlink>
+      <w:r>
+        <w:rPr>
+          <w:lang w:val="pt_PT" w:bidi="pt_PT"/>
+        </w:rPr>
+        <w:t>2 Reis 20.21–21.18</w:t>
+      </w:r>
+      <w:r>
+        <w:rPr>
+          <w:lang w:val="pt_PT" w:bidi="pt_PT"/>
+        </w:rPr>
+        <w:t xml:space="preserve">; </w:t>
+      </w:r>
+      <w:r>
+        <w:rPr>
+          <w:lang w:val="pt_PT" w:bidi="pt_PT"/>
+        </w:rPr>
+        <w:t>23.26</w:t>
+      </w:r>
+      <w:r>
+        <w:rPr>
+          <w:lang w:val="pt_PT" w:bidi="pt_PT"/>
+        </w:rPr>
+        <w:t xml:space="preserve">; </w:t>
+      </w:r>
+      <w:r>
+        <w:rPr>
+          <w:lang w:val="pt_PT" w:bidi="pt_PT"/>
+        </w:rPr>
+        <w:t>24.3</w:t>
+      </w:r>
+      <w:r>
+        <w:rPr>
+          <w:lang w:val="pt_PT" w:bidi="pt_PT"/>
+        </w:rPr>
+        <w:t xml:space="preserve">; </w:t>
+      </w:r>
+      <w:r>
+        <w:rPr>
+          <w:lang w:val="pt_PT" w:bidi="pt_PT"/>
+        </w:rPr>
+        <w:t>2 Crônicas 32.33–33.20</w:t>
+      </w:r>
+      <w:r>
+        <w:rPr>
+          <w:lang w:val="pt_PT" w:bidi="pt_PT"/>
+        </w:rPr>
+        <w:t xml:space="preserve">; </w:t>
+      </w:r>
+      <w:r>
+        <w:rPr>
+          <w:lang w:val="pt_PT" w:bidi="pt_PT"/>
+        </w:rPr>
+        <w:t>Jeremias 15.4</w:t>
+      </w:r>
       <w:r>
         <w:rPr>
           <w:lang w:val="pt_PT" w:bidi="pt_PT"/>
@@ -1010,90 +860,60 @@
         </w:rPr>
         <w:t>Maria, a esposa de José, foi a mãe virgem de Jesus. Lucas nos conta que, quando jovem em Nazaré, Maria estava noiva de José, um carpinteiro local. Antes de se casarem, um anjo lhe disse que ela ficaria grávida pelo Espírito de Deus e daria à luz o Filho de Deus (</w:t>
       </w:r>
-      <w:hyperlink r:id="rId35">
-        <w:r>
-          <w:rPr>
-            <w:lang w:val="pt_PT" w:bidi="pt_PT"/>
-          </w:rPr>
-          <w:rPr>
-            <w:color w:val="0000EE"/>
-            <w:u w:val="single"/>
-          </w:rPr>
-          <w:t>Lc 1.26–35</w:t>
-        </w:r>
-      </w:hyperlink>
+      <w:r>
+        <w:rPr>
+          <w:lang w:val="pt_PT" w:bidi="pt_PT"/>
+        </w:rPr>
+        <w:t>Lc 1.26–35</w:t>
+      </w:r>
       <w:r>
         <w:rPr>
           <w:lang w:val="pt_PT" w:bidi="pt_PT"/>
         </w:rPr>
         <w:t>). Maria aceitou essa mensagem extraordinária com fé simples, concordando humildemente com a vontade de Deus (</w:t>
       </w:r>
-      <w:hyperlink r:id="rId36">
-        <w:r>
-          <w:rPr>
-            <w:lang w:val="pt_PT" w:bidi="pt_PT"/>
-          </w:rPr>
-          <w:rPr>
-            <w:color w:val="0000EE"/>
-            <w:u w:val="single"/>
-          </w:rPr>
-          <w:t>Lc 1.38</w:t>
-        </w:r>
-      </w:hyperlink>
+      <w:r>
+        <w:rPr>
+          <w:lang w:val="pt_PT" w:bidi="pt_PT"/>
+        </w:rPr>
+        <w:t>Lc 1.38</w:t>
+      </w:r>
       <w:r>
         <w:rPr>
           <w:lang w:val="pt_PT" w:bidi="pt_PT"/>
         </w:rPr>
         <w:t xml:space="preserve">; veja também </w:t>
       </w:r>
-      <w:hyperlink r:id="rId37">
-        <w:r>
-          <w:rPr>
-            <w:lang w:val="pt_PT" w:bidi="pt_PT"/>
-          </w:rPr>
-          <w:rPr>
-            <w:color w:val="0000EE"/>
-            <w:u w:val="single"/>
-          </w:rPr>
-          <w:t>Lc 1.46–55</w:t>
-        </w:r>
-      </w:hyperlink>
+      <w:r>
+        <w:rPr>
+          <w:lang w:val="pt_PT" w:bidi="pt_PT"/>
+        </w:rPr>
+        <w:t>Lc 1.46–55</w:t>
+      </w:r>
       <w:r>
         <w:rPr>
           <w:lang w:val="pt_PT" w:bidi="pt_PT"/>
         </w:rPr>
         <w:t>). Logo depois, sua parente Isabel confirmou a mensagem, chamando Maria de a mais abençoada de todas as mulheres (</w:t>
       </w:r>
-      <w:hyperlink r:id="rId38">
-        <w:r>
-          <w:rPr>
-            <w:lang w:val="pt_PT" w:bidi="pt_PT"/>
-          </w:rPr>
-          <w:rPr>
-            <w:color w:val="0000EE"/>
-            <w:u w:val="single"/>
-          </w:rPr>
-          <w:t>Lc 1.39–45</w:t>
-        </w:r>
-      </w:hyperlink>
+      <w:r>
+        <w:rPr>
+          <w:lang w:val="pt_PT" w:bidi="pt_PT"/>
+        </w:rPr>
+        <w:t>Lc 1.39–45</w:t>
+      </w:r>
       <w:r>
         <w:rPr>
           <w:lang w:val="pt_PT" w:bidi="pt_PT"/>
         </w:rPr>
         <w:t>). As pessoas viam o nascimento milagroso do Filho de Deus por Maria como um cumprimento da profecia (</w:t>
       </w:r>
-      <w:hyperlink r:id="rId39">
-        <w:r>
-          <w:rPr>
-            <w:lang w:val="pt_PT" w:bidi="pt_PT"/>
-          </w:rPr>
-          <w:rPr>
-            <w:color w:val="0000EE"/>
-            <w:u w:val="single"/>
-          </w:rPr>
-          <w:t>Is 7.14</w:t>
-        </w:r>
-      </w:hyperlink>
+      <w:r>
+        <w:rPr>
+          <w:lang w:val="pt_PT" w:bidi="pt_PT"/>
+        </w:rPr>
+        <w:t>Is 7.14</w:t>
+      </w:r>
       <w:r>
         <w:rPr>
           <w:lang w:val="pt_PT" w:bidi="pt_PT"/>
@@ -1114,108 +934,72 @@
         </w:rPr>
         <w:t>Jesus nasceu sob circunstâncias incomuns. José levou Maria a Belém para um censo romano. A criança nasceu em um estábulo porque não havia outra hospedagem disponível (</w:t>
       </w:r>
-      <w:hyperlink r:id="rId40">
-        <w:r>
-          <w:rPr>
-            <w:lang w:val="pt_PT" w:bidi="pt_PT"/>
-          </w:rPr>
-          <w:rPr>
-            <w:color w:val="0000EE"/>
-            <w:u w:val="single"/>
-          </w:rPr>
-          <w:t>Lc 2.1–7</w:t>
-        </w:r>
-      </w:hyperlink>
+      <w:r>
+        <w:rPr>
+          <w:lang w:val="pt_PT" w:bidi="pt_PT"/>
+        </w:rPr>
+        <w:t>Lc 2.1–7</w:t>
+      </w:r>
       <w:r>
         <w:rPr>
           <w:lang w:val="pt_PT" w:bidi="pt_PT"/>
         </w:rPr>
         <w:t>). Mais tarde, Maria e José fugiram para o Egito para proteger a criança do massacre de meninos pequenos em Belém por Herodes (</w:t>
       </w:r>
-      <w:hyperlink r:id="rId41">
-        <w:r>
-          <w:rPr>
-            <w:lang w:val="pt_PT" w:bidi="pt_PT"/>
-          </w:rPr>
-          <w:rPr>
-            <w:color w:val="0000EE"/>
-            <w:u w:val="single"/>
-          </w:rPr>
-          <w:t>Mt 2.13–18</w:t>
-        </w:r>
-      </w:hyperlink>
+      <w:r>
+        <w:rPr>
+          <w:lang w:val="pt_PT" w:bidi="pt_PT"/>
+        </w:rPr>
+        <w:t>Mt 2.13–18</w:t>
+      </w:r>
       <w:r>
         <w:rPr>
           <w:lang w:val="pt_PT" w:bidi="pt_PT"/>
         </w:rPr>
         <w:t>). Quando retornaram, estabeleceram-se em Nazaré para criar sua família (</w:t>
       </w:r>
-      <w:hyperlink r:id="rId42">
-        <w:r>
-          <w:rPr>
-            <w:lang w:val="pt_PT" w:bidi="pt_PT"/>
-          </w:rPr>
-          <w:rPr>
-            <w:color w:val="0000EE"/>
-            <w:u w:val="single"/>
-          </w:rPr>
-          <w:t>Mt 2.19–23</w:t>
-        </w:r>
-      </w:hyperlink>
+      <w:r>
+        <w:rPr>
+          <w:lang w:val="pt_PT" w:bidi="pt_PT"/>
+        </w:rPr>
+        <w:t>Mt 2.19–23</w:t>
+      </w:r>
       <w:r>
         <w:rPr>
           <w:lang w:val="pt_PT" w:bidi="pt_PT"/>
         </w:rPr>
         <w:t>). Após o nascimento de Jesus, Maria provavelmente teve vários outros filhos e filhas (</w:t>
       </w:r>
-      <w:hyperlink r:id="rId43">
-        <w:r>
-          <w:rPr>
-            <w:lang w:val="pt_PT" w:bidi="pt_PT"/>
-          </w:rPr>
-          <w:rPr>
-            <w:color w:val="0000EE"/>
-            <w:u w:val="single"/>
-          </w:rPr>
-          <w:t>Mt 13.55–56</w:t>
-        </w:r>
-      </w:hyperlink>
-      <w:r>
-        <w:rPr>
-          <w:lang w:val="pt_PT" w:bidi="pt_PT"/>
-        </w:rPr>
-        <w:t xml:space="preserve">; </w:t>
-      </w:r>
-      <w:hyperlink r:id="rId44">
-        <w:r>
-          <w:rPr>
-            <w:lang w:val="pt_PT" w:bidi="pt_PT"/>
-          </w:rPr>
-          <w:rPr>
-            <w:color w:val="0000EE"/>
-            <w:u w:val="single"/>
-          </w:rPr>
-          <w:t>Mc 6.3</w:t>
-        </w:r>
-      </w:hyperlink>
+      <w:r>
+        <w:rPr>
+          <w:lang w:val="pt_PT" w:bidi="pt_PT"/>
+        </w:rPr>
+        <w:t>Mt 13.55–56</w:t>
+      </w:r>
+      <w:r>
+        <w:rPr>
+          <w:lang w:val="pt_PT" w:bidi="pt_PT"/>
+        </w:rPr>
+        <w:t xml:space="preserve">; </w:t>
+      </w:r>
+      <w:r>
+        <w:rPr>
+          <w:lang w:val="pt_PT" w:bidi="pt_PT"/>
+        </w:rPr>
+        <w:t>Mc 6.3</w:t>
+      </w:r>
       <w:r>
         <w:rPr>
           <w:lang w:val="pt_PT" w:bidi="pt_PT"/>
         </w:rPr>
         <w:t xml:space="preserve">). Maria provavelmente contou a Lucas os detalhes do nascimento de Jesus e os eventos incomuns ao redor dele (veja </w:t>
       </w:r>
-      <w:hyperlink r:id="rId45">
-        <w:r>
-          <w:rPr>
-            <w:lang w:val="pt_PT" w:bidi="pt_PT"/>
-          </w:rPr>
-          <w:rPr>
-            <w:color w:val="0000EE"/>
-            <w:u w:val="single"/>
-          </w:rPr>
-          <w:t>Lc 2.51</w:t>
-        </w:r>
-      </w:hyperlink>
+      <w:r>
+        <w:rPr>
+          <w:lang w:val="pt_PT" w:bidi="pt_PT"/>
+        </w:rPr>
+        <w:t>Lc 2.51</w:t>
+      </w:r>
       <w:r>
         <w:rPr>
           <w:lang w:val="pt_PT" w:bidi="pt_PT"/>
@@ -1236,90 +1020,60 @@
         </w:rPr>
         <w:t>Quando Jesus tinha doze anos, ele permaneceu no templo durante uma viagem em família a Jerusalém. Maria e José o repreenderam por ter ficado para trás quando partiram, mas não entenderam sua resposta (</w:t>
       </w:r>
-      <w:hyperlink r:id="rId46">
-        <w:r>
-          <w:rPr>
-            <w:lang w:val="pt_PT" w:bidi="pt_PT"/>
-          </w:rPr>
-          <w:rPr>
-            <w:color w:val="0000EE"/>
-            <w:u w:val="single"/>
-          </w:rPr>
-          <w:t>Lc 2.41–51</w:t>
-        </w:r>
-      </w:hyperlink>
+      <w:r>
+        <w:rPr>
+          <w:lang w:val="pt_PT" w:bidi="pt_PT"/>
+        </w:rPr>
+        <w:t>Lc 2.41–51</w:t>
+      </w:r>
       <w:r>
         <w:rPr>
           <w:lang w:val="pt_PT" w:bidi="pt_PT"/>
         </w:rPr>
         <w:t>). No início do ministério público de Jesus, Maria o incentivou a realizar um milagre em um casamento em Caná (</w:t>
       </w:r>
-      <w:hyperlink r:id="rId47">
-        <w:r>
-          <w:rPr>
-            <w:lang w:val="pt_PT" w:bidi="pt_PT"/>
-          </w:rPr>
-          <w:rPr>
-            <w:color w:val="0000EE"/>
-            <w:u w:val="single"/>
-          </w:rPr>
-          <w:t>Jo 2.1–11</w:t>
-        </w:r>
-      </w:hyperlink>
+      <w:r>
+        <w:rPr>
+          <w:lang w:val="pt_PT" w:bidi="pt_PT"/>
+        </w:rPr>
+        <w:t>Jo 2.1–11</w:t>
+      </w:r>
       <w:r>
         <w:rPr>
           <w:lang w:val="pt_PT" w:bidi="pt_PT"/>
         </w:rPr>
         <w:t>). Mais tarde, quando ela e os irmãos de Jesus foram vê-lo, ele disse que seus discípulos eram sua "verdadeira família" (</w:t>
       </w:r>
-      <w:hyperlink r:id="rId48">
-        <w:r>
-          <w:rPr>
-            <w:lang w:val="pt_PT" w:bidi="pt_PT"/>
-          </w:rPr>
-          <w:rPr>
-            <w:color w:val="0000EE"/>
-            <w:u w:val="single"/>
-          </w:rPr>
-          <w:t>Mt 12.46–50</w:t>
-        </w:r>
-      </w:hyperlink>
-      <w:r>
-        <w:rPr>
-          <w:lang w:val="pt_PT" w:bidi="pt_PT"/>
-        </w:rPr>
-        <w:t xml:space="preserve">; </w:t>
-      </w:r>
-      <w:hyperlink r:id="rId49">
-        <w:r>
-          <w:rPr>
-            <w:lang w:val="pt_PT" w:bidi="pt_PT"/>
-          </w:rPr>
-          <w:rPr>
-            <w:color w:val="0000EE"/>
-            <w:u w:val="single"/>
-          </w:rPr>
-          <w:t>Mc 3.31–35</w:t>
-        </w:r>
-      </w:hyperlink>
-      <w:r>
-        <w:rPr>
-          <w:lang w:val="pt_PT" w:bidi="pt_PT"/>
-        </w:rPr>
-        <w:t xml:space="preserve">; </w:t>
-      </w:r>
-      <w:hyperlink r:id="rId50">
-        <w:r>
-          <w:rPr>
-            <w:lang w:val="pt_PT" w:bidi="pt_PT"/>
-          </w:rPr>
-          <w:rPr>
-            <w:color w:val="0000EE"/>
-            <w:u w:val="single"/>
-          </w:rPr>
-          <w:t>Lc 8.19–21</w:t>
-        </w:r>
-      </w:hyperlink>
+      <w:r>
+        <w:rPr>
+          <w:lang w:val="pt_PT" w:bidi="pt_PT"/>
+        </w:rPr>
+        <w:t>Mt 12.46–50</w:t>
+      </w:r>
+      <w:r>
+        <w:rPr>
+          <w:lang w:val="pt_PT" w:bidi="pt_PT"/>
+        </w:rPr>
+        <w:t xml:space="preserve">; </w:t>
+      </w:r>
+      <w:r>
+        <w:rPr>
+          <w:lang w:val="pt_PT" w:bidi="pt_PT"/>
+        </w:rPr>
+        <w:t>Mc 3.31–35</w:t>
+      </w:r>
+      <w:r>
+        <w:rPr>
+          <w:lang w:val="pt_PT" w:bidi="pt_PT"/>
+        </w:rPr>
+        <w:t xml:space="preserve">; </w:t>
+      </w:r>
+      <w:r>
+        <w:rPr>
+          <w:lang w:val="pt_PT" w:bidi="pt_PT"/>
+        </w:rPr>
+        <w:t>Lc 8.19–21</w:t>
+      </w:r>
       <w:r>
         <w:rPr>
           <w:lang w:val="pt_PT" w:bidi="pt_PT"/>
@@ -1340,90 +1094,60 @@
         </w:rPr>
         <w:t xml:space="preserve">Quando Jesus foi pendurado na cruz, Maria estava entre as mulheres que assistiam (veja </w:t>
       </w:r>
-      <w:hyperlink r:id="rId51">
-        <w:r>
-          <w:rPr>
-            <w:lang w:val="pt_PT" w:bidi="pt_PT"/>
-          </w:rPr>
-          <w:rPr>
-            <w:color w:val="0000EE"/>
-            <w:u w:val="single"/>
-          </w:rPr>
-          <w:t>Mc 15.40</w:t>
-        </w:r>
-      </w:hyperlink>
+      <w:r>
+        <w:rPr>
+          <w:lang w:val="pt_PT" w:bidi="pt_PT"/>
+        </w:rPr>
+        <w:t>Mc 15.40</w:t>
+      </w:r>
       <w:r>
         <w:rPr>
           <w:lang w:val="pt_PT" w:bidi="pt_PT"/>
         </w:rPr>
         <w:t>,</w:t>
       </w:r>
-      <w:hyperlink r:id="rId52">
-        <w:r>
-          <w:rPr>
-            <w:lang w:val="pt_PT" w:bidi="pt_PT"/>
-          </w:rPr>
-          <w:rPr>
-            <w:color w:val="0000EE"/>
-            <w:u w:val="single"/>
-          </w:rPr>
-          <w:t>47</w:t>
-        </w:r>
-      </w:hyperlink>
-      <w:r>
-        <w:rPr>
-          <w:lang w:val="pt_PT" w:bidi="pt_PT"/>
-        </w:rPr>
-        <w:t xml:space="preserve">; </w:t>
-      </w:r>
-      <w:hyperlink r:id="rId53">
-        <w:r>
-          <w:rPr>
-            <w:lang w:val="pt_PT" w:bidi="pt_PT"/>
-          </w:rPr>
-          <w:rPr>
-            <w:color w:val="0000EE"/>
-            <w:u w:val="single"/>
-          </w:rPr>
-          <w:t>Jo 19.25</w:t>
-        </w:r>
-      </w:hyperlink>
+      <w:r>
+        <w:rPr>
+          <w:lang w:val="pt_PT" w:bidi="pt_PT"/>
+        </w:rPr>
+        <w:t>47</w:t>
+      </w:r>
+      <w:r>
+        <w:rPr>
+          <w:lang w:val="pt_PT" w:bidi="pt_PT"/>
+        </w:rPr>
+        <w:t xml:space="preserve">; </w:t>
+      </w:r>
+      <w:r>
+        <w:rPr>
+          <w:lang w:val="pt_PT" w:bidi="pt_PT"/>
+        </w:rPr>
+        <w:t>Jo 19.25</w:t>
+      </w:r>
       <w:r>
         <w:rPr>
           <w:lang w:val="pt_PT" w:bidi="pt_PT"/>
         </w:rPr>
         <w:t>). Enquanto Jesus estava morrendo, ele pediu a João, o “discípulo a quem Ele amava”, que cuidasse de Maria como se fosse sua própria mãe (</w:t>
       </w:r>
-      <w:hyperlink r:id="rId54">
-        <w:r>
-          <w:rPr>
-            <w:lang w:val="pt_PT" w:bidi="pt_PT"/>
-          </w:rPr>
-          <w:rPr>
-            <w:color w:val="0000EE"/>
-            <w:u w:val="single"/>
-          </w:rPr>
-          <w:t>Jo 19.26–27</w:t>
-        </w:r>
-      </w:hyperlink>
+      <w:r>
+        <w:rPr>
+          <w:lang w:val="pt_PT" w:bidi="pt_PT"/>
+        </w:rPr>
+        <w:t>Jo 19.26–27</w:t>
+      </w:r>
       <w:r>
         <w:rPr>
           <w:lang w:val="pt_PT" w:bidi="pt_PT"/>
         </w:rPr>
         <w:t>). Depois que Jesus morreu e voltou à vida, Maria fazia parte da comunidade de crentes. Ela é mencionada entre aqueles que oravam juntos quando o Espírito Santo veio no Dia de Pentecostes (</w:t>
       </w:r>
-      <w:hyperlink r:id="rId55">
-        <w:r>
-          <w:rPr>
-            <w:lang w:val="pt_PT" w:bidi="pt_PT"/>
-          </w:rPr>
-          <w:rPr>
-            <w:color w:val="0000EE"/>
-            <w:u w:val="single"/>
-          </w:rPr>
-          <w:t>At 1.14</w:t>
-        </w:r>
-      </w:hyperlink>
+      <w:r>
+        <w:rPr>
+          <w:lang w:val="pt_PT" w:bidi="pt_PT"/>
+        </w:rPr>
+        <w:t>At 1.14</w:t>
+      </w:r>
       <w:r>
         <w:rPr>
           <w:lang w:val="pt_PT" w:bidi="pt_PT"/>
@@ -1467,126 +1191,84 @@
           <w:lang w:val="pt_PT" w:bidi="pt_PT"/>
         </w:rPr>
       </w:r>
-      <w:hyperlink r:id="rId56">
-        <w:r>
-          <w:rPr>
-            <w:lang w:val="pt_PT" w:bidi="pt_PT"/>
-          </w:rPr>
-          <w:rPr>
-            <w:color w:val="0000EE"/>
-            <w:u w:val="single"/>
-          </w:rPr>
-          <w:t>Mateus 1.16</w:t>
-        </w:r>
-      </w:hyperlink>
+      <w:r>
+        <w:rPr>
+          <w:lang w:val="pt_PT" w:bidi="pt_PT"/>
+        </w:rPr>
+        <w:t>Mateus 1.16</w:t>
+      </w:r>
       <w:r>
         <w:rPr>
           <w:lang w:val="pt_PT" w:bidi="pt_PT"/>
         </w:rPr>
         <w:t xml:space="preserve">, </w:t>
       </w:r>
-      <w:hyperlink r:id="rId57">
-        <w:r>
-          <w:rPr>
-            <w:lang w:val="pt_PT" w:bidi="pt_PT"/>
-          </w:rPr>
-          <w:rPr>
-            <w:color w:val="0000EE"/>
-            <w:u w:val="single"/>
-          </w:rPr>
-          <w:t>18–25</w:t>
-        </w:r>
-      </w:hyperlink>
-      <w:r>
-        <w:rPr>
-          <w:lang w:val="pt_PT" w:bidi="pt_PT"/>
-        </w:rPr>
-        <w:t xml:space="preserve">; </w:t>
-      </w:r>
-      <w:hyperlink r:id="rId58">
-        <w:r>
-          <w:rPr>
-            <w:lang w:val="pt_PT" w:bidi="pt_PT"/>
-          </w:rPr>
-          <w:rPr>
-            <w:color w:val="0000EE"/>
-            <w:u w:val="single"/>
-          </w:rPr>
-          <w:t>2.11</w:t>
-        </w:r>
-      </w:hyperlink>
+      <w:r>
+        <w:rPr>
+          <w:lang w:val="pt_PT" w:bidi="pt_PT"/>
+        </w:rPr>
+        <w:t>18–25</w:t>
+      </w:r>
+      <w:r>
+        <w:rPr>
+          <w:lang w:val="pt_PT" w:bidi="pt_PT"/>
+        </w:rPr>
+        <w:t xml:space="preserve">; </w:t>
+      </w:r>
+      <w:r>
+        <w:rPr>
+          <w:lang w:val="pt_PT" w:bidi="pt_PT"/>
+        </w:rPr>
+        <w:t>2.11</w:t>
+      </w:r>
       <w:r>
         <w:rPr>
           <w:lang w:val="pt_PT" w:bidi="pt_PT"/>
         </w:rPr>
         <w:t>,</w:t>
       </w:r>
-      <w:hyperlink r:id="rId59">
-        <w:r>
-          <w:rPr>
-            <w:lang w:val="pt_PT" w:bidi="pt_PT"/>
-          </w:rPr>
-          <w:rPr>
-            <w:color w:val="0000EE"/>
-            <w:u w:val="single"/>
-          </w:rPr>
-          <w:t>13–23</w:t>
-        </w:r>
-      </w:hyperlink>
-      <w:r>
-        <w:rPr>
-          <w:lang w:val="pt_PT" w:bidi="pt_PT"/>
-        </w:rPr>
-        <w:t xml:space="preserve">; </w:t>
-      </w:r>
-      <w:hyperlink r:id="rId60">
-        <w:r>
-          <w:rPr>
-            <w:lang w:val="pt_PT" w:bidi="pt_PT"/>
-          </w:rPr>
-          <w:rPr>
-            <w:color w:val="0000EE"/>
-            <w:u w:val="single"/>
-          </w:rPr>
-          <w:t>Lucas 1.26–2.51</w:t>
-        </w:r>
-      </w:hyperlink>
-      <w:r>
-        <w:rPr>
-          <w:lang w:val="pt_PT" w:bidi="pt_PT"/>
-        </w:rPr>
-        <w:t xml:space="preserve">; </w:t>
-      </w:r>
-      <w:hyperlink r:id="rId61">
-        <w:r>
-          <w:rPr>
-            <w:lang w:val="pt_PT" w:bidi="pt_PT"/>
-          </w:rPr>
-          <w:rPr>
-            <w:color w:val="0000EE"/>
-            <w:u w:val="single"/>
-          </w:rPr>
-          <w:t>João 19.25–27</w:t>
-        </w:r>
-      </w:hyperlink>
-      <w:r>
-        <w:rPr>
-          <w:lang w:val="pt_PT" w:bidi="pt_PT"/>
-        </w:rPr>
-        <w:t xml:space="preserve">; </w:t>
-      </w:r>
-      <w:hyperlink r:id="rId55">
-        <w:r>
-          <w:rPr>
-            <w:lang w:val="pt_PT" w:bidi="pt_PT"/>
-          </w:rPr>
-          <w:rPr>
-            <w:color w:val="0000EE"/>
-            <w:u w:val="single"/>
-          </w:rPr>
-          <w:t>Atos 1.14</w:t>
-        </w:r>
-      </w:hyperlink>
+      <w:r>
+        <w:rPr>
+          <w:lang w:val="pt_PT" w:bidi="pt_PT"/>
+        </w:rPr>
+        <w:t>13–23</w:t>
+      </w:r>
+      <w:r>
+        <w:rPr>
+          <w:lang w:val="pt_PT" w:bidi="pt_PT"/>
+        </w:rPr>
+        <w:t xml:space="preserve">; </w:t>
+      </w:r>
+      <w:r>
+        <w:rPr>
+          <w:lang w:val="pt_PT" w:bidi="pt_PT"/>
+        </w:rPr>
+        <w:t>Lucas 1.26–2.51</w:t>
+      </w:r>
+      <w:r>
+        <w:rPr>
+          <w:lang w:val="pt_PT" w:bidi="pt_PT"/>
+        </w:rPr>
+        <w:t xml:space="preserve">; </w:t>
+      </w:r>
+      <w:r>
+        <w:rPr>
+          <w:lang w:val="pt_PT" w:bidi="pt_PT"/>
+        </w:rPr>
+        <w:t>João 19.25–27</w:t>
+      </w:r>
+      <w:r>
+        <w:rPr>
+          <w:lang w:val="pt_PT" w:bidi="pt_PT"/>
+        </w:rPr>
+        <w:t xml:space="preserve">; </w:t>
+      </w:r>
+      <w:r>
+        <w:rPr>
+          <w:lang w:val="pt_PT" w:bidi="pt_PT"/>
+        </w:rPr>
+        <w:t>Atos 1.14</w:t>
+      </w:r>
       <w:r>
         <w:rPr>
           <w:lang w:val="pt_PT" w:bidi="pt_PT"/>
@@ -1635,18 +1317,12 @@
         </w:rPr>
         <w:t xml:space="preserve">As irmãs Marta e Maria viviam com seu irmão Lázaro em Betânia, perto de Jerusalém. Jesus amava essa família e passava tempo com eles. Os Evangelhos de Lucas e João mencionam Marta e Maria, enquanto Lázaro aparece apenas em João. Este Lázaro não é o mendigo de </w:t>
       </w:r>
-      <w:hyperlink r:id="rId62">
-        <w:r>
-          <w:rPr>
-            <w:lang w:val="pt_PT" w:bidi="pt_PT"/>
-          </w:rPr>
-          <w:rPr>
-            <w:color w:val="0000EE"/>
-            <w:u w:val="single"/>
-          </w:rPr>
-          <w:t>Lucas 16.19–31</w:t>
-        </w:r>
-      </w:hyperlink>
+      <w:r>
+        <w:rPr>
+          <w:lang w:val="pt_PT" w:bidi="pt_PT"/>
+        </w:rPr>
+        <w:t>Lucas 16.19–31</w:t>
+      </w:r>
       <w:r>
         <w:rPr>
           <w:lang w:val="pt_PT" w:bidi="pt_PT"/>
@@ -1667,18 +1343,12 @@
         </w:rPr>
         <w:t>O relato de Lucas sobre essas duas irmãs (</w:t>
       </w:r>
-      <w:hyperlink r:id="rId63">
-        <w:r>
-          <w:rPr>
-            <w:lang w:val="pt_PT" w:bidi="pt_PT"/>
-          </w:rPr>
-          <w:rPr>
-            <w:color w:val="0000EE"/>
-            <w:u w:val="single"/>
-          </w:rPr>
-          <w:t>Lc 10.38–42</w:t>
-        </w:r>
-      </w:hyperlink>
+      <w:r>
+        <w:rPr>
+          <w:lang w:val="pt_PT" w:bidi="pt_PT"/>
+        </w:rPr>
+        <w:t>Lc 10.38–42</w:t>
+      </w:r>
       <w:r>
         <w:rPr>
           <w:lang w:val="pt_PT" w:bidi="pt_PT"/>
@@ -1699,72 +1369,48 @@
         </w:rPr>
         <w:t>O Evangelho de João narra a história de Jesus ressuscitando Lázaro dos mortos (</w:t>
       </w:r>
-      <w:hyperlink r:id="rId64">
-        <w:r>
-          <w:rPr>
-            <w:lang w:val="pt_PT" w:bidi="pt_PT"/>
-          </w:rPr>
-          <w:rPr>
-            <w:color w:val="0000EE"/>
-            <w:u w:val="single"/>
-          </w:rPr>
-          <w:t>Jo 11.1–44</w:t>
-        </w:r>
-      </w:hyperlink>
+      <w:r>
+        <w:rPr>
+          <w:lang w:val="pt_PT" w:bidi="pt_PT"/>
+        </w:rPr>
+        <w:t>Jo 11.1–44</w:t>
+      </w:r>
       <w:r>
         <w:rPr>
           <w:lang w:val="pt_PT" w:bidi="pt_PT"/>
         </w:rPr>
         <w:t>). Jesus chegou a Betânia quatro dias após a morte de Lázaro. As irmãs estavam chateadas porque Jesus não tinha vindo mais cedo para curar o irmão delas. Jesus ficou profundamente comovido com as lágrimas da família e dos amigos. Ele foi ao túmulo e disse a Lázaro para sair. Para surpresa de todos, Lázaro saiu, ainda envolto em panos funerários. Este milagre mostra Jesus como o doador da vida eterna (</w:t>
       </w:r>
-      <w:hyperlink r:id="rId65">
-        <w:r>
-          <w:rPr>
-            <w:lang w:val="pt_PT" w:bidi="pt_PT"/>
-          </w:rPr>
-          <w:rPr>
-            <w:color w:val="0000EE"/>
-            <w:u w:val="single"/>
-          </w:rPr>
-          <w:t>Jo 11.25–26</w:t>
-        </w:r>
-      </w:hyperlink>
+      <w:r>
+        <w:rPr>
+          <w:lang w:val="pt_PT" w:bidi="pt_PT"/>
+        </w:rPr>
+        <w:t>Jo 11.25–26</w:t>
+      </w:r>
       <w:r>
         <w:rPr>
           <w:lang w:val="pt_PT" w:bidi="pt_PT"/>
         </w:rPr>
         <w:t>). Ironicamente, este ato também levou os líderes judeus a planejar a morte de Jesus porque muitas pessoas acreditaram nos milagres de Jesus (</w:t>
       </w:r>
-      <w:hyperlink r:id="rId66">
-        <w:r>
-          <w:rPr>
-            <w:lang w:val="pt_PT" w:bidi="pt_PT"/>
-          </w:rPr>
-          <w:rPr>
-            <w:color w:val="0000EE"/>
-            <w:u w:val="single"/>
-          </w:rPr>
-          <w:t>Jo 11.47–53</w:t>
-        </w:r>
-      </w:hyperlink>
-      <w:r>
-        <w:rPr>
-          <w:lang w:val="pt_PT" w:bidi="pt_PT"/>
-        </w:rPr>
-        <w:t xml:space="preserve">; </w:t>
-      </w:r>
-      <w:hyperlink r:id="rId67">
-        <w:r>
-          <w:rPr>
-            <w:lang w:val="pt_PT" w:bidi="pt_PT"/>
-          </w:rPr>
-          <w:rPr>
-            <w:color w:val="0000EE"/>
-            <w:u w:val="single"/>
-          </w:rPr>
-          <w:t>12.10–11</w:t>
-        </w:r>
-      </w:hyperlink>
+      <w:r>
+        <w:rPr>
+          <w:lang w:val="pt_PT" w:bidi="pt_PT"/>
+        </w:rPr>
+        <w:t>Jo 11.47–53</w:t>
+      </w:r>
+      <w:r>
+        <w:rPr>
+          <w:lang w:val="pt_PT" w:bidi="pt_PT"/>
+        </w:rPr>
+        <w:t xml:space="preserve">; </w:t>
+      </w:r>
+      <w:r>
+        <w:rPr>
+          <w:lang w:val="pt_PT" w:bidi="pt_PT"/>
+        </w:rPr>
+        <w:t>12.10–11</w:t>
+      </w:r>
       <w:r>
         <w:rPr>
           <w:lang w:val="pt_PT" w:bidi="pt_PT"/>
@@ -1785,54 +1431,36 @@
         </w:rPr>
         <w:t>Pouco depois, a família convidou Jesus para sua casa para uma refeição de celebração. Maria derramou um frasco de perfume muito caro sobre Jesus. Quando as pessoas a criticaram por desperdiçá-lo, Jesus a defendeu. Ele disse que sua ação antecipava sua morte iminente (</w:t>
       </w:r>
-      <w:hyperlink r:id="rId68">
-        <w:r>
-          <w:rPr>
-            <w:lang w:val="pt_PT" w:bidi="pt_PT"/>
-          </w:rPr>
-          <w:rPr>
-            <w:color w:val="0000EE"/>
-            <w:u w:val="single"/>
-          </w:rPr>
-          <w:t>Jo 12.1–8</w:t>
-        </w:r>
-      </w:hyperlink>
+      <w:r>
+        <w:rPr>
+          <w:lang w:val="pt_PT" w:bidi="pt_PT"/>
+        </w:rPr>
+        <w:t>Jo 12.1–8</w:t>
+      </w:r>
       <w:r>
         <w:rPr>
           <w:lang w:val="pt_PT" w:bidi="pt_PT"/>
         </w:rPr>
         <w:t xml:space="preserve">; veja também </w:t>
       </w:r>
-      <w:hyperlink r:id="rId69">
-        <w:r>
-          <w:rPr>
-            <w:lang w:val="pt_PT" w:bidi="pt_PT"/>
-          </w:rPr>
-          <w:rPr>
-            <w:color w:val="0000EE"/>
-            <w:u w:val="single"/>
-          </w:rPr>
-          <w:t>Mt 26.6–13</w:t>
-        </w:r>
-      </w:hyperlink>
-      <w:r>
-        <w:rPr>
-          <w:lang w:val="pt_PT" w:bidi="pt_PT"/>
-        </w:rPr>
-        <w:t xml:space="preserve">; </w:t>
-      </w:r>
-      <w:hyperlink r:id="rId70">
-        <w:r>
-          <w:rPr>
-            <w:lang w:val="pt_PT" w:bidi="pt_PT"/>
-          </w:rPr>
-          <w:rPr>
-            <w:color w:val="0000EE"/>
-            <w:u w:val="single"/>
-          </w:rPr>
-          <w:t>Mc 14.3–9</w:t>
-        </w:r>
-      </w:hyperlink>
+      <w:r>
+        <w:rPr>
+          <w:lang w:val="pt_PT" w:bidi="pt_PT"/>
+        </w:rPr>
+        <w:t>Mt 26.6–13</w:t>
+      </w:r>
+      <w:r>
+        <w:rPr>
+          <w:lang w:val="pt_PT" w:bidi="pt_PT"/>
+        </w:rPr>
+        <w:t xml:space="preserve">; </w:t>
+      </w:r>
+      <w:r>
+        <w:rPr>
+          <w:lang w:val="pt_PT" w:bidi="pt_PT"/>
+        </w:rPr>
+        <w:t>Mc 14.3–9</w:t>
+      </w:r>
       <w:r>
         <w:rPr>
           <w:lang w:val="pt_PT" w:bidi="pt_PT"/>
@@ -1862,108 +1490,72 @@
           <w:lang w:val="pt_PT" w:bidi="pt_PT"/>
         </w:rPr>
       </w:r>
-      <w:hyperlink r:id="rId69">
-        <w:r>
-          <w:rPr>
-            <w:lang w:val="pt_PT" w:bidi="pt_PT"/>
-          </w:rPr>
-          <w:rPr>
-            <w:color w:val="0000EE"/>
-            <w:u w:val="single"/>
-          </w:rPr>
-          <w:t>Mateus 26.6–13</w:t>
-        </w:r>
-      </w:hyperlink>
-      <w:r>
-        <w:rPr>
-          <w:lang w:val="pt_PT" w:bidi="pt_PT"/>
-        </w:rPr>
-        <w:t xml:space="preserve">; </w:t>
-      </w:r>
-      <w:hyperlink r:id="rId70">
-        <w:r>
-          <w:rPr>
-            <w:lang w:val="pt_PT" w:bidi="pt_PT"/>
-          </w:rPr>
-          <w:rPr>
-            <w:color w:val="0000EE"/>
-            <w:u w:val="single"/>
-          </w:rPr>
-          <w:t>Marcos 14.3–9</w:t>
-        </w:r>
-      </w:hyperlink>
-      <w:r>
-        <w:rPr>
-          <w:lang w:val="pt_PT" w:bidi="pt_PT"/>
-        </w:rPr>
-        <w:t xml:space="preserve">; </w:t>
-      </w:r>
-      <w:hyperlink r:id="rId63">
-        <w:r>
-          <w:rPr>
-            <w:lang w:val="pt_PT" w:bidi="pt_PT"/>
-          </w:rPr>
-          <w:rPr>
-            <w:color w:val="0000EE"/>
-            <w:u w:val="single"/>
-          </w:rPr>
-          <w:t>Lucas 10.38–42</w:t>
-        </w:r>
-      </w:hyperlink>
-      <w:r>
-        <w:rPr>
-          <w:lang w:val="pt_PT" w:bidi="pt_PT"/>
-        </w:rPr>
-        <w:t xml:space="preserve">; </w:t>
-      </w:r>
-      <w:hyperlink r:id="rId64">
-        <w:r>
-          <w:rPr>
-            <w:lang w:val="pt_PT" w:bidi="pt_PT"/>
-          </w:rPr>
-          <w:rPr>
-            <w:color w:val="0000EE"/>
-            <w:u w:val="single"/>
-          </w:rPr>
-          <w:t>João 11.1–44</w:t>
-        </w:r>
-      </w:hyperlink>
-      <w:r>
-        <w:rPr>
-          <w:lang w:val="pt_PT" w:bidi="pt_PT"/>
-        </w:rPr>
-        <w:t xml:space="preserve">; </w:t>
-      </w:r>
-      <w:hyperlink r:id="rId71">
-        <w:r>
-          <w:rPr>
-            <w:lang w:val="pt_PT" w:bidi="pt_PT"/>
-          </w:rPr>
-          <w:rPr>
-            <w:color w:val="0000EE"/>
-            <w:u w:val="single"/>
-          </w:rPr>
-          <w:t>12.1–11</w:t>
-        </w:r>
-      </w:hyperlink>
+      <w:r>
+        <w:rPr>
+          <w:lang w:val="pt_PT" w:bidi="pt_PT"/>
+        </w:rPr>
+        <w:t>Mateus 26.6–13</w:t>
+      </w:r>
+      <w:r>
+        <w:rPr>
+          <w:lang w:val="pt_PT" w:bidi="pt_PT"/>
+        </w:rPr>
+        <w:t xml:space="preserve">; </w:t>
+      </w:r>
+      <w:r>
+        <w:rPr>
+          <w:lang w:val="pt_PT" w:bidi="pt_PT"/>
+        </w:rPr>
+        <w:t>Marcos 14.3–9</w:t>
+      </w:r>
+      <w:r>
+        <w:rPr>
+          <w:lang w:val="pt_PT" w:bidi="pt_PT"/>
+        </w:rPr>
+        <w:t xml:space="preserve">; </w:t>
+      </w:r>
+      <w:r>
+        <w:rPr>
+          <w:lang w:val="pt_PT" w:bidi="pt_PT"/>
+        </w:rPr>
+        <w:t>Lucas 10.38–42</w:t>
+      </w:r>
+      <w:r>
+        <w:rPr>
+          <w:lang w:val="pt_PT" w:bidi="pt_PT"/>
+        </w:rPr>
+        <w:t xml:space="preserve">; </w:t>
+      </w:r>
+      <w:r>
+        <w:rPr>
+          <w:lang w:val="pt_PT" w:bidi="pt_PT"/>
+        </w:rPr>
+        <w:t>João 11.1–44</w:t>
+      </w:r>
+      <w:r>
+        <w:rPr>
+          <w:lang w:val="pt_PT" w:bidi="pt_PT"/>
+        </w:rPr>
+        <w:t xml:space="preserve">; </w:t>
+      </w:r>
+      <w:r>
+        <w:rPr>
+          <w:lang w:val="pt_PT" w:bidi="pt_PT"/>
+        </w:rPr>
+        <w:t>12.1–11</w:t>
+      </w:r>
       <w:r>
         <w:rPr>
           <w:lang w:val="pt_PT" w:bidi="pt_PT"/>
         </w:rPr>
         <w:t>,</w:t>
       </w:r>
-      <w:hyperlink r:id="rId72">
-        <w:r>
-          <w:rPr>
-            <w:lang w:val="pt_PT" w:bidi="pt_PT"/>
-          </w:rPr>
-          <w:rPr>
-            <w:color w:val="0000EE"/>
-            <w:u w:val="single"/>
-          </w:rPr>
-          <w:t>17</w:t>
-        </w:r>
-      </w:hyperlink>
+      <w:r>
+        <w:rPr>
+          <w:lang w:val="pt_PT" w:bidi="pt_PT"/>
+        </w:rPr>
+        <w:t>17</w:t>
+      </w:r>
       <w:r>
         <w:rPr>
           <w:lang w:val="pt_PT" w:bidi="pt_PT"/>
@@ -2026,144 +1618,96 @@
         </w:rPr>
         <w:t>Ele é chamado de Mateus em todas as listas dos apóstolos (</w:t>
       </w:r>
-      <w:hyperlink r:id="rId73">
-        <w:r>
-          <w:rPr>
-            <w:lang w:val="pt_PT" w:bidi="pt_PT"/>
-          </w:rPr>
-          <w:rPr>
-            <w:color w:val="0000EE"/>
-            <w:u w:val="single"/>
-          </w:rPr>
-          <w:t>Mt 10.3</w:t>
-        </w:r>
-      </w:hyperlink>
-      <w:r>
-        <w:rPr>
-          <w:lang w:val="pt_PT" w:bidi="pt_PT"/>
-        </w:rPr>
-        <w:t xml:space="preserve">; </w:t>
-      </w:r>
-      <w:hyperlink r:id="rId74">
-        <w:r>
-          <w:rPr>
-            <w:lang w:val="pt_PT" w:bidi="pt_PT"/>
-          </w:rPr>
-          <w:rPr>
-            <w:color w:val="0000EE"/>
-            <w:u w:val="single"/>
-          </w:rPr>
-          <w:t>Mc 3.18</w:t>
-        </w:r>
-      </w:hyperlink>
-      <w:r>
-        <w:rPr>
-          <w:lang w:val="pt_PT" w:bidi="pt_PT"/>
-        </w:rPr>
-        <w:t xml:space="preserve">; </w:t>
-      </w:r>
-      <w:hyperlink r:id="rId75">
-        <w:r>
-          <w:rPr>
-            <w:lang w:val="pt_PT" w:bidi="pt_PT"/>
-          </w:rPr>
-          <w:rPr>
-            <w:color w:val="0000EE"/>
-            <w:u w:val="single"/>
-          </w:rPr>
-          <w:t>Lc 6.15</w:t>
-        </w:r>
-      </w:hyperlink>
-      <w:r>
-        <w:rPr>
-          <w:lang w:val="pt_PT" w:bidi="pt_PT"/>
-        </w:rPr>
-        <w:t xml:space="preserve">; </w:t>
-      </w:r>
-      <w:hyperlink r:id="rId76">
-        <w:r>
-          <w:rPr>
-            <w:lang w:val="pt_PT" w:bidi="pt_PT"/>
-          </w:rPr>
-          <w:rPr>
-            <w:color w:val="0000EE"/>
-            <w:u w:val="single"/>
-          </w:rPr>
-          <w:t>At 1.13</w:t>
-        </w:r>
-      </w:hyperlink>
+      <w:r>
+        <w:rPr>
+          <w:lang w:val="pt_PT" w:bidi="pt_PT"/>
+        </w:rPr>
+        <w:t>Mt 10.3</w:t>
+      </w:r>
+      <w:r>
+        <w:rPr>
+          <w:lang w:val="pt_PT" w:bidi="pt_PT"/>
+        </w:rPr>
+        <w:t xml:space="preserve">; </w:t>
+      </w:r>
+      <w:r>
+        <w:rPr>
+          <w:lang w:val="pt_PT" w:bidi="pt_PT"/>
+        </w:rPr>
+        <w:t>Mc 3.18</w:t>
+      </w:r>
+      <w:r>
+        <w:rPr>
+          <w:lang w:val="pt_PT" w:bidi="pt_PT"/>
+        </w:rPr>
+        <w:t xml:space="preserve">; </w:t>
+      </w:r>
+      <w:r>
+        <w:rPr>
+          <w:lang w:val="pt_PT" w:bidi="pt_PT"/>
+        </w:rPr>
+        <w:t>Lc 6.15</w:t>
+      </w:r>
+      <w:r>
+        <w:rPr>
+          <w:lang w:val="pt_PT" w:bidi="pt_PT"/>
+        </w:rPr>
+        <w:t xml:space="preserve">; </w:t>
+      </w:r>
+      <w:r>
+        <w:rPr>
+          <w:lang w:val="pt_PT" w:bidi="pt_PT"/>
+        </w:rPr>
+        <w:t>At 1.13</w:t>
+      </w:r>
       <w:r>
         <w:rPr>
           <w:lang w:val="pt_PT" w:bidi="pt_PT"/>
         </w:rPr>
         <w:t>). No entanto, em dois relatos de seu chamado, ele é referido como Levi, seu outro nome (</w:t>
       </w:r>
-      <w:hyperlink r:id="rId77">
-        <w:r>
-          <w:rPr>
-            <w:lang w:val="pt_PT" w:bidi="pt_PT"/>
-          </w:rPr>
-          <w:rPr>
-            <w:color w:val="0000EE"/>
-            <w:u w:val="single"/>
-          </w:rPr>
-          <w:t>Mc 2.14–15</w:t>
-        </w:r>
-      </w:hyperlink>
-      <w:r>
-        <w:rPr>
-          <w:lang w:val="pt_PT" w:bidi="pt_PT"/>
-        </w:rPr>
-        <w:t xml:space="preserve">; </w:t>
-      </w:r>
-      <w:hyperlink r:id="rId78">
-        <w:r>
-          <w:rPr>
-            <w:lang w:val="pt_PT" w:bidi="pt_PT"/>
-          </w:rPr>
-          <w:rPr>
-            <w:color w:val="0000EE"/>
-            <w:u w:val="single"/>
-          </w:rPr>
-          <w:t>Lc 5.27–29</w:t>
-        </w:r>
-      </w:hyperlink>
+      <w:r>
+        <w:rPr>
+          <w:lang w:val="pt_PT" w:bidi="pt_PT"/>
+        </w:rPr>
+        <w:t>Mc 2.14–15</w:t>
+      </w:r>
+      <w:r>
+        <w:rPr>
+          <w:lang w:val="pt_PT" w:bidi="pt_PT"/>
+        </w:rPr>
+        <w:t xml:space="preserve">; </w:t>
+      </w:r>
+      <w:r>
+        <w:rPr>
+          <w:lang w:val="pt_PT" w:bidi="pt_PT"/>
+        </w:rPr>
+        <w:t>Lc 5.27–29</w:t>
+      </w:r>
       <w:r>
         <w:rPr>
           <w:lang w:val="pt_PT" w:bidi="pt_PT"/>
         </w:rPr>
         <w:t xml:space="preserve">; compare </w:t>
       </w:r>
-      <w:hyperlink r:id="rId79">
-        <w:r>
-          <w:rPr>
-            <w:lang w:val="pt_PT" w:bidi="pt_PT"/>
-          </w:rPr>
-          <w:rPr>
-            <w:color w:val="0000EE"/>
-            <w:u w:val="single"/>
-          </w:rPr>
-          <w:t>Mt 9.9–10</w:t>
-        </w:r>
-      </w:hyperlink>
+      <w:r>
+        <w:rPr>
+          <w:lang w:val="pt_PT" w:bidi="pt_PT"/>
+        </w:rPr>
+        <w:t>Mt 9.9–10</w:t>
+      </w:r>
       <w:r>
         <w:rPr>
           <w:lang w:val="pt_PT" w:bidi="pt_PT"/>
         </w:rPr>
         <w:t>). Seu pai era Alfeu (</w:t>
       </w:r>
-      <w:hyperlink r:id="rId80">
-        <w:r>
-          <w:rPr>
-            <w:lang w:val="pt_PT" w:bidi="pt_PT"/>
-          </w:rPr>
-          <w:rPr>
-            <w:color w:val="0000EE"/>
-            <w:u w:val="single"/>
-          </w:rPr>
-          <w:t>Mc 2.14</w:t>
-        </w:r>
-      </w:hyperlink>
+      <w:r>
+        <w:rPr>
+          <w:lang w:val="pt_PT" w:bidi="pt_PT"/>
+        </w:rPr>
+        <w:t>Mc 2.14</w:t>
+      </w:r>
       <w:r>
         <w:rPr>
           <w:lang w:val="pt_PT" w:bidi="pt_PT"/>
@@ -2184,72 +1728,48 @@
         </w:rPr>
         <w:t>Os judeus que coletavam impostos para os romanos eram frequentemente vistos como pecadores por outros judeus. Eles ganhavam dinheiro trabalhando para as forças de ocupação e praticavam extorsão legal. É significativo que Jesus tenha escolhido um coletor de impostos para ser um de seus seguidores. Quando os fariseus criticaram Jesus por aceitar o convite para jantar de Mateus e comer com coletores de impostos e outros pecadores, Jesus usou o momento para ensinar sobre compaixão. Ele enfatizou que veio para os pecadores, não para aqueles que se viam como justos (</w:t>
       </w:r>
-      <w:hyperlink r:id="rId81">
-        <w:r>
-          <w:rPr>
-            <w:lang w:val="pt_PT" w:bidi="pt_PT"/>
-          </w:rPr>
-          <w:rPr>
-            <w:color w:val="0000EE"/>
-            <w:u w:val="single"/>
-          </w:rPr>
-          <w:t>Mt 9.9–13</w:t>
-        </w:r>
-      </w:hyperlink>
-      <w:r>
-        <w:rPr>
-          <w:lang w:val="pt_PT" w:bidi="pt_PT"/>
-        </w:rPr>
-        <w:t xml:space="preserve">; </w:t>
-      </w:r>
-      <w:hyperlink r:id="rId82">
-        <w:r>
-          <w:rPr>
-            <w:lang w:val="pt_PT" w:bidi="pt_PT"/>
-          </w:rPr>
-          <w:rPr>
-            <w:color w:val="0000EE"/>
-            <w:u w:val="single"/>
-          </w:rPr>
-          <w:t>Mc 2.14–17</w:t>
-        </w:r>
-      </w:hyperlink>
-      <w:r>
-        <w:rPr>
-          <w:lang w:val="pt_PT" w:bidi="pt_PT"/>
-        </w:rPr>
-        <w:t xml:space="preserve">; </w:t>
-      </w:r>
-      <w:hyperlink r:id="rId83">
-        <w:r>
-          <w:rPr>
-            <w:lang w:val="pt_PT" w:bidi="pt_PT"/>
-          </w:rPr>
-          <w:rPr>
-            <w:color w:val="0000EE"/>
-            <w:u w:val="single"/>
-          </w:rPr>
-          <w:t>Lc 5.27–32</w:t>
-        </w:r>
-      </w:hyperlink>
+      <w:r>
+        <w:rPr>
+          <w:lang w:val="pt_PT" w:bidi="pt_PT"/>
+        </w:rPr>
+        <w:t>Mt 9.9–13</w:t>
+      </w:r>
+      <w:r>
+        <w:rPr>
+          <w:lang w:val="pt_PT" w:bidi="pt_PT"/>
+        </w:rPr>
+        <w:t xml:space="preserve">; </w:t>
+      </w:r>
+      <w:r>
+        <w:rPr>
+          <w:lang w:val="pt_PT" w:bidi="pt_PT"/>
+        </w:rPr>
+        <w:t>Mc 2.14–17</w:t>
+      </w:r>
+      <w:r>
+        <w:rPr>
+          <w:lang w:val="pt_PT" w:bidi="pt_PT"/>
+        </w:rPr>
+        <w:t xml:space="preserve">; </w:t>
+      </w:r>
+      <w:r>
+        <w:rPr>
+          <w:lang w:val="pt_PT" w:bidi="pt_PT"/>
+        </w:rPr>
+        <w:t>Lc 5.27–32</w:t>
+      </w:r>
       <w:r>
         <w:rPr>
           <w:lang w:val="pt_PT" w:bidi="pt_PT"/>
         </w:rPr>
         <w:t>). Mateus imediatamente seguiu o chamado de Jesus, deixando tudo para trás (</w:t>
       </w:r>
-      <w:hyperlink r:id="rId84">
-        <w:r>
-          <w:rPr>
-            <w:lang w:val="pt_PT" w:bidi="pt_PT"/>
-          </w:rPr>
-          <w:rPr>
-            <w:color w:val="0000EE"/>
-            <w:u w:val="single"/>
-          </w:rPr>
-          <w:t>Lc 5.28</w:t>
-        </w:r>
-      </w:hyperlink>
+      <w:r>
+        <w:rPr>
+          <w:lang w:val="pt_PT" w:bidi="pt_PT"/>
+        </w:rPr>
+        <w:t>Lc 5.28</w:t>
+      </w:r>
       <w:r>
         <w:rPr>
           <w:lang w:val="pt_PT" w:bidi="pt_PT"/>
@@ -2293,126 +1813,84 @@
           <w:lang w:val="pt_PT" w:bidi="pt_PT"/>
         </w:rPr>
       </w:r>
-      <w:hyperlink r:id="rId79">
-        <w:r>
-          <w:rPr>
-            <w:lang w:val="pt_PT" w:bidi="pt_PT"/>
-          </w:rPr>
-          <w:rPr>
-            <w:color w:val="0000EE"/>
-            <w:u w:val="single"/>
-          </w:rPr>
-          <w:t>Mateus 9.9–10</w:t>
-        </w:r>
-      </w:hyperlink>
-      <w:r>
-        <w:rPr>
-          <w:lang w:val="pt_PT" w:bidi="pt_PT"/>
-        </w:rPr>
-        <w:t xml:space="preserve">; </w:t>
-      </w:r>
-      <w:hyperlink r:id="rId73">
-        <w:r>
-          <w:rPr>
-            <w:lang w:val="pt_PT" w:bidi="pt_PT"/>
-          </w:rPr>
-          <w:rPr>
-            <w:color w:val="0000EE"/>
-            <w:u w:val="single"/>
-          </w:rPr>
-          <w:t>10.3</w:t>
-        </w:r>
-      </w:hyperlink>
-      <w:r>
-        <w:rPr>
-          <w:lang w:val="pt_PT" w:bidi="pt_PT"/>
-        </w:rPr>
-        <w:t xml:space="preserve">; </w:t>
-      </w:r>
-      <w:hyperlink r:id="rId77">
-        <w:r>
-          <w:rPr>
-            <w:lang w:val="pt_PT" w:bidi="pt_PT"/>
-          </w:rPr>
-          <w:rPr>
-            <w:color w:val="0000EE"/>
-            <w:u w:val="single"/>
-          </w:rPr>
-          <w:t>Marcos 2.14–15</w:t>
-        </w:r>
-      </w:hyperlink>
-      <w:r>
-        <w:rPr>
-          <w:lang w:val="pt_PT" w:bidi="pt_PT"/>
-        </w:rPr>
-        <w:t xml:space="preserve">; </w:t>
-      </w:r>
-      <w:hyperlink r:id="rId74">
-        <w:r>
-          <w:rPr>
-            <w:lang w:val="pt_PT" w:bidi="pt_PT"/>
-          </w:rPr>
-          <w:rPr>
-            <w:color w:val="0000EE"/>
-            <w:u w:val="single"/>
-          </w:rPr>
-          <w:t>3.18</w:t>
-        </w:r>
-      </w:hyperlink>
-      <w:r>
-        <w:rPr>
-          <w:lang w:val="pt_PT" w:bidi="pt_PT"/>
-        </w:rPr>
-        <w:t xml:space="preserve">; </w:t>
-      </w:r>
-      <w:hyperlink r:id="rId78">
-        <w:r>
-          <w:rPr>
-            <w:lang w:val="pt_PT" w:bidi="pt_PT"/>
-          </w:rPr>
-          <w:rPr>
-            <w:color w:val="0000EE"/>
-            <w:u w:val="single"/>
-          </w:rPr>
-          <w:t>Lucas 5.27–29</w:t>
-        </w:r>
-      </w:hyperlink>
-      <w:r>
-        <w:rPr>
-          <w:lang w:val="pt_PT" w:bidi="pt_PT"/>
-        </w:rPr>
-        <w:t xml:space="preserve">; </w:t>
-      </w:r>
-      <w:hyperlink r:id="rId75">
-        <w:r>
-          <w:rPr>
-            <w:lang w:val="pt_PT" w:bidi="pt_PT"/>
-          </w:rPr>
-          <w:rPr>
-            <w:color w:val="0000EE"/>
-            <w:u w:val="single"/>
-          </w:rPr>
-          <w:t>6.15</w:t>
-        </w:r>
-      </w:hyperlink>
-      <w:r>
-        <w:rPr>
-          <w:lang w:val="pt_PT" w:bidi="pt_PT"/>
-        </w:rPr>
-        <w:t xml:space="preserve">; </w:t>
-      </w:r>
-      <w:hyperlink r:id="rId76">
-        <w:r>
-          <w:rPr>
-            <w:lang w:val="pt_PT" w:bidi="pt_PT"/>
-          </w:rPr>
-          <w:rPr>
-            <w:color w:val="0000EE"/>
-            <w:u w:val="single"/>
-          </w:rPr>
-          <w:t>Atos 1.13</w:t>
-        </w:r>
-      </w:hyperlink>
+      <w:r>
+        <w:rPr>
+          <w:lang w:val="pt_PT" w:bidi="pt_PT"/>
+        </w:rPr>
+        <w:t>Mateus 9.9–10</w:t>
+      </w:r>
+      <w:r>
+        <w:rPr>
+          <w:lang w:val="pt_PT" w:bidi="pt_PT"/>
+        </w:rPr>
+        <w:t xml:space="preserve">; </w:t>
+      </w:r>
+      <w:r>
+        <w:rPr>
+          <w:lang w:val="pt_PT" w:bidi="pt_PT"/>
+        </w:rPr>
+        <w:t>10.3</w:t>
+      </w:r>
+      <w:r>
+        <w:rPr>
+          <w:lang w:val="pt_PT" w:bidi="pt_PT"/>
+        </w:rPr>
+        <w:t xml:space="preserve">; </w:t>
+      </w:r>
+      <w:r>
+        <w:rPr>
+          <w:lang w:val="pt_PT" w:bidi="pt_PT"/>
+        </w:rPr>
+        <w:t>Marcos 2.14–15</w:t>
+      </w:r>
+      <w:r>
+        <w:rPr>
+          <w:lang w:val="pt_PT" w:bidi="pt_PT"/>
+        </w:rPr>
+        <w:t xml:space="preserve">; </w:t>
+      </w:r>
+      <w:r>
+        <w:rPr>
+          <w:lang w:val="pt_PT" w:bidi="pt_PT"/>
+        </w:rPr>
+        <w:t>3.18</w:t>
+      </w:r>
+      <w:r>
+        <w:rPr>
+          <w:lang w:val="pt_PT" w:bidi="pt_PT"/>
+        </w:rPr>
+        <w:t xml:space="preserve">; </w:t>
+      </w:r>
+      <w:r>
+        <w:rPr>
+          <w:lang w:val="pt_PT" w:bidi="pt_PT"/>
+        </w:rPr>
+        <w:t>Lucas 5.27–29</w:t>
+      </w:r>
+      <w:r>
+        <w:rPr>
+          <w:lang w:val="pt_PT" w:bidi="pt_PT"/>
+        </w:rPr>
+        <w:t xml:space="preserve">; </w:t>
+      </w:r>
+      <w:r>
+        <w:rPr>
+          <w:lang w:val="pt_PT" w:bidi="pt_PT"/>
+        </w:rPr>
+        <w:t>6.15</w:t>
+      </w:r>
+      <w:r>
+        <w:rPr>
+          <w:lang w:val="pt_PT" w:bidi="pt_PT"/>
+        </w:rPr>
+        <w:t xml:space="preserve">; </w:t>
+      </w:r>
+      <w:r>
+        <w:rPr>
+          <w:lang w:val="pt_PT" w:bidi="pt_PT"/>
+        </w:rPr>
+        <w:t>Atos 1.13</w:t>
+      </w:r>
       <w:r>
         <w:rPr>
           <w:lang w:val="pt_PT" w:bidi="pt_PT"/>
@@ -2475,162 +1953,108 @@
         </w:rPr>
         <w:t>Abraão encontrou Melquisedeque após derrotar quatro reis mesopotâmicos. Os mesopotâmicos haviam invadido Sodoma e Gomorra e capturado o sobrinho de Abraão, Ló (</w:t>
       </w:r>
-      <w:hyperlink r:id="rId85">
-        <w:r>
-          <w:rPr>
-            <w:lang w:val="pt_PT" w:bidi="pt_PT"/>
-          </w:rPr>
-          <w:rPr>
-            <w:color w:val="0000EE"/>
-            <w:u w:val="single"/>
-          </w:rPr>
-          <w:t>Gn 14.1–16</w:t>
-        </w:r>
-      </w:hyperlink>
+      <w:r>
+        <w:rPr>
+          <w:lang w:val="pt_PT" w:bidi="pt_PT"/>
+        </w:rPr>
+        <w:t>Gn 14.1–16</w:t>
+      </w:r>
       <w:r>
         <w:rPr>
           <w:lang w:val="pt_PT" w:bidi="pt_PT"/>
         </w:rPr>
         <w:t xml:space="preserve">). Quando Abraão retornou da batalha, Melquisedeque, rei de Salém (que é Jerusalém; veja </w:t>
       </w:r>
-      <w:hyperlink r:id="rId86">
-        <w:r>
-          <w:rPr>
-            <w:lang w:val="pt_PT" w:bidi="pt_PT"/>
-          </w:rPr>
-          <w:rPr>
-            <w:color w:val="0000EE"/>
-            <w:u w:val="single"/>
-          </w:rPr>
-          <w:t>Salmos 76.2</w:t>
-        </w:r>
-      </w:hyperlink>
+      <w:r>
+        <w:rPr>
+          <w:lang w:val="pt_PT" w:bidi="pt_PT"/>
+        </w:rPr>
+        <w:t>Salmos 76.2</w:t>
+      </w:r>
       <w:r>
         <w:rPr>
           <w:lang w:val="pt_PT" w:bidi="pt_PT"/>
         </w:rPr>
         <w:t xml:space="preserve"> e nota de rodapé lá), estava com os reis gratos da confederação do Mar Morto. Melquisedeque deu a Abraão pão, vinho e sua bênção, agindo como um “sacerdote do Deus Altíssimo” (</w:t>
       </w:r>
-      <w:hyperlink r:id="rId87">
-        <w:r>
-          <w:rPr>
-            <w:lang w:val="pt_PT" w:bidi="pt_PT"/>
-          </w:rPr>
-          <w:rPr>
-            <w:color w:val="0000EE"/>
-            <w:u w:val="single"/>
-          </w:rPr>
-          <w:t>Gn 14.18</w:t>
-        </w:r>
-      </w:hyperlink>
+      <w:r>
+        <w:rPr>
+          <w:lang w:val="pt_PT" w:bidi="pt_PT"/>
+        </w:rPr>
+        <w:t>Gn 14.18</w:t>
+      </w:r>
       <w:r>
         <w:rPr>
           <w:lang w:val="pt_PT" w:bidi="pt_PT"/>
         </w:rPr>
         <w:t xml:space="preserve">), o verdadeiro Deus que criou o céu e a terra (veja </w:t>
       </w:r>
-      <w:hyperlink r:id="rId88">
-        <w:r>
-          <w:rPr>
-            <w:lang w:val="pt_PT" w:bidi="pt_PT"/>
-          </w:rPr>
-          <w:rPr>
-            <w:color w:val="0000EE"/>
-            <w:u w:val="single"/>
-          </w:rPr>
-          <w:t>Sl 7.17</w:t>
-        </w:r>
-      </w:hyperlink>
-      <w:r>
-        <w:rPr>
-          <w:lang w:val="pt_PT" w:bidi="pt_PT"/>
-        </w:rPr>
-        <w:t xml:space="preserve">; </w:t>
-      </w:r>
-      <w:hyperlink r:id="rId89">
-        <w:r>
-          <w:rPr>
-            <w:lang w:val="pt_PT" w:bidi="pt_PT"/>
-          </w:rPr>
-          <w:rPr>
-            <w:color w:val="0000EE"/>
-            <w:u w:val="single"/>
-          </w:rPr>
-          <w:t>47.2</w:t>
-        </w:r>
-      </w:hyperlink>
-      <w:r>
-        <w:rPr>
-          <w:lang w:val="pt_PT" w:bidi="pt_PT"/>
-        </w:rPr>
-        <w:t xml:space="preserve">; </w:t>
-      </w:r>
-      <w:hyperlink r:id="rId90">
-        <w:r>
-          <w:rPr>
-            <w:lang w:val="pt_PT" w:bidi="pt_PT"/>
-          </w:rPr>
-          <w:rPr>
-            <w:color w:val="0000EE"/>
-            <w:u w:val="single"/>
-          </w:rPr>
-          <w:t>57.2</w:t>
-        </w:r>
-      </w:hyperlink>
-      <w:r>
-        <w:rPr>
-          <w:lang w:val="pt_PT" w:bidi="pt_PT"/>
-        </w:rPr>
-        <w:t xml:space="preserve">; </w:t>
-      </w:r>
-      <w:hyperlink r:id="rId91">
-        <w:r>
-          <w:rPr>
-            <w:lang w:val="pt_PT" w:bidi="pt_PT"/>
-          </w:rPr>
-          <w:rPr>
-            <w:color w:val="0000EE"/>
-            <w:u w:val="single"/>
-          </w:rPr>
-          <w:t>78.56</w:t>
-        </w:r>
-      </w:hyperlink>
+      <w:r>
+        <w:rPr>
+          <w:lang w:val="pt_PT" w:bidi="pt_PT"/>
+        </w:rPr>
+        <w:t>Sl 7.17</w:t>
+      </w:r>
+      <w:r>
+        <w:rPr>
+          <w:lang w:val="pt_PT" w:bidi="pt_PT"/>
+        </w:rPr>
+        <w:t xml:space="preserve">; </w:t>
+      </w:r>
+      <w:r>
+        <w:rPr>
+          <w:lang w:val="pt_PT" w:bidi="pt_PT"/>
+        </w:rPr>
+        <w:t>47.2</w:t>
+      </w:r>
+      <w:r>
+        <w:rPr>
+          <w:lang w:val="pt_PT" w:bidi="pt_PT"/>
+        </w:rPr>
+        <w:t xml:space="preserve">; </w:t>
+      </w:r>
+      <w:r>
+        <w:rPr>
+          <w:lang w:val="pt_PT" w:bidi="pt_PT"/>
+        </w:rPr>
+        <w:t>57.2</w:t>
+      </w:r>
+      <w:r>
+        <w:rPr>
+          <w:lang w:val="pt_PT" w:bidi="pt_PT"/>
+        </w:rPr>
+        <w:t xml:space="preserve">; </w:t>
+      </w:r>
+      <w:r>
+        <w:rPr>
+          <w:lang w:val="pt_PT" w:bidi="pt_PT"/>
+        </w:rPr>
+        <w:t>78.56</w:t>
+      </w:r>
       <w:r>
         <w:rPr>
           <w:lang w:val="pt_PT" w:bidi="pt_PT"/>
         </w:rPr>
         <w:t>). Melquisedeque entendeu que Abraão adorava o verdadeiro Deus, e ele louvou a Deus por dar vitória a Abraão (</w:t>
       </w:r>
-      <w:hyperlink r:id="rId92">
-        <w:r>
-          <w:rPr>
-            <w:lang w:val="pt_PT" w:bidi="pt_PT"/>
-          </w:rPr>
-          <w:rPr>
-            <w:color w:val="0000EE"/>
-            <w:u w:val="single"/>
-          </w:rPr>
-          <w:t>Gn 14.19–20</w:t>
-        </w:r>
-      </w:hyperlink>
+      <w:r>
+        <w:rPr>
+          <w:lang w:val="pt_PT" w:bidi="pt_PT"/>
+        </w:rPr>
+        <w:t>Gn 14.19–20</w:t>
+      </w:r>
       <w:r>
         <w:rPr>
           <w:lang w:val="pt_PT" w:bidi="pt_PT"/>
         </w:rPr>
         <w:t xml:space="preserve">). Abraão aceitou os presentes de Melquisedeque e deu-lhe um dízimo, mostrando a importância de Melquisedeque (veja </w:t>
       </w:r>
-      <w:hyperlink r:id="rId93">
-        <w:r>
-          <w:rPr>
-            <w:lang w:val="pt_PT" w:bidi="pt_PT"/>
-          </w:rPr>
-          <w:rPr>
-            <w:color w:val="0000EE"/>
-            <w:u w:val="single"/>
-          </w:rPr>
-          <w:t>Hb 7.4–10</w:t>
-        </w:r>
-      </w:hyperlink>
+      <w:r>
+        <w:rPr>
+          <w:lang w:val="pt_PT" w:bidi="pt_PT"/>
+        </w:rPr>
+        <w:t>Hb 7.4–10</w:t>
+      </w:r>
       <w:r>
         <w:rPr>
           <w:lang w:val="pt_PT" w:bidi="pt_PT"/>
@@ -2651,54 +2075,36 @@
         </w:rPr>
         <w:t>Gênesis inclui histórias familiares para muitas pessoas, mas Melquisedeque aparece repentinamente sem uma introdução. Ele desaparece tão rapidamente quanto apareceu. Muito mais tarde na história de Israel, o Rei Davi pode ter refletido sobre isso ao dizer que o Messias (o escolhido de Deus) é "um sacerdote para sempre na ordem de Melquisedeque" (</w:t>
       </w:r>
-      <w:hyperlink r:id="rId94">
-        <w:r>
-          <w:rPr>
-            <w:lang w:val="pt_PT" w:bidi="pt_PT"/>
-          </w:rPr>
-          <w:rPr>
-            <w:color w:val="0000EE"/>
-            <w:u w:val="single"/>
-          </w:rPr>
-          <w:t>Sl 110.4</w:t>
-        </w:r>
-      </w:hyperlink>
+      <w:r>
+        <w:rPr>
+          <w:lang w:val="pt_PT" w:bidi="pt_PT"/>
+        </w:rPr>
+        <w:t>Sl 110.4</w:t>
+      </w:r>
       <w:r>
         <w:rPr>
           <w:lang w:val="pt_PT" w:bidi="pt_PT"/>
         </w:rPr>
         <w:t xml:space="preserve">; compare </w:t>
       </w:r>
-      <w:hyperlink r:id="rId95">
-        <w:r>
-          <w:rPr>
-            <w:lang w:val="pt_PT" w:bidi="pt_PT"/>
-          </w:rPr>
-          <w:rPr>
-            <w:color w:val="0000EE"/>
-            <w:u w:val="single"/>
-          </w:rPr>
-          <w:t>Hb 7.15–25</w:t>
-        </w:r>
-      </w:hyperlink>
+      <w:r>
+        <w:rPr>
+          <w:lang w:val="pt_PT" w:bidi="pt_PT"/>
+        </w:rPr>
+        <w:t>Hb 7.15–25</w:t>
+      </w:r>
       <w:r>
         <w:rPr>
           <w:lang w:val="pt_PT" w:bidi="pt_PT"/>
         </w:rPr>
         <w:t>). O livro de Hebreus utiliza a ideia de que Melquisedeque não tinha registro de sua história familiar para comparar o sacerdócio levítico temporário com o sacerdócio eterno de Jesus Cristo. Hebreus também explica que Melquisedeque é lembrado como "semelhante ao Filho de Deus", mas não era o Filho de Deus (</w:t>
       </w:r>
-      <w:hyperlink r:id="rId96">
-        <w:r>
-          <w:rPr>
-            <w:lang w:val="pt_PT" w:bidi="pt_PT"/>
-          </w:rPr>
-          <w:rPr>
-            <w:color w:val="0000EE"/>
-            <w:u w:val="single"/>
-          </w:rPr>
-          <w:t>Hb 7.3</w:t>
-        </w:r>
-      </w:hyperlink>
+      <w:r>
+        <w:rPr>
+          <w:lang w:val="pt_PT" w:bidi="pt_PT"/>
+        </w:rPr>
+        <w:t>Hb 7.3</w:t>
+      </w:r>
       <w:r>
         <w:rPr>
           <w:lang w:val="pt_PT" w:bidi="pt_PT"/>
@@ -2719,36 +2125,24 @@
         </w:rPr>
         <w:t>Melquisedeque, um sacerdote real, foi maior que Levi, o ancestral dos sacerdotes de Israel. Da mesma forma, o Messias, Jesus Cristo, é um sacerdote superior em comparação com os descendentes de Arão. Jesus oferece perdão duradouro para os pecados e acesso direto a Deus (</w:t>
       </w:r>
-      <w:hyperlink r:id="rId97">
-        <w:r>
-          <w:rPr>
-            <w:lang w:val="pt_PT" w:bidi="pt_PT"/>
-          </w:rPr>
-          <w:rPr>
-            <w:color w:val="0000EE"/>
-            <w:u w:val="single"/>
-          </w:rPr>
-          <w:t>Hb 7.24–28</w:t>
-        </w:r>
-      </w:hyperlink>
+      <w:r>
+        <w:rPr>
+          <w:lang w:val="pt_PT" w:bidi="pt_PT"/>
+        </w:rPr>
+        <w:t>Hb 7.24–28</w:t>
+      </w:r>
       <w:r>
         <w:rPr>
           <w:lang w:val="pt_PT" w:bidi="pt_PT"/>
         </w:rPr>
         <w:t>). Ele guia seu povo através do Espírito Santo em vez da lei (</w:t>
       </w:r>
-      <w:hyperlink r:id="rId98">
-        <w:r>
-          <w:rPr>
-            <w:lang w:val="pt_PT" w:bidi="pt_PT"/>
-          </w:rPr>
-          <w:rPr>
-            <w:color w:val="0000EE"/>
-            <w:u w:val="single"/>
-          </w:rPr>
-          <w:t>Hb 8.7–13</w:t>
-        </w:r>
-      </w:hyperlink>
+      <w:r>
+        <w:rPr>
+          <w:lang w:val="pt_PT" w:bidi="pt_PT"/>
+        </w:rPr>
+        <w:t>Hb 8.7–13</w:t>
+      </w:r>
       <w:r>
         <w:rPr>
           <w:lang w:val="pt_PT" w:bidi="pt_PT"/>
@@ -2778,72 +2172,48 @@
           <w:lang w:val="pt_PT" w:bidi="pt_PT"/>
         </w:rPr>
       </w:r>
-      <w:hyperlink r:id="rId99">
-        <w:r>
-          <w:rPr>
-            <w:lang w:val="pt_PT" w:bidi="pt_PT"/>
-          </w:rPr>
-          <w:rPr>
-            <w:color w:val="0000EE"/>
-            <w:u w:val="single"/>
-          </w:rPr>
-          <w:t>Gênesis 14.17–20</w:t>
-        </w:r>
-      </w:hyperlink>
-      <w:r>
-        <w:rPr>
-          <w:lang w:val="pt_PT" w:bidi="pt_PT"/>
-        </w:rPr>
-        <w:t xml:space="preserve">; </w:t>
-      </w:r>
-      <w:hyperlink r:id="rId94">
-        <w:r>
-          <w:rPr>
-            <w:lang w:val="pt_PT" w:bidi="pt_PT"/>
-          </w:rPr>
-          <w:rPr>
-            <w:color w:val="0000EE"/>
-            <w:u w:val="single"/>
-          </w:rPr>
-          <w:t>Salmos 110.4</w:t>
-        </w:r>
-      </w:hyperlink>
-      <w:r>
-        <w:rPr>
-          <w:lang w:val="pt_PT" w:bidi="pt_PT"/>
-        </w:rPr>
-        <w:t xml:space="preserve">; </w:t>
-      </w:r>
-      <w:hyperlink r:id="rId100">
-        <w:r>
-          <w:rPr>
-            <w:lang w:val="pt_PT" w:bidi="pt_PT"/>
-          </w:rPr>
-          <w:rPr>
-            <w:color w:val="0000EE"/>
-            <w:u w:val="single"/>
-          </w:rPr>
-          <w:t>Hebreus 5.6–10</w:t>
-        </w:r>
-      </w:hyperlink>
-      <w:r>
-        <w:rPr>
-          <w:lang w:val="pt_PT" w:bidi="pt_PT"/>
-        </w:rPr>
-        <w:t xml:space="preserve">; </w:t>
-      </w:r>
-      <w:hyperlink r:id="rId101">
-        <w:r>
-          <w:rPr>
-            <w:lang w:val="pt_PT" w:bidi="pt_PT"/>
-          </w:rPr>
-          <w:rPr>
-            <w:color w:val="0000EE"/>
-            <w:u w:val="single"/>
-          </w:rPr>
-          <w:t>6.20–7.28</w:t>
-        </w:r>
-      </w:hyperlink>
+      <w:r>
+        <w:rPr>
+          <w:lang w:val="pt_PT" w:bidi="pt_PT"/>
+        </w:rPr>
+        <w:t>Gênesis 14.17–20</w:t>
+      </w:r>
+      <w:r>
+        <w:rPr>
+          <w:lang w:val="pt_PT" w:bidi="pt_PT"/>
+        </w:rPr>
+        <w:t xml:space="preserve">; </w:t>
+      </w:r>
+      <w:r>
+        <w:rPr>
+          <w:lang w:val="pt_PT" w:bidi="pt_PT"/>
+        </w:rPr>
+        <w:t>Salmos 110.4</w:t>
+      </w:r>
+      <w:r>
+        <w:rPr>
+          <w:lang w:val="pt_PT" w:bidi="pt_PT"/>
+        </w:rPr>
+        <w:t xml:space="preserve">; </w:t>
+      </w:r>
+      <w:r>
+        <w:rPr>
+          <w:lang w:val="pt_PT" w:bidi="pt_PT"/>
+        </w:rPr>
+        <w:t>Hebreus 5.6–10</w:t>
+      </w:r>
+      <w:r>
+        <w:rPr>
+          <w:lang w:val="pt_PT" w:bidi="pt_PT"/>
+        </w:rPr>
+        <w:t xml:space="preserve">; </w:t>
+      </w:r>
+      <w:r>
+        <w:rPr>
+          <w:lang w:val="pt_PT" w:bidi="pt_PT"/>
+        </w:rPr>
+        <w:t>6.20–7.28</w:t>
+      </w:r>
       <w:r>
         <w:rPr>
           <w:lang w:val="pt_PT" w:bidi="pt_PT"/>
@@ -2892,36 +2262,24 @@
         </w:rPr>
         <w:t>Mical era a filha mais nova do Rei Saul (</w:t>
       </w:r>
-      <w:hyperlink r:id="rId102">
-        <w:r>
-          <w:rPr>
-            <w:lang w:val="pt_PT" w:bidi="pt_PT"/>
-          </w:rPr>
-          <w:rPr>
-            <w:color w:val="0000EE"/>
-            <w:u w:val="single"/>
-          </w:rPr>
-          <w:t>1Sm 14.49</w:t>
-        </w:r>
-      </w:hyperlink>
+      <w:r>
+        <w:rPr>
+          <w:lang w:val="pt_PT" w:bidi="pt_PT"/>
+        </w:rPr>
+        <w:t>1Sm 14.49</w:t>
+      </w:r>
       <w:r>
         <w:rPr>
           <w:lang w:val="pt_PT" w:bidi="pt_PT"/>
         </w:rPr>
         <w:t>). Ela foi a primeira esposa do Rei Davi (</w:t>
       </w:r>
-      <w:hyperlink r:id="rId103">
-        <w:r>
-          <w:rPr>
-            <w:lang w:val="pt_PT" w:bidi="pt_PT"/>
-          </w:rPr>
-          <w:rPr>
-            <w:color w:val="0000EE"/>
-            <w:u w:val="single"/>
-          </w:rPr>
-          <w:t>18.17–27</w:t>
-        </w:r>
-      </w:hyperlink>
+      <w:r>
+        <w:rPr>
+          <w:lang w:val="pt_PT" w:bidi="pt_PT"/>
+        </w:rPr>
+        <w:t>18.17–27</w:t>
+      </w:r>
       <w:r>
         <w:rPr>
           <w:lang w:val="pt_PT" w:bidi="pt_PT"/>
@@ -2956,36 +2314,24 @@
         </w:rPr>
         <w:t>Saul esperava que Davi morresse em batalha, mas o plano falhou. Mais tarde, Saul descobriu que sua filha mais nova, Mical, amava Davi (</w:t>
       </w:r>
-      <w:hyperlink r:id="rId104">
-        <w:r>
-          <w:rPr>
-            <w:lang w:val="pt_PT" w:bidi="pt_PT"/>
-          </w:rPr>
-          <w:rPr>
-            <w:color w:val="0000EE"/>
-            <w:u w:val="single"/>
-          </w:rPr>
-          <w:t>1Sm 18.20</w:t>
-        </w:r>
-      </w:hyperlink>
+      <w:r>
+        <w:rPr>
+          <w:lang w:val="pt_PT" w:bidi="pt_PT"/>
+        </w:rPr>
+        <w:t>1Sm 18.20</w:t>
+      </w:r>
       <w:r>
         <w:rPr>
           <w:lang w:val="pt_PT" w:bidi="pt_PT"/>
         </w:rPr>
         <w:t>). Isso lhe deu outra chance de atrair Davi para lutar contra os filisteus. Desta vez, Davi concordou. Quando Davi voltou vitorioso, Saul teve que dar a Davi sua filha em casamento. Esta aliança matrimonial ajudou Davi enquanto ele construía sua reputação com as tribos do norte (</w:t>
       </w:r>
-      <w:hyperlink r:id="rId105">
-        <w:r>
-          <w:rPr>
-            <w:lang w:val="pt_PT" w:bidi="pt_PT"/>
-          </w:rPr>
-          <w:rPr>
-            <w:color w:val="0000EE"/>
-            <w:u w:val="single"/>
-          </w:rPr>
-          <w:t>2Sm 3.13–16</w:t>
-        </w:r>
-      </w:hyperlink>
+      <w:r>
+        <w:rPr>
+          <w:lang w:val="pt_PT" w:bidi="pt_PT"/>
+        </w:rPr>
+        <w:t>2Sm 3.13–16</w:t>
+      </w:r>
       <w:r>
         <w:rPr>
           <w:lang w:val="pt_PT" w:bidi="pt_PT"/>
@@ -3006,72 +2352,48 @@
         </w:rPr>
         <w:t>Mical amava Davi no início de seu relacionamento e até enganou seu pai para ajudar Davi a escapar de um plano para matá-lo (</w:t>
       </w:r>
-      <w:hyperlink r:id="rId106">
-        <w:r>
-          <w:rPr>
-            <w:lang w:val="pt_PT" w:bidi="pt_PT"/>
-          </w:rPr>
-          <w:rPr>
-            <w:color w:val="0000EE"/>
-            <w:u w:val="single"/>
-          </w:rPr>
-          <w:t>1Sm 19.11–17</w:t>
-        </w:r>
-      </w:hyperlink>
+      <w:r>
+        <w:rPr>
+          <w:lang w:val="pt_PT" w:bidi="pt_PT"/>
+        </w:rPr>
+        <w:t>1Sm 19.11–17</w:t>
+      </w:r>
       <w:r>
         <w:rPr>
           <w:lang w:val="pt_PT" w:bidi="pt_PT"/>
         </w:rPr>
         <w:t>). Depois que Davi deixou a corte de Saul, Saul arranjou outro casamento para ela (</w:t>
       </w:r>
-      <w:hyperlink r:id="rId107">
-        <w:r>
-          <w:rPr>
-            <w:lang w:val="pt_PT" w:bidi="pt_PT"/>
-          </w:rPr>
-          <w:rPr>
-            <w:color w:val="0000EE"/>
-            <w:u w:val="single"/>
-          </w:rPr>
-          <w:t>1Sm 25.44</w:t>
-        </w:r>
-      </w:hyperlink>
+      <w:r>
+        <w:rPr>
+          <w:lang w:val="pt_PT" w:bidi="pt_PT"/>
+        </w:rPr>
+        <w:t>1Sm 25.44</w:t>
+      </w:r>
       <w:r>
         <w:rPr>
           <w:lang w:val="pt_PT" w:bidi="pt_PT"/>
         </w:rPr>
         <w:t>). Mas Davi mais tarde encerrou esse casamento para trazê-la de volta (</w:t>
       </w:r>
-      <w:hyperlink r:id="rId105">
-        <w:r>
-          <w:rPr>
-            <w:lang w:val="pt_PT" w:bidi="pt_PT"/>
-          </w:rPr>
-          <w:rPr>
-            <w:color w:val="0000EE"/>
-            <w:u w:val="single"/>
-          </w:rPr>
-          <w:t>2Sm 3.13–16</w:t>
-        </w:r>
-      </w:hyperlink>
+      <w:r>
+        <w:rPr>
+          <w:lang w:val="pt_PT" w:bidi="pt_PT"/>
+        </w:rPr>
+        <w:t>2Sm 3.13–16</w:t>
+      </w:r>
       <w:r>
         <w:rPr>
           <w:lang w:val="pt_PT" w:bidi="pt_PT"/>
         </w:rPr>
         <w:t>). Mical mostrou desrespeito por Davi quando ele dançou alegremente diante da Arca da Aliança ao ser levada para Jerusalém (</w:t>
       </w:r>
-      <w:hyperlink r:id="rId108">
-        <w:r>
-          <w:rPr>
-            <w:lang w:val="pt_PT" w:bidi="pt_PT"/>
-          </w:rPr>
-          <w:rPr>
-            <w:color w:val="0000EE"/>
-            <w:u w:val="single"/>
-          </w:rPr>
-          <w:t>2Sm 6.16–23</w:t>
-        </w:r>
-      </w:hyperlink>
+      <w:r>
+        <w:rPr>
+          <w:lang w:val="pt_PT" w:bidi="pt_PT"/>
+        </w:rPr>
+        <w:t>2Sm 6.16–23</w:t>
+      </w:r>
       <w:r>
         <w:rPr>
           <w:lang w:val="pt_PT" w:bidi="pt_PT"/>
@@ -3101,90 +2423,60 @@
           <w:lang w:val="pt_PT" w:bidi="pt_PT"/>
         </w:rPr>
       </w:r>
-      <w:hyperlink r:id="rId102">
-        <w:r>
-          <w:rPr>
-            <w:lang w:val="pt_PT" w:bidi="pt_PT"/>
-          </w:rPr>
-          <w:rPr>
-            <w:color w:val="0000EE"/>
-            <w:u w:val="single"/>
-          </w:rPr>
-          <w:t>1 Samuel 14.49</w:t>
-        </w:r>
-      </w:hyperlink>
-      <w:r>
-        <w:rPr>
-          <w:lang w:val="pt_PT" w:bidi="pt_PT"/>
-        </w:rPr>
-        <w:t xml:space="preserve">; </w:t>
-      </w:r>
-      <w:hyperlink r:id="rId109">
-        <w:r>
-          <w:rPr>
-            <w:lang w:val="pt_PT" w:bidi="pt_PT"/>
-          </w:rPr>
-          <w:rPr>
-            <w:color w:val="0000EE"/>
-            <w:u w:val="single"/>
-          </w:rPr>
-          <w:t>18.17–30</w:t>
-        </w:r>
-      </w:hyperlink>
-      <w:r>
-        <w:rPr>
-          <w:lang w:val="pt_PT" w:bidi="pt_PT"/>
-        </w:rPr>
-        <w:t xml:space="preserve">; </w:t>
-      </w:r>
-      <w:hyperlink r:id="rId106">
-        <w:r>
-          <w:rPr>
-            <w:lang w:val="pt_PT" w:bidi="pt_PT"/>
-          </w:rPr>
-          <w:rPr>
-            <w:color w:val="0000EE"/>
-            <w:u w:val="single"/>
-          </w:rPr>
-          <w:t>19.11–17</w:t>
-        </w:r>
-      </w:hyperlink>
-      <w:r>
-        <w:rPr>
-          <w:lang w:val="pt_PT" w:bidi="pt_PT"/>
-        </w:rPr>
-        <w:t xml:space="preserve">; </w:t>
-      </w:r>
-      <w:hyperlink r:id="rId105">
-        <w:r>
-          <w:rPr>
-            <w:lang w:val="pt_PT" w:bidi="pt_PT"/>
-          </w:rPr>
-          <w:rPr>
-            <w:color w:val="0000EE"/>
-            <w:u w:val="single"/>
-          </w:rPr>
-          <w:t>2 Samuel 3.13–16</w:t>
-        </w:r>
-      </w:hyperlink>
-      <w:r>
-        <w:rPr>
-          <w:lang w:val="pt_PT" w:bidi="pt_PT"/>
-        </w:rPr>
-        <w:t xml:space="preserve">; </w:t>
-      </w:r>
-      <w:hyperlink r:id="rId108">
-        <w:r>
-          <w:rPr>
-            <w:lang w:val="pt_PT" w:bidi="pt_PT"/>
-          </w:rPr>
-          <w:rPr>
-            <w:color w:val="0000EE"/>
-            <w:u w:val="single"/>
-          </w:rPr>
-          <w:t>6.16–23</w:t>
-        </w:r>
-      </w:hyperlink>
+      <w:r>
+        <w:rPr>
+          <w:lang w:val="pt_PT" w:bidi="pt_PT"/>
+        </w:rPr>
+        <w:t>1 Samuel 14.49</w:t>
+      </w:r>
+      <w:r>
+        <w:rPr>
+          <w:lang w:val="pt_PT" w:bidi="pt_PT"/>
+        </w:rPr>
+        <w:t xml:space="preserve">; </w:t>
+      </w:r>
+      <w:r>
+        <w:rPr>
+          <w:lang w:val="pt_PT" w:bidi="pt_PT"/>
+        </w:rPr>
+        <w:t>18.17–30</w:t>
+      </w:r>
+      <w:r>
+        <w:rPr>
+          <w:lang w:val="pt_PT" w:bidi="pt_PT"/>
+        </w:rPr>
+        <w:t xml:space="preserve">; </w:t>
+      </w:r>
+      <w:r>
+        <w:rPr>
+          <w:lang w:val="pt_PT" w:bidi="pt_PT"/>
+        </w:rPr>
+        <w:t>19.11–17</w:t>
+      </w:r>
+      <w:r>
+        <w:rPr>
+          <w:lang w:val="pt_PT" w:bidi="pt_PT"/>
+        </w:rPr>
+        <w:t xml:space="preserve">; </w:t>
+      </w:r>
+      <w:r>
+        <w:rPr>
+          <w:lang w:val="pt_PT" w:bidi="pt_PT"/>
+        </w:rPr>
+        <w:t>2 Samuel 3.13–16</w:t>
+      </w:r>
+      <w:r>
+        <w:rPr>
+          <w:lang w:val="pt_PT" w:bidi="pt_PT"/>
+        </w:rPr>
+        <w:t xml:space="preserve">; </w:t>
+      </w:r>
+      <w:r>
+        <w:rPr>
+          <w:lang w:val="pt_PT" w:bidi="pt_PT"/>
+        </w:rPr>
+        <w:t>6.16–23</w:t>
+      </w:r>
       <w:r>
         <w:rPr>
           <w:lang w:val="pt_PT" w:bidi="pt_PT"/>
@@ -3233,54 +2525,36 @@
         </w:rPr>
         <w:t>Os moabitas descendem de Moabe, filho de Ló e sua filha mais velha (</w:t>
       </w:r>
-      <w:hyperlink r:id="rId110">
-        <w:r>
-          <w:rPr>
-            <w:lang w:val="pt_PT" w:bidi="pt_PT"/>
-          </w:rPr>
-          <w:rPr>
-            <w:color w:val="0000EE"/>
-            <w:u w:val="single"/>
-          </w:rPr>
-          <w:t>Gn 19.36–38</w:t>
-        </w:r>
-      </w:hyperlink>
+      <w:r>
+        <w:rPr>
+          <w:lang w:val="pt_PT" w:bidi="pt_PT"/>
+        </w:rPr>
+        <w:t>Gn 19.36–38</w:t>
+      </w:r>
       <w:r>
         <w:rPr>
           <w:lang w:val="pt_PT" w:bidi="pt_PT"/>
         </w:rPr>
         <w:t xml:space="preserve">). Eles se estabeleceram no planalto elevado a leste do Mar Morto. A maior parte de Moabe é uma planície suavemente ondulada dividida por ravinas. Mesmo no seu auge, a antiga Moabe cobria uma área pequena, mas sua localização na Estrada Real era estrategicamente importante (veja </w:t>
       </w:r>
-      <w:hyperlink r:id="rId111">
-        <w:r>
-          <w:rPr>
-            <w:lang w:val="pt_PT" w:bidi="pt_PT"/>
-          </w:rPr>
-          <w:rPr>
-            <w:color w:val="0000EE"/>
-            <w:u w:val="single"/>
-          </w:rPr>
-          <w:t>Nm 21.21–22</w:t>
-        </w:r>
-      </w:hyperlink>
-      <w:r>
-        <w:rPr>
-          <w:lang w:val="pt_PT" w:bidi="pt_PT"/>
-        </w:rPr>
-        <w:t xml:space="preserve">; </w:t>
-      </w:r>
-      <w:hyperlink r:id="rId112">
-        <w:r>
-          <w:rPr>
-            <w:lang w:val="pt_PT" w:bidi="pt_PT"/>
-          </w:rPr>
-          <w:rPr>
-            <w:color w:val="0000EE"/>
-            <w:u w:val="single"/>
-          </w:rPr>
-          <w:t>Jz 11.15–18</w:t>
-        </w:r>
-      </w:hyperlink>
+      <w:r>
+        <w:rPr>
+          <w:lang w:val="pt_PT" w:bidi="pt_PT"/>
+        </w:rPr>
+        <w:t>Nm 21.21–22</w:t>
+      </w:r>
+      <w:r>
+        <w:rPr>
+          <w:lang w:val="pt_PT" w:bidi="pt_PT"/>
+        </w:rPr>
+        <w:t xml:space="preserve">; </w:t>
+      </w:r>
+      <w:r>
+        <w:rPr>
+          <w:lang w:val="pt_PT" w:bidi="pt_PT"/>
+        </w:rPr>
+        <w:t>Jz 11.15–18</w:t>
+      </w:r>
       <w:r>
         <w:rPr>
           <w:lang w:val="pt_PT" w:bidi="pt_PT"/>
@@ -3301,162 +2575,108 @@
         </w:rPr>
         <w:t xml:space="preserve">Antes que os israelitas atravessassem a Transjordânia, os moabitas estavam sob o controle de Seom, o rei amorita que governava em Hesbom (veja </w:t>
       </w:r>
-      <w:hyperlink r:id="rId113">
-        <w:r>
-          <w:rPr>
-            <w:lang w:val="pt_PT" w:bidi="pt_PT"/>
-          </w:rPr>
-          <w:rPr>
-            <w:color w:val="0000EE"/>
-            <w:u w:val="single"/>
-          </w:rPr>
-          <w:t>Nm 21.13</w:t>
-        </w:r>
-      </w:hyperlink>
+      <w:r>
+        <w:rPr>
+          <w:lang w:val="pt_PT" w:bidi="pt_PT"/>
+        </w:rPr>
+        <w:t>Nm 21.13</w:t>
+      </w:r>
       <w:r>
         <w:rPr>
           <w:lang w:val="pt_PT" w:bidi="pt_PT"/>
         </w:rPr>
         <w:t>,</w:t>
       </w:r>
-      <w:hyperlink r:id="rId114">
-        <w:r>
-          <w:rPr>
-            <w:lang w:val="pt_PT" w:bidi="pt_PT"/>
-          </w:rPr>
-          <w:rPr>
-            <w:color w:val="0000EE"/>
-            <w:u w:val="single"/>
-          </w:rPr>
-          <w:t>26</w:t>
-        </w:r>
-      </w:hyperlink>
+      <w:r>
+        <w:rPr>
+          <w:lang w:val="pt_PT" w:bidi="pt_PT"/>
+        </w:rPr>
+        <w:t>26</w:t>
+      </w:r>
       <w:r>
         <w:rPr>
           <w:lang w:val="pt_PT" w:bidi="pt_PT"/>
         </w:rPr>
         <w:t>). Após Israel derrotar Seom, o rei Balaque de Moabe temeu que Israel pudesse conquistar sua terra, e Moabe declarou guerra contra eles (</w:t>
       </w:r>
-      <w:hyperlink r:id="rId115">
-        <w:r>
-          <w:rPr>
-            <w:lang w:val="pt_PT" w:bidi="pt_PT"/>
-          </w:rPr>
-          <w:rPr>
-            <w:color w:val="0000EE"/>
-            <w:u w:val="single"/>
-          </w:rPr>
-          <w:t>Nm 22.1–25.3</w:t>
-        </w:r>
-      </w:hyperlink>
-      <w:r>
-        <w:rPr>
-          <w:lang w:val="pt_PT" w:bidi="pt_PT"/>
-        </w:rPr>
-        <w:t xml:space="preserve">; </w:t>
-      </w:r>
-      <w:hyperlink r:id="rId116">
-        <w:r>
-          <w:rPr>
-            <w:lang w:val="pt_PT" w:bidi="pt_PT"/>
-          </w:rPr>
-          <w:rPr>
-            <w:color w:val="0000EE"/>
-            <w:u w:val="single"/>
-          </w:rPr>
-          <w:t>Js 24.9</w:t>
-        </w:r>
-      </w:hyperlink>
+      <w:r>
+        <w:rPr>
+          <w:lang w:val="pt_PT" w:bidi="pt_PT"/>
+        </w:rPr>
+        <w:t>Nm 22.1–25.3</w:t>
+      </w:r>
+      <w:r>
+        <w:rPr>
+          <w:lang w:val="pt_PT" w:bidi="pt_PT"/>
+        </w:rPr>
+        <w:t xml:space="preserve">; </w:t>
+      </w:r>
+      <w:r>
+        <w:rPr>
+          <w:lang w:val="pt_PT" w:bidi="pt_PT"/>
+        </w:rPr>
+        <w:t>Js 24.9</w:t>
+      </w:r>
       <w:r>
         <w:rPr>
           <w:lang w:val="pt_PT" w:bidi="pt_PT"/>
         </w:rPr>
         <w:t>). A partir de então, Moabe e Israel frequentemente estiveram em conflito (</w:t>
       </w:r>
-      <w:hyperlink r:id="rId117">
-        <w:r>
-          <w:rPr>
-            <w:lang w:val="pt_PT" w:bidi="pt_PT"/>
-          </w:rPr>
-          <w:rPr>
-            <w:color w:val="0000EE"/>
-            <w:u w:val="single"/>
-          </w:rPr>
-          <w:t>Jz 3.12–30</w:t>
-        </w:r>
-      </w:hyperlink>
-      <w:r>
-        <w:rPr>
-          <w:lang w:val="pt_PT" w:bidi="pt_PT"/>
-        </w:rPr>
-        <w:t xml:space="preserve">; </w:t>
-      </w:r>
-      <w:hyperlink r:id="rId118">
-        <w:r>
-          <w:rPr>
-            <w:lang w:val="pt_PT" w:bidi="pt_PT"/>
-          </w:rPr>
-          <w:rPr>
-            <w:color w:val="0000EE"/>
-            <w:u w:val="single"/>
-          </w:rPr>
-          <w:t>1Sm 14.47</w:t>
-        </w:r>
-      </w:hyperlink>
-      <w:r>
-        <w:rPr>
-          <w:lang w:val="pt_PT" w:bidi="pt_PT"/>
-        </w:rPr>
-        <w:t xml:space="preserve">; </w:t>
-      </w:r>
-      <w:hyperlink r:id="rId119">
-        <w:r>
-          <w:rPr>
-            <w:lang w:val="pt_PT" w:bidi="pt_PT"/>
-          </w:rPr>
-          <w:rPr>
-            <w:color w:val="0000EE"/>
-            <w:u w:val="single"/>
-          </w:rPr>
-          <w:t>2Sm 8.2</w:t>
-        </w:r>
-      </w:hyperlink>
-      <w:r>
-        <w:rPr>
-          <w:lang w:val="pt_PT" w:bidi="pt_PT"/>
-        </w:rPr>
-        <w:t xml:space="preserve">; </w:t>
-      </w:r>
-      <w:hyperlink r:id="rId120">
-        <w:r>
-          <w:rPr>
-            <w:lang w:val="pt_PT" w:bidi="pt_PT"/>
-          </w:rPr>
-          <w:rPr>
-            <w:color w:val="0000EE"/>
-            <w:u w:val="single"/>
-          </w:rPr>
-          <w:t>2Rs 3</w:t>
-        </w:r>
-      </w:hyperlink>
+      <w:r>
+        <w:rPr>
+          <w:lang w:val="pt_PT" w:bidi="pt_PT"/>
+        </w:rPr>
+        <w:t>Jz 3.12–30</w:t>
+      </w:r>
+      <w:r>
+        <w:rPr>
+          <w:lang w:val="pt_PT" w:bidi="pt_PT"/>
+        </w:rPr>
+        <w:t xml:space="preserve">; </w:t>
+      </w:r>
+      <w:r>
+        <w:rPr>
+          <w:lang w:val="pt_PT" w:bidi="pt_PT"/>
+        </w:rPr>
+        <w:t>1Sm 14.47</w:t>
+      </w:r>
+      <w:r>
+        <w:rPr>
+          <w:lang w:val="pt_PT" w:bidi="pt_PT"/>
+        </w:rPr>
+        <w:t xml:space="preserve">; </w:t>
+      </w:r>
+      <w:r>
+        <w:rPr>
+          <w:lang w:val="pt_PT" w:bidi="pt_PT"/>
+        </w:rPr>
+        <w:t>2Sm 8.2</w:t>
+      </w:r>
+      <w:r>
+        <w:rPr>
+          <w:lang w:val="pt_PT" w:bidi="pt_PT"/>
+        </w:rPr>
+        <w:t xml:space="preserve">; </w:t>
+      </w:r>
+      <w:r>
+        <w:rPr>
+          <w:lang w:val="pt_PT" w:bidi="pt_PT"/>
+        </w:rPr>
+        <w:t>2Rs 3</w:t>
+      </w:r>
       <w:r>
         <w:rPr>
           <w:lang w:val="pt_PT" w:bidi="pt_PT"/>
         </w:rPr>
         <w:t>). Mas também houve tempos de paz entre eles (</w:t>
       </w:r>
-      <w:hyperlink r:id="rId121">
-        <w:r>
-          <w:rPr>
-            <w:lang w:val="pt_PT" w:bidi="pt_PT"/>
-          </w:rPr>
-          <w:rPr>
-            <w:color w:val="0000EE"/>
-            <w:u w:val="single"/>
-          </w:rPr>
-          <w:t>Rt 1.1–2</w:t>
-        </w:r>
-      </w:hyperlink>
+      <w:r>
+        <w:rPr>
+          <w:lang w:val="pt_PT" w:bidi="pt_PT"/>
+        </w:rPr>
+        <w:t>Rt 1.1–2</w:t>
+      </w:r>
       <w:r>
         <w:rPr>
           <w:lang w:val="pt_PT" w:bidi="pt_PT"/>
@@ -3477,234 +2697,156 @@
         </w:rPr>
         <w:t>Os amonitas eram descendentes de Amom, o filho da filha mais nova de Ló (</w:t>
       </w:r>
-      <w:hyperlink r:id="rId110">
-        <w:r>
-          <w:rPr>
-            <w:lang w:val="pt_PT" w:bidi="pt_PT"/>
-          </w:rPr>
-          <w:rPr>
-            <w:color w:val="0000EE"/>
-            <w:u w:val="single"/>
-          </w:rPr>
-          <w:t>Gn 19.36–38</w:t>
-        </w:r>
-      </w:hyperlink>
+      <w:r>
+        <w:rPr>
+          <w:lang w:val="pt_PT" w:bidi="pt_PT"/>
+        </w:rPr>
+        <w:t>Gn 19.36–38</w:t>
+      </w:r>
       <w:r>
         <w:rPr>
           <w:lang w:val="pt_PT" w:bidi="pt_PT"/>
         </w:rPr>
         <w:t>). Eles se estabeleceram na área da Transjordânia, a nordeste do Mar Morto. Quando os israelitas chegaram após saírem do Egito, Deus lhes disse para não tomarem a terra dos amonitas, pois ela pertencia aos descendentes de Ló (</w:t>
       </w:r>
-      <w:hyperlink r:id="rId122">
-        <w:r>
-          <w:rPr>
-            <w:lang w:val="pt_PT" w:bidi="pt_PT"/>
-          </w:rPr>
-          <w:rPr>
-            <w:color w:val="0000EE"/>
-            <w:u w:val="single"/>
-          </w:rPr>
-          <w:t>Dt 2.18–19</w:t>
-        </w:r>
-      </w:hyperlink>
+      <w:r>
+        <w:rPr>
+          <w:lang w:val="pt_PT" w:bidi="pt_PT"/>
+        </w:rPr>
+        <w:t>Dt 2.18–19</w:t>
+      </w:r>
       <w:r>
         <w:rPr>
           <w:lang w:val="pt_PT" w:bidi="pt_PT"/>
         </w:rPr>
         <w:t xml:space="preserve">, </w:t>
       </w:r>
-      <w:hyperlink r:id="rId123">
-        <w:r>
-          <w:rPr>
-            <w:lang w:val="pt_PT" w:bidi="pt_PT"/>
-          </w:rPr>
-          <w:rPr>
-            <w:color w:val="0000EE"/>
-            <w:u w:val="single"/>
-          </w:rPr>
-          <w:t>37</w:t>
-        </w:r>
-      </w:hyperlink>
+      <w:r>
+        <w:rPr>
+          <w:lang w:val="pt_PT" w:bidi="pt_PT"/>
+        </w:rPr>
+        <w:t>37</w:t>
+      </w:r>
       <w:r>
         <w:rPr>
           <w:lang w:val="pt_PT" w:bidi="pt_PT"/>
         </w:rPr>
         <w:t>). Os amonitas ajudaram os moabitas a lutar contra Israel e foram proibidos de se juntar à congregação do Senhor por dez gerações (</w:t>
       </w:r>
-      <w:hyperlink r:id="rId124">
-        <w:r>
-          <w:rPr>
-            <w:lang w:val="pt_PT" w:bidi="pt_PT"/>
-          </w:rPr>
-          <w:rPr>
-            <w:color w:val="0000EE"/>
-            <w:u w:val="single"/>
-          </w:rPr>
-          <w:t>Dt 23.3–6</w:t>
-        </w:r>
-      </w:hyperlink>
-      <w:r>
-        <w:rPr>
-          <w:lang w:val="pt_PT" w:bidi="pt_PT"/>
-        </w:rPr>
-        <w:t xml:space="preserve">; </w:t>
-      </w:r>
-      <w:hyperlink r:id="rId125">
-        <w:r>
-          <w:rPr>
-            <w:lang w:val="pt_PT" w:bidi="pt_PT"/>
-          </w:rPr>
-          <w:rPr>
-            <w:color w:val="0000EE"/>
-            <w:u w:val="single"/>
-          </w:rPr>
-          <w:t>Ne 13.1–2</w:t>
-        </w:r>
-      </w:hyperlink>
+      <w:r>
+        <w:rPr>
+          <w:lang w:val="pt_PT" w:bidi="pt_PT"/>
+        </w:rPr>
+        <w:t>Dt 23.3–6</w:t>
+      </w:r>
+      <w:r>
+        <w:rPr>
+          <w:lang w:val="pt_PT" w:bidi="pt_PT"/>
+        </w:rPr>
+        <w:t xml:space="preserve">; </w:t>
+      </w:r>
+      <w:r>
+        <w:rPr>
+          <w:lang w:val="pt_PT" w:bidi="pt_PT"/>
+        </w:rPr>
+        <w:t>Ne 13.1–2</w:t>
+      </w:r>
       <w:r>
         <w:rPr>
           <w:lang w:val="pt_PT" w:bidi="pt_PT"/>
         </w:rPr>
         <w:t xml:space="preserve">; veja </w:t>
       </w:r>
-      <w:hyperlink r:id="rId115">
-        <w:r>
-          <w:rPr>
-            <w:lang w:val="pt_PT" w:bidi="pt_PT"/>
-          </w:rPr>
-          <w:rPr>
-            <w:color w:val="0000EE"/>
-            <w:u w:val="single"/>
-          </w:rPr>
-          <w:t>Nm 22.1–25.3</w:t>
-        </w:r>
-      </w:hyperlink>
+      <w:r>
+        <w:rPr>
+          <w:lang w:val="pt_PT" w:bidi="pt_PT"/>
+        </w:rPr>
+        <w:t>Nm 22.1–25.3</w:t>
+      </w:r>
       <w:r>
         <w:rPr>
           <w:lang w:val="pt_PT" w:bidi="pt_PT"/>
         </w:rPr>
         <w:t>). Depois disso, os amonitas frequentemente lutaram com Israel (</w:t>
       </w:r>
-      <w:hyperlink r:id="rId126">
-        <w:r>
-          <w:rPr>
-            <w:lang w:val="pt_PT" w:bidi="pt_PT"/>
-          </w:rPr>
-          <w:rPr>
-            <w:color w:val="0000EE"/>
-            <w:u w:val="single"/>
-          </w:rPr>
-          <w:t>Jz 10–11</w:t>
-        </w:r>
-      </w:hyperlink>
-      <w:r>
-        <w:rPr>
-          <w:lang w:val="pt_PT" w:bidi="pt_PT"/>
-        </w:rPr>
-        <w:t xml:space="preserve">; </w:t>
-      </w:r>
-      <w:hyperlink r:id="rId127">
-        <w:r>
-          <w:rPr>
-            <w:lang w:val="pt_PT" w:bidi="pt_PT"/>
-          </w:rPr>
-          <w:rPr>
-            <w:color w:val="0000EE"/>
-            <w:u w:val="single"/>
-          </w:rPr>
-          <w:t>1Sm 11</w:t>
-        </w:r>
-      </w:hyperlink>
-      <w:r>
-        <w:rPr>
-          <w:lang w:val="pt_PT" w:bidi="pt_PT"/>
-        </w:rPr>
-        <w:t xml:space="preserve">; </w:t>
-      </w:r>
-      <w:hyperlink r:id="rId118">
-        <w:r>
-          <w:rPr>
-            <w:lang w:val="pt_PT" w:bidi="pt_PT"/>
-          </w:rPr>
-          <w:rPr>
-            <w:color w:val="0000EE"/>
-            <w:u w:val="single"/>
-          </w:rPr>
-          <w:t>14.47</w:t>
-        </w:r>
-      </w:hyperlink>
-      <w:r>
-        <w:rPr>
-          <w:lang w:val="pt_PT" w:bidi="pt_PT"/>
-        </w:rPr>
-        <w:t xml:space="preserve">; </w:t>
-      </w:r>
-      <w:hyperlink r:id="rId128">
-        <w:r>
-          <w:rPr>
-            <w:lang w:val="pt_PT" w:bidi="pt_PT"/>
-          </w:rPr>
-          <w:rPr>
-            <w:color w:val="0000EE"/>
-            <w:u w:val="single"/>
-          </w:rPr>
-          <w:t>1Cr 20.1–3</w:t>
-        </w:r>
-      </w:hyperlink>
-      <w:r>
-        <w:rPr>
-          <w:lang w:val="pt_PT" w:bidi="pt_PT"/>
-        </w:rPr>
-        <w:t xml:space="preserve">; </w:t>
-      </w:r>
-      <w:hyperlink r:id="rId129">
-        <w:r>
-          <w:rPr>
-            <w:lang w:val="pt_PT" w:bidi="pt_PT"/>
-          </w:rPr>
-          <w:rPr>
-            <w:color w:val="0000EE"/>
-            <w:u w:val="single"/>
-          </w:rPr>
-          <w:t>2Cr 20.1–24</w:t>
-        </w:r>
-      </w:hyperlink>
+      <w:r>
+        <w:rPr>
+          <w:lang w:val="pt_PT" w:bidi="pt_PT"/>
+        </w:rPr>
+        <w:t>Jz 10–11</w:t>
+      </w:r>
+      <w:r>
+        <w:rPr>
+          <w:lang w:val="pt_PT" w:bidi="pt_PT"/>
+        </w:rPr>
+        <w:t xml:space="preserve">; </w:t>
+      </w:r>
+      <w:r>
+        <w:rPr>
+          <w:lang w:val="pt_PT" w:bidi="pt_PT"/>
+        </w:rPr>
+        <w:t>1Sm 11</w:t>
+      </w:r>
+      <w:r>
+        <w:rPr>
+          <w:lang w:val="pt_PT" w:bidi="pt_PT"/>
+        </w:rPr>
+        <w:t xml:space="preserve">; </w:t>
+      </w:r>
+      <w:r>
+        <w:rPr>
+          <w:lang w:val="pt_PT" w:bidi="pt_PT"/>
+        </w:rPr>
+        <w:t>14.47</w:t>
+      </w:r>
+      <w:r>
+        <w:rPr>
+          <w:lang w:val="pt_PT" w:bidi="pt_PT"/>
+        </w:rPr>
+        <w:t xml:space="preserve">; </w:t>
+      </w:r>
+      <w:r>
+        <w:rPr>
+          <w:lang w:val="pt_PT" w:bidi="pt_PT"/>
+        </w:rPr>
+        <w:t>1Cr 20.1–3</w:t>
+      </w:r>
+      <w:r>
+        <w:rPr>
+          <w:lang w:val="pt_PT" w:bidi="pt_PT"/>
+        </w:rPr>
+        <w:t xml:space="preserve">; </w:t>
+      </w:r>
+      <w:r>
+        <w:rPr>
+          <w:lang w:val="pt_PT" w:bidi="pt_PT"/>
+        </w:rPr>
+        <w:t>2Cr 20.1–24</w:t>
+      </w:r>
       <w:r>
         <w:rPr>
           <w:lang w:val="pt_PT" w:bidi="pt_PT"/>
         </w:rPr>
         <w:t>). No entanto, Davi parece ter se aliado a eles por um tempo (</w:t>
       </w:r>
-      <w:hyperlink r:id="rId130">
-        <w:r>
-          <w:rPr>
-            <w:lang w:val="pt_PT" w:bidi="pt_PT"/>
-          </w:rPr>
-          <w:rPr>
-            <w:color w:val="0000EE"/>
-            <w:u w:val="single"/>
-          </w:rPr>
-          <w:t>2Sm 17.27–29</w:t>
-        </w:r>
-      </w:hyperlink>
-      <w:r>
-        <w:rPr>
-          <w:lang w:val="pt_PT" w:bidi="pt_PT"/>
-        </w:rPr>
-        <w:t xml:space="preserve">; </w:t>
-      </w:r>
-      <w:hyperlink r:id="rId131">
-        <w:r>
-          <w:rPr>
-            <w:lang w:val="pt_PT" w:bidi="pt_PT"/>
-          </w:rPr>
-          <w:rPr>
-            <w:color w:val="0000EE"/>
-            <w:u w:val="single"/>
-          </w:rPr>
-          <w:t>23.37</w:t>
-        </w:r>
-      </w:hyperlink>
+      <w:r>
+        <w:rPr>
+          <w:lang w:val="pt_PT" w:bidi="pt_PT"/>
+        </w:rPr>
+        <w:t>2Sm 17.27–29</w:t>
+      </w:r>
+      <w:r>
+        <w:rPr>
+          <w:lang w:val="pt_PT" w:bidi="pt_PT"/>
+        </w:rPr>
+        <w:t xml:space="preserve">; </w:t>
+      </w:r>
+      <w:r>
+        <w:rPr>
+          <w:lang w:val="pt_PT" w:bidi="pt_PT"/>
+        </w:rPr>
+        <w:t>23.37</w:t>
+      </w:r>
       <w:r>
         <w:rPr>
           <w:lang w:val="pt_PT" w:bidi="pt_PT"/>
@@ -3734,18 +2876,12 @@
           <w:lang w:val="pt_PT" w:bidi="pt_PT"/>
         </w:rPr>
       </w:r>
-      <w:hyperlink r:id="rId124">
-        <w:r>
-          <w:rPr>
-            <w:lang w:val="pt_PT" w:bidi="pt_PT"/>
-          </w:rPr>
-          <w:rPr>
-            <w:color w:val="0000EE"/>
-            <w:u w:val="single"/>
-          </w:rPr>
-          <w:t>Deuteronômio 23.3–6</w:t>
-        </w:r>
-      </w:hyperlink>
+      <w:r>
+        <w:rPr>
+          <w:lang w:val="pt_PT" w:bidi="pt_PT"/>
+        </w:rPr>
+        <w:t>Deuteronômio 23.3–6</w:t>
+      </w:r>
       <w:r>
         <w:rPr>
           <w:lang w:val="pt_PT" w:bidi="pt_PT"/>
@@ -3794,18 +2930,12 @@
         </w:rPr>
         <w:t>Moisés foi o primeiro líder de Israel como nação. Deus usou Moisés em um momento muito importante na história de seu povo. Ele foi o profeta que recebeu a lei e mediou a aliança (acordo especial) de Deus com Israel no Monte Sinai (</w:t>
       </w:r>
-      <w:hyperlink r:id="rId132">
-        <w:r>
-          <w:rPr>
-            <w:lang w:val="pt_PT" w:bidi="pt_PT"/>
-          </w:rPr>
-          <w:rPr>
-            <w:color w:val="0000EE"/>
-            <w:u w:val="single"/>
-          </w:rPr>
-          <w:t>Êx 19.3–6</w:t>
-        </w:r>
-      </w:hyperlink>
+      <w:r>
+        <w:rPr>
+          <w:lang w:val="pt_PT" w:bidi="pt_PT"/>
+        </w:rPr>
+        <w:t>Êx 19.3–6</w:t>
+      </w:r>
       <w:r>
         <w:rPr>
           <w:lang w:val="pt_PT" w:bidi="pt_PT"/>
@@ -3826,36 +2956,24 @@
         </w:rPr>
         <w:t>Moisés era o irmão mais novo de Miriã e Arão. Ele nasceu no Egito durante um período perigoso (</w:t>
       </w:r>
-      <w:hyperlink r:id="rId133">
-        <w:r>
-          <w:rPr>
-            <w:lang w:val="pt_PT" w:bidi="pt_PT"/>
-          </w:rPr>
-          <w:rPr>
-            <w:color w:val="0000EE"/>
-            <w:u w:val="single"/>
-          </w:rPr>
-          <w:t>Êx 1.15–2.2</w:t>
-        </w:r>
-      </w:hyperlink>
+      <w:r>
+        <w:rPr>
+          <w:lang w:val="pt_PT" w:bidi="pt_PT"/>
+        </w:rPr>
+        <w:t>Êx 1.15–2.2</w:t>
+      </w:r>
       <w:r>
         <w:rPr>
           <w:lang w:val="pt_PT" w:bidi="pt_PT"/>
         </w:rPr>
         <w:t>). O Faraó egípcio, temendo uma rebelião, ordenou que todos os meninos hebreus fossem mortos ao nascer. A mãe de Moisés, Joquebede, confiou em Deus e colocou seu bebê em um cesto de junco no Rio Nilo. A filha do Faraó o encontrou e o criou como seu próprio filho no palácio (</w:t>
       </w:r>
-      <w:hyperlink r:id="rId134">
-        <w:r>
-          <w:rPr>
-            <w:lang w:val="pt_PT" w:bidi="pt_PT"/>
-          </w:rPr>
-          <w:rPr>
-            <w:color w:val="0000EE"/>
-            <w:u w:val="single"/>
-          </w:rPr>
-          <w:t>Êx 2.3–10</w:t>
-        </w:r>
-      </w:hyperlink>
+      <w:r>
+        <w:rPr>
+          <w:lang w:val="pt_PT" w:bidi="pt_PT"/>
+        </w:rPr>
+        <w:t>Êx 2.3–10</w:t>
+      </w:r>
       <w:r>
         <w:rPr>
           <w:lang w:val="pt_PT" w:bidi="pt_PT"/>
@@ -3876,36 +2994,24 @@
         </w:rPr>
         <w:t>Não sabemos muito sobre a vida inicial de Moisés. A tradição judaica diz que ele aprendeu habilidades de administração e militares na casa do Faraó. Quando tinha cerca de quarenta anos, matou um egípcio para salvar um escravo hebreu e depois fugiu para Midiã (</w:t>
       </w:r>
-      <w:hyperlink r:id="rId135">
-        <w:r>
-          <w:rPr>
-            <w:lang w:val="pt_PT" w:bidi="pt_PT"/>
-          </w:rPr>
-          <w:rPr>
-            <w:color w:val="0000EE"/>
-            <w:u w:val="single"/>
-          </w:rPr>
-          <w:t>Êx 2.11–15</w:t>
-        </w:r>
-      </w:hyperlink>
+      <w:r>
+        <w:rPr>
+          <w:lang w:val="pt_PT" w:bidi="pt_PT"/>
+        </w:rPr>
+        <w:t>Êx 2.11–15</w:t>
+      </w:r>
       <w:r>
         <w:rPr>
           <w:lang w:val="pt_PT" w:bidi="pt_PT"/>
         </w:rPr>
         <w:t xml:space="preserve">; veja também </w:t>
       </w:r>
-      <w:hyperlink r:id="rId136">
-        <w:r>
-          <w:rPr>
-            <w:lang w:val="pt_PT" w:bidi="pt_PT"/>
-          </w:rPr>
-          <w:rPr>
-            <w:color w:val="0000EE"/>
-            <w:u w:val="single"/>
-          </w:rPr>
-          <w:t>At 7.23–29</w:t>
-        </w:r>
-      </w:hyperlink>
+      <w:r>
+        <w:rPr>
+          <w:lang w:val="pt_PT" w:bidi="pt_PT"/>
+        </w:rPr>
+        <w:t>At 7.23–29</w:t>
+      </w:r>
       <w:r>
         <w:rPr>
           <w:lang w:val="pt_PT" w:bidi="pt_PT"/>
@@ -3926,18 +3032,12 @@
         </w:rPr>
         <w:t>Cerca de quarenta anos depois, Deus apareceu a Moisés em uma sarça ardente. Ele disse a Moisés para retornar ao Egito e libertar seu povo da escravidão (</w:t>
       </w:r>
-      <w:hyperlink r:id="rId137">
-        <w:r>
-          <w:rPr>
-            <w:lang w:val="pt_PT" w:bidi="pt_PT"/>
-          </w:rPr>
-          <w:rPr>
-            <w:color w:val="0000EE"/>
-            <w:u w:val="single"/>
-          </w:rPr>
-          <w:t>Êx 3.1–4.17</w:t>
-        </w:r>
-      </w:hyperlink>
+      <w:r>
+        <w:rPr>
+          <w:lang w:val="pt_PT" w:bidi="pt_PT"/>
+        </w:rPr>
+        <w:t>Êx 3.1–4.17</w:t>
+      </w:r>
       <w:r>
         <w:rPr>
           <w:lang w:val="pt_PT" w:bidi="pt_PT"/>
@@ -3972,36 +3072,24 @@
         </w:rPr>
         <w:t>Moisés conduziu Israel ao Monte Sinai, onde ele havia encontrado Deus na sarça ardente. Deus se revelou novamente a Moisés naquela montanha, dando-lhe a lei, incluindo os Dez Mandamentos (</w:t>
       </w:r>
-      <w:hyperlink r:id="rId138">
-        <w:r>
-          <w:rPr>
-            <w:lang w:val="pt_PT" w:bidi="pt_PT"/>
-          </w:rPr>
-          <w:rPr>
-            <w:color w:val="0000EE"/>
-            <w:u w:val="single"/>
-          </w:rPr>
-          <w:t>Êx 20.1–23.19</w:t>
-        </w:r>
-      </w:hyperlink>
+      <w:r>
+        <w:rPr>
+          <w:lang w:val="pt_PT" w:bidi="pt_PT"/>
+        </w:rPr>
+        <w:t>Êx 20.1–23.19</w:t>
+      </w:r>
       <w:r>
         <w:rPr>
           <w:lang w:val="pt_PT" w:bidi="pt_PT"/>
         </w:rPr>
         <w:t>). Ele também lhe deu instruções para construir o tabernáculo. Quando Moisés desceu da montanha, encontrou o povo que havia abandonado o verdadeiro Deus ao adorar um bezerro de ouro (</w:t>
       </w:r>
-      <w:hyperlink r:id="rId139">
-        <w:r>
-          <w:rPr>
-            <w:lang w:val="pt_PT" w:bidi="pt_PT"/>
-          </w:rPr>
-          <w:rPr>
-            <w:color w:val="0000EE"/>
-            <w:u w:val="single"/>
-          </w:rPr>
-          <w:t>Êx 32</w:t>
-        </w:r>
-      </w:hyperlink>
+      <w:r>
+        <w:rPr>
+          <w:lang w:val="pt_PT" w:bidi="pt_PT"/>
+        </w:rPr>
+        <w:t>Êx 32</w:t>
+      </w:r>
       <w:r>
         <w:rPr>
           <w:lang w:val="pt_PT" w:bidi="pt_PT"/>
@@ -4022,18 +3110,12 @@
         </w:rPr>
         <w:t>Moisés liderou um grupo que reclamava, era rebelde e desconfiado pelo deserto. Até mesmo seu próprio irmão e irmã questionaram sua liderança, usando seu casamento com uma mulher cuxita como desculpa (</w:t>
       </w:r>
-      <w:hyperlink r:id="rId140">
-        <w:r>
-          <w:rPr>
-            <w:lang w:val="pt_PT" w:bidi="pt_PT"/>
-          </w:rPr>
-          <w:rPr>
-            <w:color w:val="0000EE"/>
-            <w:u w:val="single"/>
-          </w:rPr>
-          <w:t>Nm 12</w:t>
-        </w:r>
-      </w:hyperlink>
+      <w:r>
+        <w:rPr>
+          <w:lang w:val="pt_PT" w:bidi="pt_PT"/>
+        </w:rPr>
+        <w:t>Nm 12</w:t>
+      </w:r>
       <w:r>
         <w:rPr>
           <w:lang w:val="pt_PT" w:bidi="pt_PT"/>
@@ -4054,54 +3136,36 @@
         </w:rPr>
         <w:t>Moisés foi um grande homem, mas ele não era perfeito. Quando o povo testou sua paciência reclamando da falta de água, Moisés não seguiu as instruções de Deus. Ele golpeou uma rocha em vez de falar com ela (</w:t>
       </w:r>
-      <w:hyperlink r:id="rId141">
-        <w:r>
-          <w:rPr>
-            <w:lang w:val="pt_PT" w:bidi="pt_PT"/>
-          </w:rPr>
-          <w:rPr>
-            <w:color w:val="0000EE"/>
-            <w:u w:val="single"/>
-          </w:rPr>
-          <w:t>Nm 20.1–13</w:t>
-        </w:r>
-      </w:hyperlink>
+      <w:r>
+        <w:rPr>
+          <w:lang w:val="pt_PT" w:bidi="pt_PT"/>
+        </w:rPr>
+        <w:t>Nm 20.1–13</w:t>
+      </w:r>
       <w:r>
         <w:rPr>
           <w:lang w:val="pt_PT" w:bidi="pt_PT"/>
         </w:rPr>
         <w:t>). Suas ações não demonstraram a santidade de Deus, e ele sugeriu que trouxe a água por seu próprio poder (</w:t>
       </w:r>
-      <w:hyperlink r:id="rId142">
-        <w:r>
-          <w:rPr>
-            <w:lang w:val="pt_PT" w:bidi="pt_PT"/>
-          </w:rPr>
-          <w:rPr>
-            <w:color w:val="0000EE"/>
-            <w:u w:val="single"/>
-          </w:rPr>
-          <w:t>Nm 20.10</w:t>
-        </w:r>
-      </w:hyperlink>
+      <w:r>
+        <w:rPr>
+          <w:lang w:val="pt_PT" w:bidi="pt_PT"/>
+        </w:rPr>
+        <w:t>Nm 20.10</w:t>
+      </w:r>
       <w:r>
         <w:rPr>
           <w:lang w:val="pt_PT" w:bidi="pt_PT"/>
         </w:rPr>
         <w:t xml:space="preserve">; compare </w:t>
       </w:r>
-      <w:hyperlink r:id="rId143">
-        <w:r>
-          <w:rPr>
-            <w:lang w:val="pt_PT" w:bidi="pt_PT"/>
-          </w:rPr>
-          <w:rPr>
-            <w:color w:val="0000EE"/>
-            <w:u w:val="single"/>
-          </w:rPr>
-          <w:t>Sl 106.32–33</w:t>
-        </w:r>
-      </w:hyperlink>
+      <w:r>
+        <w:rPr>
+          <w:lang w:val="pt_PT" w:bidi="pt_PT"/>
+        </w:rPr>
+        <w:t>Sl 106.32–33</w:t>
+      </w:r>
       <w:r>
         <w:rPr>
           <w:lang w:val="pt_PT" w:bidi="pt_PT"/>
@@ -4136,54 +3200,36 @@
         </w:rPr>
         <w:t>Após entregar este sermão e antes de Israel entrar em Canaã, Moisés subiu ao pico Pisga no Monte Nebo, onde morreu. “Desde então, não se levantou em Israel profeta como Moisés, a quem o Senhor conheceu face a face” (</w:t>
       </w:r>
-      <w:hyperlink r:id="rId144">
-        <w:r>
-          <w:rPr>
-            <w:lang w:val="pt_PT" w:bidi="pt_PT"/>
-          </w:rPr>
-          <w:rPr>
-            <w:color w:val="0000EE"/>
-            <w:u w:val="single"/>
-          </w:rPr>
-          <w:t>Dt 34.10</w:t>
-        </w:r>
-      </w:hyperlink>
+      <w:r>
+        <w:rPr>
+          <w:lang w:val="pt_PT" w:bidi="pt_PT"/>
+        </w:rPr>
+        <w:t>Dt 34.10</w:t>
+      </w:r>
       <w:r>
         <w:rPr>
           <w:lang w:val="pt_PT" w:bidi="pt_PT"/>
         </w:rPr>
         <w:t>). Somente Jesus superou Moisés como mediador entre Deus e os humanos (</w:t>
       </w:r>
-      <w:hyperlink r:id="rId145">
-        <w:r>
-          <w:rPr>
-            <w:lang w:val="pt_PT" w:bidi="pt_PT"/>
-          </w:rPr>
-          <w:rPr>
-            <w:color w:val="0000EE"/>
-            <w:u w:val="single"/>
-          </w:rPr>
-          <w:t>At 3.17–26</w:t>
-        </w:r>
-      </w:hyperlink>
-      <w:r>
-        <w:rPr>
-          <w:lang w:val="pt_PT" w:bidi="pt_PT"/>
-        </w:rPr>
-        <w:t xml:space="preserve">; </w:t>
-      </w:r>
-      <w:hyperlink r:id="rId146">
-        <w:r>
-          <w:rPr>
-            <w:lang w:val="pt_PT" w:bidi="pt_PT"/>
-          </w:rPr>
-          <w:rPr>
-            <w:color w:val="0000EE"/>
-            <w:u w:val="single"/>
-          </w:rPr>
-          <w:t>Hb 3</w:t>
-        </w:r>
-      </w:hyperlink>
+      <w:r>
+        <w:rPr>
+          <w:lang w:val="pt_PT" w:bidi="pt_PT"/>
+        </w:rPr>
+        <w:t>At 3.17–26</w:t>
+      </w:r>
+      <w:r>
+        <w:rPr>
+          <w:lang w:val="pt_PT" w:bidi="pt_PT"/>
+        </w:rPr>
+        <w:t xml:space="preserve">; </w:t>
+      </w:r>
+      <w:r>
+        <w:rPr>
+          <w:lang w:val="pt_PT" w:bidi="pt_PT"/>
+        </w:rPr>
+        <w:t>Hb 3</w:t>
+      </w:r>
       <w:r>
         <w:rPr>
           <w:lang w:val="pt_PT" w:bidi="pt_PT"/>
@@ -4204,108 +3250,72 @@
         </w:rPr>
         <w:t>Moisés é mencionado no Novo Testamento mais do que qualquer outra pessoa do Antigo Testamento. Ele apareceu na transfiguração de Jesus (quando a aparência de Jesus foi transformada). O Novo Testamento destaca seu papel como legislador e usa suas experiências para ilustrar a vida sob a nova aliança. Assim como Moisés, Jesus foi salvo quando bebê dos planos malignos de um governante (</w:t>
       </w:r>
-      <w:hyperlink r:id="rId41">
-        <w:r>
-          <w:rPr>
-            <w:lang w:val="pt_PT" w:bidi="pt_PT"/>
-          </w:rPr>
-          <w:rPr>
-            <w:color w:val="0000EE"/>
-            <w:u w:val="single"/>
-          </w:rPr>
-          <w:t>Mt 2.13–18</w:t>
-        </w:r>
-      </w:hyperlink>
+      <w:r>
+        <w:rPr>
+          <w:lang w:val="pt_PT" w:bidi="pt_PT"/>
+        </w:rPr>
+        <w:t>Mt 2.13–18</w:t>
+      </w:r>
       <w:r>
         <w:rPr>
           <w:lang w:val="pt_PT" w:bidi="pt_PT"/>
         </w:rPr>
         <w:t xml:space="preserve">). A nova lei de Jesus em seu Sermão da Montanha reflete a lei dada no Sinai (veja </w:t>
       </w:r>
-      <w:hyperlink r:id="rId147">
-        <w:r>
-          <w:rPr>
-            <w:lang w:val="pt_PT" w:bidi="pt_PT"/>
-          </w:rPr>
-          <w:rPr>
-            <w:color w:val="0000EE"/>
-            <w:u w:val="single"/>
-          </w:rPr>
-          <w:t>Mt 5–7</w:t>
-        </w:r>
-      </w:hyperlink>
+      <w:r>
+        <w:rPr>
+          <w:lang w:val="pt_PT" w:bidi="pt_PT"/>
+        </w:rPr>
+        <w:t>Mt 5–7</w:t>
+      </w:r>
       <w:r>
         <w:rPr>
           <w:lang w:val="pt_PT" w:bidi="pt_PT"/>
         </w:rPr>
         <w:t xml:space="preserve">). Isso apresenta Jesus como o verdadeiro intérprete da vontade de Deus. A carta aos Hebreus compara Cristo com Moisés. A carta de Paulo aos Gálatas e o Evangelho de João contrastam a lei de Moisés com o novo relacionamento de um crente com Deus (veja </w:t>
       </w:r>
-      <w:hyperlink r:id="rId148">
-        <w:r>
-          <w:rPr>
-            <w:lang w:val="pt_PT" w:bidi="pt_PT"/>
-          </w:rPr>
-          <w:rPr>
-            <w:color w:val="0000EE"/>
-            <w:u w:val="single"/>
-          </w:rPr>
-          <w:t>Jo 1.17</w:t>
-        </w:r>
-      </w:hyperlink>
-      <w:r>
-        <w:rPr>
-          <w:lang w:val="pt_PT" w:bidi="pt_PT"/>
-        </w:rPr>
-        <w:t xml:space="preserve">; </w:t>
-      </w:r>
-      <w:hyperlink r:id="rId149">
-        <w:r>
-          <w:rPr>
-            <w:lang w:val="pt_PT" w:bidi="pt_PT"/>
-          </w:rPr>
-          <w:rPr>
-            <w:color w:val="0000EE"/>
-            <w:u w:val="single"/>
-          </w:rPr>
-          <w:t>Gl 3.1–5</w:t>
-        </w:r>
-      </w:hyperlink>
-      <w:r>
-        <w:rPr>
-          <w:lang w:val="pt_PT" w:bidi="pt_PT"/>
-        </w:rPr>
-        <w:t xml:space="preserve">; </w:t>
-      </w:r>
-      <w:hyperlink r:id="rId150">
-        <w:r>
-          <w:rPr>
-            <w:lang w:val="pt_PT" w:bidi="pt_PT"/>
-          </w:rPr>
-          <w:rPr>
-            <w:color w:val="0000EE"/>
-            <w:u w:val="single"/>
-          </w:rPr>
-          <w:t>Hb 3.5–6</w:t>
-        </w:r>
-      </w:hyperlink>
-      <w:r>
-        <w:rPr>
-          <w:lang w:val="pt_PT" w:bidi="pt_PT"/>
-        </w:rPr>
-        <w:t xml:space="preserve">; </w:t>
-      </w:r>
-      <w:hyperlink r:id="rId151">
-        <w:r>
-          <w:rPr>
-            <w:lang w:val="pt_PT" w:bidi="pt_PT"/>
-          </w:rPr>
-          <w:rPr>
-            <w:color w:val="0000EE"/>
-            <w:u w:val="single"/>
-          </w:rPr>
-          <w:t>9.11–10.18</w:t>
-        </w:r>
-      </w:hyperlink>
+      <w:r>
+        <w:rPr>
+          <w:lang w:val="pt_PT" w:bidi="pt_PT"/>
+        </w:rPr>
+        <w:t>Jo 1.17</w:t>
+      </w:r>
+      <w:r>
+        <w:rPr>
+          <w:lang w:val="pt_PT" w:bidi="pt_PT"/>
+        </w:rPr>
+        <w:t xml:space="preserve">; </w:t>
+      </w:r>
+      <w:r>
+        <w:rPr>
+          <w:lang w:val="pt_PT" w:bidi="pt_PT"/>
+        </w:rPr>
+        <w:t>Gl 3.1–5</w:t>
+      </w:r>
+      <w:r>
+        <w:rPr>
+          <w:lang w:val="pt_PT" w:bidi="pt_PT"/>
+        </w:rPr>
+        <w:t xml:space="preserve">; </w:t>
+      </w:r>
+      <w:r>
+        <w:rPr>
+          <w:lang w:val="pt_PT" w:bidi="pt_PT"/>
+        </w:rPr>
+        <w:t>Hb 3.5–6</w:t>
+      </w:r>
+      <w:r>
+        <w:rPr>
+          <w:lang w:val="pt_PT" w:bidi="pt_PT"/>
+        </w:rPr>
+        <w:t xml:space="preserve">; </w:t>
+      </w:r>
+      <w:r>
+        <w:rPr>
+          <w:lang w:val="pt_PT" w:bidi="pt_PT"/>
+        </w:rPr>
+        <w:t>9.11–10.18</w:t>
+      </w:r>
       <w:r>
         <w:rPr>
           <w:lang w:val="pt_PT" w:bidi="pt_PT"/>
@@ -4335,738 +3345,492 @@
           <w:lang w:val="pt_PT" w:bidi="pt_PT"/>
         </w:rPr>
       </w:r>
-      <w:hyperlink r:id="rId152">
-        <w:r>
-          <w:rPr>
-            <w:lang w:val="pt_PT" w:bidi="pt_PT"/>
-          </w:rPr>
-          <w:rPr>
-            <w:color w:val="0000EE"/>
-            <w:u w:val="single"/>
-          </w:rPr>
-          <w:t>Êxodo 2.1–22</w:t>
-        </w:r>
-      </w:hyperlink>
-      <w:r>
-        <w:rPr>
-          <w:lang w:val="pt_PT" w:bidi="pt_PT"/>
-        </w:rPr>
-        <w:t xml:space="preserve">; </w:t>
-      </w:r>
-      <w:hyperlink r:id="rId153">
-        <w:r>
-          <w:rPr>
-            <w:lang w:val="pt_PT" w:bidi="pt_PT"/>
-          </w:rPr>
-          <w:rPr>
-            <w:color w:val="0000EE"/>
-            <w:u w:val="single"/>
-          </w:rPr>
-          <w:t>3.1–19.25</w:t>
-        </w:r>
-      </w:hyperlink>
-      <w:r>
-        <w:rPr>
-          <w:lang w:val="pt_PT" w:bidi="pt_PT"/>
-        </w:rPr>
-        <w:t xml:space="preserve">; </w:t>
-      </w:r>
-      <w:hyperlink r:id="rId154">
-        <w:r>
-          <w:rPr>
-            <w:lang w:val="pt_PT" w:bidi="pt_PT"/>
-          </w:rPr>
-          <w:rPr>
-            <w:color w:val="0000EE"/>
-            <w:u w:val="single"/>
-          </w:rPr>
-          <w:t>20.19–21</w:t>
-        </w:r>
-      </w:hyperlink>
-      <w:r>
-        <w:rPr>
-          <w:lang w:val="pt_PT" w:bidi="pt_PT"/>
-        </w:rPr>
-        <w:t xml:space="preserve">; </w:t>
-      </w:r>
-      <w:hyperlink r:id="rId155">
-        <w:r>
-          <w:rPr>
-            <w:lang w:val="pt_PT" w:bidi="pt_PT"/>
-          </w:rPr>
-          <w:rPr>
-            <w:color w:val="0000EE"/>
-            <w:u w:val="single"/>
-          </w:rPr>
-          <w:t>24.1–18</w:t>
-        </w:r>
-      </w:hyperlink>
-      <w:r>
-        <w:rPr>
-          <w:lang w:val="pt_PT" w:bidi="pt_PT"/>
-        </w:rPr>
-        <w:t xml:space="preserve">; </w:t>
-      </w:r>
-      <w:hyperlink r:id="rId156">
-        <w:r>
-          <w:rPr>
-            <w:lang w:val="pt_PT" w:bidi="pt_PT"/>
-          </w:rPr>
-          <w:rPr>
-            <w:color w:val="0000EE"/>
-            <w:u w:val="single"/>
-          </w:rPr>
-          <w:t>31.18</w:t>
-        </w:r>
-      </w:hyperlink>
-      <w:r>
-        <w:rPr>
-          <w:lang w:val="pt_PT" w:bidi="pt_PT"/>
-        </w:rPr>
-        <w:t xml:space="preserve">; </w:t>
-      </w:r>
-      <w:hyperlink r:id="rId157">
-        <w:r>
-          <w:rPr>
-            <w:lang w:val="pt_PT" w:bidi="pt_PT"/>
-          </w:rPr>
-          <w:rPr>
-            <w:color w:val="0000EE"/>
-            <w:u w:val="single"/>
-          </w:rPr>
-          <w:t>32.1–34.35</w:t>
-        </w:r>
-      </w:hyperlink>
-      <w:r>
-        <w:rPr>
-          <w:lang w:val="pt_PT" w:bidi="pt_PT"/>
-        </w:rPr>
-        <w:t xml:space="preserve">; </w:t>
-      </w:r>
-      <w:hyperlink r:id="rId158">
-        <w:r>
-          <w:rPr>
-            <w:lang w:val="pt_PT" w:bidi="pt_PT"/>
-          </w:rPr>
-          <w:rPr>
-            <w:color w:val="0000EE"/>
-            <w:u w:val="single"/>
-          </w:rPr>
-          <w:t>39.42–43</w:t>
-        </w:r>
-      </w:hyperlink>
-      <w:r>
-        <w:rPr>
-          <w:lang w:val="pt_PT" w:bidi="pt_PT"/>
-        </w:rPr>
-        <w:t xml:space="preserve">; </w:t>
-      </w:r>
-      <w:hyperlink r:id="rId159">
-        <w:r>
-          <w:rPr>
-            <w:lang w:val="pt_PT" w:bidi="pt_PT"/>
-          </w:rPr>
-          <w:rPr>
-            <w:color w:val="0000EE"/>
-            <w:u w:val="single"/>
-          </w:rPr>
-          <w:t>40.16</w:t>
-        </w:r>
-      </w:hyperlink>
-      <w:r>
-        <w:rPr>
-          <w:lang w:val="pt_PT" w:bidi="pt_PT"/>
-        </w:rPr>
-        <w:t xml:space="preserve">; </w:t>
-      </w:r>
-      <w:hyperlink r:id="rId160">
-        <w:r>
-          <w:rPr>
-            <w:lang w:val="pt_PT" w:bidi="pt_PT"/>
-          </w:rPr>
-          <w:rPr>
-            <w:color w:val="0000EE"/>
-            <w:u w:val="single"/>
-          </w:rPr>
-          <w:t>Levítico 8.1–36</w:t>
-        </w:r>
-      </w:hyperlink>
-      <w:r>
-        <w:rPr>
-          <w:lang w:val="pt_PT" w:bidi="pt_PT"/>
-        </w:rPr>
-        <w:t xml:space="preserve">; </w:t>
-      </w:r>
-      <w:hyperlink r:id="rId161">
-        <w:r>
-          <w:rPr>
-            <w:lang w:val="pt_PT" w:bidi="pt_PT"/>
-          </w:rPr>
-          <w:rPr>
-            <w:color w:val="0000EE"/>
-            <w:u w:val="single"/>
-          </w:rPr>
-          <w:t>10.1–20</w:t>
-        </w:r>
-      </w:hyperlink>
-      <w:r>
-        <w:rPr>
-          <w:lang w:val="pt_PT" w:bidi="pt_PT"/>
-        </w:rPr>
-        <w:t xml:space="preserve">; </w:t>
-      </w:r>
-      <w:hyperlink r:id="rId162">
-        <w:r>
-          <w:rPr>
-            <w:lang w:val="pt_PT" w:bidi="pt_PT"/>
-          </w:rPr>
-          <w:rPr>
-            <w:color w:val="0000EE"/>
-            <w:u w:val="single"/>
-          </w:rPr>
-          <w:t>24.10–23</w:t>
-        </w:r>
-      </w:hyperlink>
-      <w:r>
-        <w:rPr>
-          <w:lang w:val="pt_PT" w:bidi="pt_PT"/>
-        </w:rPr>
-        <w:t xml:space="preserve">; </w:t>
-      </w:r>
-      <w:hyperlink r:id="rId163">
-        <w:r>
-          <w:rPr>
-            <w:lang w:val="pt_PT" w:bidi="pt_PT"/>
-          </w:rPr>
-          <w:rPr>
-            <w:color w:val="0000EE"/>
-            <w:u w:val="single"/>
-          </w:rPr>
-          <w:t>Números 7.1–11</w:t>
-        </w:r>
-      </w:hyperlink>
+      <w:r>
+        <w:rPr>
+          <w:lang w:val="pt_PT" w:bidi="pt_PT"/>
+        </w:rPr>
+        <w:t>Êxodo 2.1–22</w:t>
+      </w:r>
+      <w:r>
+        <w:rPr>
+          <w:lang w:val="pt_PT" w:bidi="pt_PT"/>
+        </w:rPr>
+        <w:t xml:space="preserve">; </w:t>
+      </w:r>
+      <w:r>
+        <w:rPr>
+          <w:lang w:val="pt_PT" w:bidi="pt_PT"/>
+        </w:rPr>
+        <w:t>3.1–19.25</w:t>
+      </w:r>
+      <w:r>
+        <w:rPr>
+          <w:lang w:val="pt_PT" w:bidi="pt_PT"/>
+        </w:rPr>
+        <w:t xml:space="preserve">; </w:t>
+      </w:r>
+      <w:r>
+        <w:rPr>
+          <w:lang w:val="pt_PT" w:bidi="pt_PT"/>
+        </w:rPr>
+        <w:t>20.19–21</w:t>
+      </w:r>
+      <w:r>
+        <w:rPr>
+          <w:lang w:val="pt_PT" w:bidi="pt_PT"/>
+        </w:rPr>
+        <w:t xml:space="preserve">; </w:t>
+      </w:r>
+      <w:r>
+        <w:rPr>
+          <w:lang w:val="pt_PT" w:bidi="pt_PT"/>
+        </w:rPr>
+        <w:t>24.1–18</w:t>
+      </w:r>
+      <w:r>
+        <w:rPr>
+          <w:lang w:val="pt_PT" w:bidi="pt_PT"/>
+        </w:rPr>
+        <w:t xml:space="preserve">; </w:t>
+      </w:r>
+      <w:r>
+        <w:rPr>
+          <w:lang w:val="pt_PT" w:bidi="pt_PT"/>
+        </w:rPr>
+        <w:t>31.18</w:t>
+      </w:r>
+      <w:r>
+        <w:rPr>
+          <w:lang w:val="pt_PT" w:bidi="pt_PT"/>
+        </w:rPr>
+        <w:t xml:space="preserve">; </w:t>
+      </w:r>
+      <w:r>
+        <w:rPr>
+          <w:lang w:val="pt_PT" w:bidi="pt_PT"/>
+        </w:rPr>
+        <w:t>32.1–34.35</w:t>
+      </w:r>
+      <w:r>
+        <w:rPr>
+          <w:lang w:val="pt_PT" w:bidi="pt_PT"/>
+        </w:rPr>
+        <w:t xml:space="preserve">; </w:t>
+      </w:r>
+      <w:r>
+        <w:rPr>
+          <w:lang w:val="pt_PT" w:bidi="pt_PT"/>
+        </w:rPr>
+        <w:t>39.42–43</w:t>
+      </w:r>
+      <w:r>
+        <w:rPr>
+          <w:lang w:val="pt_PT" w:bidi="pt_PT"/>
+        </w:rPr>
+        <w:t xml:space="preserve">; </w:t>
+      </w:r>
+      <w:r>
+        <w:rPr>
+          <w:lang w:val="pt_PT" w:bidi="pt_PT"/>
+        </w:rPr>
+        <w:t>40.16</w:t>
+      </w:r>
+      <w:r>
+        <w:rPr>
+          <w:lang w:val="pt_PT" w:bidi="pt_PT"/>
+        </w:rPr>
+        <w:t xml:space="preserve">; </w:t>
+      </w:r>
+      <w:r>
+        <w:rPr>
+          <w:lang w:val="pt_PT" w:bidi="pt_PT"/>
+        </w:rPr>
+        <w:t>Levítico 8.1–36</w:t>
+      </w:r>
+      <w:r>
+        <w:rPr>
+          <w:lang w:val="pt_PT" w:bidi="pt_PT"/>
+        </w:rPr>
+        <w:t xml:space="preserve">; </w:t>
+      </w:r>
+      <w:r>
+        <w:rPr>
+          <w:lang w:val="pt_PT" w:bidi="pt_PT"/>
+        </w:rPr>
+        <w:t>10.1–20</w:t>
+      </w:r>
+      <w:r>
+        <w:rPr>
+          <w:lang w:val="pt_PT" w:bidi="pt_PT"/>
+        </w:rPr>
+        <w:t xml:space="preserve">; </w:t>
+      </w:r>
+      <w:r>
+        <w:rPr>
+          <w:lang w:val="pt_PT" w:bidi="pt_PT"/>
+        </w:rPr>
+        <w:t>24.10–23</w:t>
+      </w:r>
+      <w:r>
+        <w:rPr>
+          <w:lang w:val="pt_PT" w:bidi="pt_PT"/>
+        </w:rPr>
+        <w:t xml:space="preserve">; </w:t>
+      </w:r>
+      <w:r>
+        <w:rPr>
+          <w:lang w:val="pt_PT" w:bidi="pt_PT"/>
+        </w:rPr>
+        <w:t>Números 7.1–11</w:t>
+      </w:r>
       <w:r>
         <w:rPr>
           <w:lang w:val="pt_PT" w:bidi="pt_PT"/>
         </w:rPr>
         <w:t xml:space="preserve">, </w:t>
       </w:r>
-      <w:hyperlink r:id="rId164">
-        <w:r>
-          <w:rPr>
-            <w:lang w:val="pt_PT" w:bidi="pt_PT"/>
-          </w:rPr>
-          <w:rPr>
-            <w:color w:val="0000EE"/>
-            <w:u w:val="single"/>
-          </w:rPr>
-          <w:t>89</w:t>
-        </w:r>
-      </w:hyperlink>
-      <w:r>
-        <w:rPr>
-          <w:lang w:val="pt_PT" w:bidi="pt_PT"/>
-        </w:rPr>
-        <w:t xml:space="preserve">; </w:t>
-      </w:r>
-      <w:hyperlink r:id="rId165">
-        <w:r>
-          <w:rPr>
-            <w:lang w:val="pt_PT" w:bidi="pt_PT"/>
-          </w:rPr>
-          <w:rPr>
-            <w:color w:val="0000EE"/>
-            <w:u w:val="single"/>
-          </w:rPr>
-          <w:t>9.1–14</w:t>
-        </w:r>
-      </w:hyperlink>
-      <w:r>
-        <w:rPr>
-          <w:lang w:val="pt_PT" w:bidi="pt_PT"/>
-        </w:rPr>
-        <w:t xml:space="preserve">; </w:t>
-      </w:r>
-      <w:hyperlink r:id="rId166">
-        <w:r>
-          <w:rPr>
-            <w:lang w:val="pt_PT" w:bidi="pt_PT"/>
-          </w:rPr>
-          <w:rPr>
-            <w:color w:val="0000EE"/>
-            <w:u w:val="single"/>
-          </w:rPr>
-          <w:t>10.29–14.45</w:t>
-        </w:r>
-      </w:hyperlink>
-      <w:r>
-        <w:rPr>
-          <w:lang w:val="pt_PT" w:bidi="pt_PT"/>
-        </w:rPr>
-        <w:t xml:space="preserve">; </w:t>
-      </w:r>
-      <w:hyperlink r:id="rId167">
-        <w:r>
-          <w:rPr>
-            <w:lang w:val="pt_PT" w:bidi="pt_PT"/>
-          </w:rPr>
-          <w:rPr>
-            <w:color w:val="0000EE"/>
-            <w:u w:val="single"/>
-          </w:rPr>
-          <w:t>15.32–36</w:t>
-        </w:r>
-      </w:hyperlink>
-      <w:r>
-        <w:rPr>
-          <w:lang w:val="pt_PT" w:bidi="pt_PT"/>
-        </w:rPr>
-        <w:t xml:space="preserve">; </w:t>
-      </w:r>
-      <w:hyperlink r:id="rId168">
-        <w:r>
-          <w:rPr>
-            <w:lang w:val="pt_PT" w:bidi="pt_PT"/>
-          </w:rPr>
-          <w:rPr>
-            <w:color w:val="0000EE"/>
-            <w:u w:val="single"/>
-          </w:rPr>
-          <w:t>16.1–17.13</w:t>
-        </w:r>
-      </w:hyperlink>
-      <w:r>
-        <w:rPr>
-          <w:lang w:val="pt_PT" w:bidi="pt_PT"/>
-        </w:rPr>
-        <w:t xml:space="preserve">; </w:t>
-      </w:r>
-      <w:hyperlink r:id="rId169">
-        <w:r>
-          <w:rPr>
-            <w:lang w:val="pt_PT" w:bidi="pt_PT"/>
-          </w:rPr>
-          <w:rPr>
-            <w:color w:val="0000EE"/>
-            <w:u w:val="single"/>
-          </w:rPr>
-          <w:t>20.1–29</w:t>
-        </w:r>
-      </w:hyperlink>
-      <w:r>
-        <w:rPr>
-          <w:lang w:val="pt_PT" w:bidi="pt_PT"/>
-        </w:rPr>
-        <w:t xml:space="preserve">; </w:t>
-      </w:r>
-      <w:hyperlink r:id="rId170">
-        <w:r>
-          <w:rPr>
-            <w:lang w:val="pt_PT" w:bidi="pt_PT"/>
-          </w:rPr>
-          <w:rPr>
-            <w:color w:val="0000EE"/>
-            <w:u w:val="single"/>
-          </w:rPr>
-          <w:t>21.4–9</w:t>
-        </w:r>
-      </w:hyperlink>
-      <w:r>
-        <w:rPr>
-          <w:lang w:val="pt_PT" w:bidi="pt_PT"/>
-        </w:rPr>
-        <w:t xml:space="preserve">; </w:t>
-      </w:r>
-      <w:hyperlink r:id="rId171">
-        <w:r>
-          <w:rPr>
-            <w:lang w:val="pt_PT" w:bidi="pt_PT"/>
-          </w:rPr>
-          <w:rPr>
-            <w:color w:val="0000EE"/>
-            <w:u w:val="single"/>
-          </w:rPr>
-          <w:t>25.1–5</w:t>
-        </w:r>
-      </w:hyperlink>
-      <w:r>
-        <w:rPr>
-          <w:lang w:val="pt_PT" w:bidi="pt_PT"/>
-        </w:rPr>
-        <w:t xml:space="preserve">; </w:t>
-      </w:r>
-      <w:hyperlink r:id="rId172">
-        <w:r>
-          <w:rPr>
-            <w:lang w:val="pt_PT" w:bidi="pt_PT"/>
-          </w:rPr>
-          <w:rPr>
-            <w:color w:val="0000EE"/>
-            <w:u w:val="single"/>
-          </w:rPr>
-          <w:t>27.1–23</w:t>
-        </w:r>
-      </w:hyperlink>
-      <w:r>
-        <w:rPr>
-          <w:lang w:val="pt_PT" w:bidi="pt_PT"/>
-        </w:rPr>
-        <w:t xml:space="preserve">; </w:t>
-      </w:r>
-      <w:hyperlink r:id="rId173">
-        <w:r>
-          <w:rPr>
-            <w:lang w:val="pt_PT" w:bidi="pt_PT"/>
-          </w:rPr>
-          <w:rPr>
-            <w:color w:val="0000EE"/>
-            <w:u w:val="single"/>
-          </w:rPr>
-          <w:t>31.1–32.33</w:t>
-        </w:r>
-      </w:hyperlink>
-      <w:r>
-        <w:rPr>
-          <w:lang w:val="pt_PT" w:bidi="pt_PT"/>
-        </w:rPr>
-        <w:t xml:space="preserve">; </w:t>
-      </w:r>
-      <w:hyperlink r:id="rId174">
-        <w:r>
-          <w:rPr>
-            <w:lang w:val="pt_PT" w:bidi="pt_PT"/>
-          </w:rPr>
-          <w:rPr>
-            <w:color w:val="0000EE"/>
-            <w:u w:val="single"/>
-          </w:rPr>
-          <w:t>33.1–2</w:t>
-        </w:r>
-      </w:hyperlink>
-      <w:r>
-        <w:rPr>
-          <w:lang w:val="pt_PT" w:bidi="pt_PT"/>
-        </w:rPr>
-        <w:t xml:space="preserve">; </w:t>
-      </w:r>
-      <w:hyperlink r:id="rId175">
-        <w:r>
-          <w:rPr>
-            <w:lang w:val="pt_PT" w:bidi="pt_PT"/>
-          </w:rPr>
-          <w:rPr>
-            <w:color w:val="0000EE"/>
-            <w:u w:val="single"/>
-          </w:rPr>
-          <w:t>Deuteronômio 1.1–5</w:t>
-        </w:r>
-      </w:hyperlink>
-      <w:r>
-        <w:rPr>
-          <w:lang w:val="pt_PT" w:bidi="pt_PT"/>
-        </w:rPr>
-        <w:t xml:space="preserve">; </w:t>
-      </w:r>
-      <w:hyperlink r:id="rId176">
-        <w:r>
-          <w:rPr>
-            <w:lang w:val="pt_PT" w:bidi="pt_PT"/>
-          </w:rPr>
-          <w:rPr>
-            <w:color w:val="0000EE"/>
-            <w:u w:val="single"/>
-          </w:rPr>
-          <w:t>31.1–34.12</w:t>
-        </w:r>
-      </w:hyperlink>
-      <w:r>
-        <w:rPr>
-          <w:lang w:val="pt_PT" w:bidi="pt_PT"/>
-        </w:rPr>
-        <w:t xml:space="preserve">; </w:t>
-      </w:r>
-      <w:hyperlink r:id="rId177">
-        <w:r>
-          <w:rPr>
-            <w:lang w:val="pt_PT" w:bidi="pt_PT"/>
-          </w:rPr>
-          <w:rPr>
-            <w:color w:val="0000EE"/>
-            <w:u w:val="single"/>
-          </w:rPr>
-          <w:t>1 Crônicas 23.13–17</w:t>
-        </w:r>
-      </w:hyperlink>
-      <w:r>
-        <w:rPr>
-          <w:lang w:val="pt_PT" w:bidi="pt_PT"/>
-        </w:rPr>
-        <w:t xml:space="preserve">; </w:t>
-      </w:r>
-      <w:hyperlink r:id="rId178">
-        <w:r>
-          <w:rPr>
-            <w:lang w:val="pt_PT" w:bidi="pt_PT"/>
-          </w:rPr>
-          <w:rPr>
-            <w:color w:val="0000EE"/>
-            <w:u w:val="single"/>
-          </w:rPr>
-          <w:t>Salmos 77.20</w:t>
-        </w:r>
-      </w:hyperlink>
-      <w:r>
-        <w:rPr>
-          <w:lang w:val="pt_PT" w:bidi="pt_PT"/>
-        </w:rPr>
-        <w:t xml:space="preserve">; </w:t>
-      </w:r>
-      <w:hyperlink r:id="rId179">
-        <w:r>
-          <w:rPr>
-            <w:lang w:val="pt_PT" w:bidi="pt_PT"/>
-          </w:rPr>
-          <w:rPr>
-            <w:color w:val="0000EE"/>
-            <w:u w:val="single"/>
-          </w:rPr>
-          <w:t>90.1–17</w:t>
-        </w:r>
-      </w:hyperlink>
-      <w:r>
-        <w:rPr>
-          <w:lang w:val="pt_PT" w:bidi="pt_PT"/>
-        </w:rPr>
-        <w:t xml:space="preserve">; </w:t>
-      </w:r>
-      <w:hyperlink r:id="rId180">
-        <w:r>
-          <w:rPr>
-            <w:lang w:val="pt_PT" w:bidi="pt_PT"/>
-          </w:rPr>
-          <w:rPr>
-            <w:color w:val="0000EE"/>
-            <w:u w:val="single"/>
-          </w:rPr>
-          <w:t>103.7</w:t>
-        </w:r>
-      </w:hyperlink>
-      <w:r>
-        <w:rPr>
-          <w:lang w:val="pt_PT" w:bidi="pt_PT"/>
-        </w:rPr>
-        <w:t xml:space="preserve">; </w:t>
-      </w:r>
-      <w:hyperlink r:id="rId181">
-        <w:r>
-          <w:rPr>
-            <w:lang w:val="pt_PT" w:bidi="pt_PT"/>
-          </w:rPr>
-          <w:rPr>
-            <w:color w:val="0000EE"/>
-            <w:u w:val="single"/>
-          </w:rPr>
-          <w:t>105.26–27</w:t>
-        </w:r>
-      </w:hyperlink>
-      <w:r>
-        <w:rPr>
-          <w:lang w:val="pt_PT" w:bidi="pt_PT"/>
-        </w:rPr>
-        <w:t xml:space="preserve">; </w:t>
-      </w:r>
-      <w:hyperlink r:id="rId143">
-        <w:r>
-          <w:rPr>
-            <w:lang w:val="pt_PT" w:bidi="pt_PT"/>
-          </w:rPr>
-          <w:rPr>
-            <w:color w:val="0000EE"/>
-            <w:u w:val="single"/>
-          </w:rPr>
-          <w:t>106.32–33</w:t>
-        </w:r>
-      </w:hyperlink>
-      <w:r>
-        <w:rPr>
-          <w:lang w:val="pt_PT" w:bidi="pt_PT"/>
-        </w:rPr>
-        <w:t xml:space="preserve">; </w:t>
-      </w:r>
-      <w:hyperlink r:id="rId182">
-        <w:r>
-          <w:rPr>
-            <w:lang w:val="pt_PT" w:bidi="pt_PT"/>
-          </w:rPr>
-          <w:rPr>
-            <w:color w:val="0000EE"/>
-            <w:u w:val="single"/>
-          </w:rPr>
-          <w:t>Marcos 9.2–13</w:t>
-        </w:r>
-      </w:hyperlink>
-      <w:r>
-        <w:rPr>
-          <w:lang w:val="pt_PT" w:bidi="pt_PT"/>
-        </w:rPr>
-        <w:t xml:space="preserve">; </w:t>
-      </w:r>
-      <w:hyperlink r:id="rId183">
-        <w:r>
-          <w:rPr>
-            <w:lang w:val="pt_PT" w:bidi="pt_PT"/>
-          </w:rPr>
-          <w:rPr>
-            <w:color w:val="0000EE"/>
-            <w:u w:val="single"/>
-          </w:rPr>
-          <w:t>Atos 7.17–44</w:t>
-        </w:r>
-      </w:hyperlink>
-      <w:r>
-        <w:rPr>
-          <w:lang w:val="pt_PT" w:bidi="pt_PT"/>
-        </w:rPr>
-        <w:t xml:space="preserve">; </w:t>
-      </w:r>
-      <w:hyperlink r:id="rId184">
-        <w:r>
-          <w:rPr>
-            <w:lang w:val="pt_PT" w:bidi="pt_PT"/>
-          </w:rPr>
-          <w:rPr>
-            <w:color w:val="0000EE"/>
-            <w:u w:val="single"/>
-          </w:rPr>
-          <w:t>1 Coríntios 10.1–14</w:t>
-        </w:r>
-      </w:hyperlink>
-      <w:r>
-        <w:rPr>
-          <w:lang w:val="pt_PT" w:bidi="pt_PT"/>
-        </w:rPr>
-        <w:t xml:space="preserve">; </w:t>
-      </w:r>
-      <w:hyperlink r:id="rId185">
-        <w:r>
-          <w:rPr>
-            <w:lang w:val="pt_PT" w:bidi="pt_PT"/>
-          </w:rPr>
-          <w:rPr>
-            <w:color w:val="0000EE"/>
-            <w:u w:val="single"/>
-          </w:rPr>
-          <w:t>2 Coríntios 3.7–18</w:t>
-        </w:r>
-      </w:hyperlink>
-      <w:r>
-        <w:rPr>
-          <w:lang w:val="pt_PT" w:bidi="pt_PT"/>
-        </w:rPr>
-        <w:t xml:space="preserve">; </w:t>
-      </w:r>
-      <w:hyperlink r:id="rId186">
-        <w:r>
-          <w:rPr>
-            <w:lang w:val="pt_PT" w:bidi="pt_PT"/>
-          </w:rPr>
-          <w:rPr>
-            <w:color w:val="0000EE"/>
-            <w:u w:val="single"/>
-          </w:rPr>
-          <w:t>Gálatas 3.19</w:t>
-        </w:r>
-      </w:hyperlink>
-      <w:r>
-        <w:rPr>
-          <w:lang w:val="pt_PT" w:bidi="pt_PT"/>
-        </w:rPr>
-        <w:t xml:space="preserve">; </w:t>
-      </w:r>
-      <w:hyperlink r:id="rId146">
-        <w:r>
-          <w:rPr>
-            <w:lang w:val="pt_PT" w:bidi="pt_PT"/>
-          </w:rPr>
-          <w:rPr>
-            <w:color w:val="0000EE"/>
-            <w:u w:val="single"/>
-          </w:rPr>
-          <w:t>Hebreus 3.1–19</w:t>
-        </w:r>
-      </w:hyperlink>
-      <w:r>
-        <w:rPr>
-          <w:lang w:val="pt_PT" w:bidi="pt_PT"/>
-        </w:rPr>
-        <w:t xml:space="preserve">; </w:t>
-      </w:r>
-      <w:hyperlink r:id="rId187">
-        <w:r>
-          <w:rPr>
-            <w:lang w:val="pt_PT" w:bidi="pt_PT"/>
-          </w:rPr>
-          <w:rPr>
-            <w:color w:val="0000EE"/>
-            <w:u w:val="single"/>
-          </w:rPr>
-          <w:t>8.5</w:t>
-        </w:r>
-      </w:hyperlink>
-      <w:r>
-        <w:rPr>
-          <w:lang w:val="pt_PT" w:bidi="pt_PT"/>
-        </w:rPr>
-        <w:t xml:space="preserve">; </w:t>
-      </w:r>
-      <w:hyperlink r:id="rId188">
-        <w:r>
-          <w:rPr>
-            <w:lang w:val="pt_PT" w:bidi="pt_PT"/>
-          </w:rPr>
-          <w:rPr>
-            <w:color w:val="0000EE"/>
-            <w:u w:val="single"/>
-          </w:rPr>
-          <w:t>9.19–22</w:t>
-        </w:r>
-      </w:hyperlink>
-      <w:r>
-        <w:rPr>
-          <w:lang w:val="pt_PT" w:bidi="pt_PT"/>
-        </w:rPr>
-        <w:t xml:space="preserve">; </w:t>
-      </w:r>
-      <w:hyperlink r:id="rId189">
-        <w:r>
-          <w:rPr>
-            <w:lang w:val="pt_PT" w:bidi="pt_PT"/>
-          </w:rPr>
-          <w:rPr>
-            <w:color w:val="0000EE"/>
-            <w:u w:val="single"/>
-          </w:rPr>
-          <w:t>11.23–28</w:t>
-        </w:r>
-      </w:hyperlink>
-      <w:r>
-        <w:rPr>
-          <w:lang w:val="pt_PT" w:bidi="pt_PT"/>
-        </w:rPr>
-        <w:t xml:space="preserve">; </w:t>
-      </w:r>
-      <w:hyperlink r:id="rId190">
-        <w:r>
-          <w:rPr>
-            <w:lang w:val="pt_PT" w:bidi="pt_PT"/>
-          </w:rPr>
-          <w:rPr>
-            <w:color w:val="0000EE"/>
-            <w:u w:val="single"/>
-          </w:rPr>
-          <w:t>12.18–29</w:t>
-        </w:r>
-      </w:hyperlink>
+      <w:r>
+        <w:rPr>
+          <w:lang w:val="pt_PT" w:bidi="pt_PT"/>
+        </w:rPr>
+        <w:t>89</w:t>
+      </w:r>
+      <w:r>
+        <w:rPr>
+          <w:lang w:val="pt_PT" w:bidi="pt_PT"/>
+        </w:rPr>
+        <w:t xml:space="preserve">; </w:t>
+      </w:r>
+      <w:r>
+        <w:rPr>
+          <w:lang w:val="pt_PT" w:bidi="pt_PT"/>
+        </w:rPr>
+        <w:t>9.1–14</w:t>
+      </w:r>
+      <w:r>
+        <w:rPr>
+          <w:lang w:val="pt_PT" w:bidi="pt_PT"/>
+        </w:rPr>
+        <w:t xml:space="preserve">; </w:t>
+      </w:r>
+      <w:r>
+        <w:rPr>
+          <w:lang w:val="pt_PT" w:bidi="pt_PT"/>
+        </w:rPr>
+        <w:t>10.29–14.45</w:t>
+      </w:r>
+      <w:r>
+        <w:rPr>
+          <w:lang w:val="pt_PT" w:bidi="pt_PT"/>
+        </w:rPr>
+        <w:t xml:space="preserve">; </w:t>
+      </w:r>
+      <w:r>
+        <w:rPr>
+          <w:lang w:val="pt_PT" w:bidi="pt_PT"/>
+        </w:rPr>
+        <w:t>15.32–36</w:t>
+      </w:r>
+      <w:r>
+        <w:rPr>
+          <w:lang w:val="pt_PT" w:bidi="pt_PT"/>
+        </w:rPr>
+        <w:t xml:space="preserve">; </w:t>
+      </w:r>
+      <w:r>
+        <w:rPr>
+          <w:lang w:val="pt_PT" w:bidi="pt_PT"/>
+        </w:rPr>
+        <w:t>16.1–17.13</w:t>
+      </w:r>
+      <w:r>
+        <w:rPr>
+          <w:lang w:val="pt_PT" w:bidi="pt_PT"/>
+        </w:rPr>
+        <w:t xml:space="preserve">; </w:t>
+      </w:r>
+      <w:r>
+        <w:rPr>
+          <w:lang w:val="pt_PT" w:bidi="pt_PT"/>
+        </w:rPr>
+        <w:t>20.1–29</w:t>
+      </w:r>
+      <w:r>
+        <w:rPr>
+          <w:lang w:val="pt_PT" w:bidi="pt_PT"/>
+        </w:rPr>
+        <w:t xml:space="preserve">; </w:t>
+      </w:r>
+      <w:r>
+        <w:rPr>
+          <w:lang w:val="pt_PT" w:bidi="pt_PT"/>
+        </w:rPr>
+        <w:t>21.4–9</w:t>
+      </w:r>
+      <w:r>
+        <w:rPr>
+          <w:lang w:val="pt_PT" w:bidi="pt_PT"/>
+        </w:rPr>
+        <w:t xml:space="preserve">; </w:t>
+      </w:r>
+      <w:r>
+        <w:rPr>
+          <w:lang w:val="pt_PT" w:bidi="pt_PT"/>
+        </w:rPr>
+        <w:t>25.1–5</w:t>
+      </w:r>
+      <w:r>
+        <w:rPr>
+          <w:lang w:val="pt_PT" w:bidi="pt_PT"/>
+        </w:rPr>
+        <w:t xml:space="preserve">; </w:t>
+      </w:r>
+      <w:r>
+        <w:rPr>
+          <w:lang w:val="pt_PT" w:bidi="pt_PT"/>
+        </w:rPr>
+        <w:t>27.1–23</w:t>
+      </w:r>
+      <w:r>
+        <w:rPr>
+          <w:lang w:val="pt_PT" w:bidi="pt_PT"/>
+        </w:rPr>
+        <w:t xml:space="preserve">; </w:t>
+      </w:r>
+      <w:r>
+        <w:rPr>
+          <w:lang w:val="pt_PT" w:bidi="pt_PT"/>
+        </w:rPr>
+        <w:t>31.1–32.33</w:t>
+      </w:r>
+      <w:r>
+        <w:rPr>
+          <w:lang w:val="pt_PT" w:bidi="pt_PT"/>
+        </w:rPr>
+        <w:t xml:space="preserve">; </w:t>
+      </w:r>
+      <w:r>
+        <w:rPr>
+          <w:lang w:val="pt_PT" w:bidi="pt_PT"/>
+        </w:rPr>
+        <w:t>33.1–2</w:t>
+      </w:r>
+      <w:r>
+        <w:rPr>
+          <w:lang w:val="pt_PT" w:bidi="pt_PT"/>
+        </w:rPr>
+        <w:t xml:space="preserve">; </w:t>
+      </w:r>
+      <w:r>
+        <w:rPr>
+          <w:lang w:val="pt_PT" w:bidi="pt_PT"/>
+        </w:rPr>
+        <w:t>Deuteronômio 1.1–5</w:t>
+      </w:r>
+      <w:r>
+        <w:rPr>
+          <w:lang w:val="pt_PT" w:bidi="pt_PT"/>
+        </w:rPr>
+        <w:t xml:space="preserve">; </w:t>
+      </w:r>
+      <w:r>
+        <w:rPr>
+          <w:lang w:val="pt_PT" w:bidi="pt_PT"/>
+        </w:rPr>
+        <w:t>31.1–34.12</w:t>
+      </w:r>
+      <w:r>
+        <w:rPr>
+          <w:lang w:val="pt_PT" w:bidi="pt_PT"/>
+        </w:rPr>
+        <w:t xml:space="preserve">; </w:t>
+      </w:r>
+      <w:r>
+        <w:rPr>
+          <w:lang w:val="pt_PT" w:bidi="pt_PT"/>
+        </w:rPr>
+        <w:t>1 Crônicas 23.13–17</w:t>
+      </w:r>
+      <w:r>
+        <w:rPr>
+          <w:lang w:val="pt_PT" w:bidi="pt_PT"/>
+        </w:rPr>
+        <w:t xml:space="preserve">; </w:t>
+      </w:r>
+      <w:r>
+        <w:rPr>
+          <w:lang w:val="pt_PT" w:bidi="pt_PT"/>
+        </w:rPr>
+        <w:t>Salmos 77.20</w:t>
+      </w:r>
+      <w:r>
+        <w:rPr>
+          <w:lang w:val="pt_PT" w:bidi="pt_PT"/>
+        </w:rPr>
+        <w:t xml:space="preserve">; </w:t>
+      </w:r>
+      <w:r>
+        <w:rPr>
+          <w:lang w:val="pt_PT" w:bidi="pt_PT"/>
+        </w:rPr>
+        <w:t>90.1–17</w:t>
+      </w:r>
+      <w:r>
+        <w:rPr>
+          <w:lang w:val="pt_PT" w:bidi="pt_PT"/>
+        </w:rPr>
+        <w:t xml:space="preserve">; </w:t>
+      </w:r>
+      <w:r>
+        <w:rPr>
+          <w:lang w:val="pt_PT" w:bidi="pt_PT"/>
+        </w:rPr>
+        <w:t>103.7</w:t>
+      </w:r>
+      <w:r>
+        <w:rPr>
+          <w:lang w:val="pt_PT" w:bidi="pt_PT"/>
+        </w:rPr>
+        <w:t xml:space="preserve">; </w:t>
+      </w:r>
+      <w:r>
+        <w:rPr>
+          <w:lang w:val="pt_PT" w:bidi="pt_PT"/>
+        </w:rPr>
+        <w:t>105.26–27</w:t>
+      </w:r>
+      <w:r>
+        <w:rPr>
+          <w:lang w:val="pt_PT" w:bidi="pt_PT"/>
+        </w:rPr>
+        <w:t xml:space="preserve">; </w:t>
+      </w:r>
+      <w:r>
+        <w:rPr>
+          <w:lang w:val="pt_PT" w:bidi="pt_PT"/>
+        </w:rPr>
+        <w:t>106.32–33</w:t>
+      </w:r>
+      <w:r>
+        <w:rPr>
+          <w:lang w:val="pt_PT" w:bidi="pt_PT"/>
+        </w:rPr>
+        <w:t xml:space="preserve">; </w:t>
+      </w:r>
+      <w:r>
+        <w:rPr>
+          <w:lang w:val="pt_PT" w:bidi="pt_PT"/>
+        </w:rPr>
+        <w:t>Marcos 9.2–13</w:t>
+      </w:r>
+      <w:r>
+        <w:rPr>
+          <w:lang w:val="pt_PT" w:bidi="pt_PT"/>
+        </w:rPr>
+        <w:t xml:space="preserve">; </w:t>
+      </w:r>
+      <w:r>
+        <w:rPr>
+          <w:lang w:val="pt_PT" w:bidi="pt_PT"/>
+        </w:rPr>
+        <w:t>Atos 7.17–44</w:t>
+      </w:r>
+      <w:r>
+        <w:rPr>
+          <w:lang w:val="pt_PT" w:bidi="pt_PT"/>
+        </w:rPr>
+        <w:t xml:space="preserve">; </w:t>
+      </w:r>
+      <w:r>
+        <w:rPr>
+          <w:lang w:val="pt_PT" w:bidi="pt_PT"/>
+        </w:rPr>
+        <w:t>1 Coríntios 10.1–14</w:t>
+      </w:r>
+      <w:r>
+        <w:rPr>
+          <w:lang w:val="pt_PT" w:bidi="pt_PT"/>
+        </w:rPr>
+        <w:t xml:space="preserve">; </w:t>
+      </w:r>
+      <w:r>
+        <w:rPr>
+          <w:lang w:val="pt_PT" w:bidi="pt_PT"/>
+        </w:rPr>
+        <w:t>2 Coríntios 3.7–18</w:t>
+      </w:r>
+      <w:r>
+        <w:rPr>
+          <w:lang w:val="pt_PT" w:bidi="pt_PT"/>
+        </w:rPr>
+        <w:t xml:space="preserve">; </w:t>
+      </w:r>
+      <w:r>
+        <w:rPr>
+          <w:lang w:val="pt_PT" w:bidi="pt_PT"/>
+        </w:rPr>
+        <w:t>Gálatas 3.19</w:t>
+      </w:r>
+      <w:r>
+        <w:rPr>
+          <w:lang w:val="pt_PT" w:bidi="pt_PT"/>
+        </w:rPr>
+        <w:t xml:space="preserve">; </w:t>
+      </w:r>
+      <w:r>
+        <w:rPr>
+          <w:lang w:val="pt_PT" w:bidi="pt_PT"/>
+        </w:rPr>
+        <w:t>Hebreus 3.1–19</w:t>
+      </w:r>
+      <w:r>
+        <w:rPr>
+          <w:lang w:val="pt_PT" w:bidi="pt_PT"/>
+        </w:rPr>
+        <w:t xml:space="preserve">; </w:t>
+      </w:r>
+      <w:r>
+        <w:rPr>
+          <w:lang w:val="pt_PT" w:bidi="pt_PT"/>
+        </w:rPr>
+        <w:t>8.5</w:t>
+      </w:r>
+      <w:r>
+        <w:rPr>
+          <w:lang w:val="pt_PT" w:bidi="pt_PT"/>
+        </w:rPr>
+        <w:t xml:space="preserve">; </w:t>
+      </w:r>
+      <w:r>
+        <w:rPr>
+          <w:lang w:val="pt_PT" w:bidi="pt_PT"/>
+        </w:rPr>
+        <w:t>9.19–22</w:t>
+      </w:r>
+      <w:r>
+        <w:rPr>
+          <w:lang w:val="pt_PT" w:bidi="pt_PT"/>
+        </w:rPr>
+        <w:t xml:space="preserve">; </w:t>
+      </w:r>
+      <w:r>
+        <w:rPr>
+          <w:lang w:val="pt_PT" w:bidi="pt_PT"/>
+        </w:rPr>
+        <w:t>11.23–28</w:t>
+      </w:r>
+      <w:r>
+        <w:rPr>
+          <w:lang w:val="pt_PT" w:bidi="pt_PT"/>
+        </w:rPr>
+        <w:t xml:space="preserve">; </w:t>
+      </w:r>
+      <w:r>
+        <w:rPr>
+          <w:lang w:val="pt_PT" w:bidi="pt_PT"/>
+        </w:rPr>
+        <w:t>12.18–29</w:t>
+      </w:r>
       <w:r>
         <w:rPr>
           <w:lang w:val="pt_PT" w:bidi="pt_PT"/>
@@ -5144,306 +3908,204 @@
         </w:rPr>
         <w:t>provavelmente de Magdala na Galileia, foi libertada da possessão demoníaca por Jesus (</w:t>
       </w:r>
-      <w:hyperlink r:id="rId191">
-        <w:r>
-          <w:rPr>
-            <w:lang w:val="pt_PT" w:bidi="pt_PT"/>
-          </w:rPr>
-          <w:rPr>
-            <w:color w:val="0000EE"/>
-            <w:u w:val="single"/>
-          </w:rPr>
-          <w:t>Mc 16.9</w:t>
-        </w:r>
-      </w:hyperlink>
+      <w:r>
+        <w:rPr>
+          <w:lang w:val="pt_PT" w:bidi="pt_PT"/>
+        </w:rPr>
+        <w:t>Mc 16.9</w:t>
+      </w:r>
       <w:r>
         <w:rPr>
           <w:lang w:val="pt_PT" w:bidi="pt_PT"/>
         </w:rPr>
         <w:t>). Ela se tornou uma seguidora leal e apoiou financeiramente Jesus e seus discípulos (</w:t>
       </w:r>
-      <w:hyperlink r:id="rId192">
-        <w:r>
-          <w:rPr>
-            <w:lang w:val="pt_PT" w:bidi="pt_PT"/>
-          </w:rPr>
-          <w:rPr>
-            <w:color w:val="0000EE"/>
-            <w:u w:val="single"/>
-          </w:rPr>
-          <w:t>Lc 8.1–3</w:t>
-        </w:r>
-      </w:hyperlink>
+      <w:r>
+        <w:rPr>
+          <w:lang w:val="pt_PT" w:bidi="pt_PT"/>
+        </w:rPr>
+        <w:t>Lc 8.1–3</w:t>
+      </w:r>
       <w:r>
         <w:rPr>
           <w:lang w:val="pt_PT" w:bidi="pt_PT"/>
         </w:rPr>
         <w:t xml:space="preserve">; veja também </w:t>
       </w:r>
-      <w:hyperlink r:id="rId193">
-        <w:r>
-          <w:rPr>
-            <w:lang w:val="pt_PT" w:bidi="pt_PT"/>
-          </w:rPr>
-          <w:rPr>
-            <w:color w:val="0000EE"/>
-            <w:u w:val="single"/>
-          </w:rPr>
-          <w:t>Mt 27.55–56</w:t>
-        </w:r>
-      </w:hyperlink>
-      <w:r>
-        <w:rPr>
-          <w:lang w:val="pt_PT" w:bidi="pt_PT"/>
-        </w:rPr>
-        <w:t xml:space="preserve">; </w:t>
-      </w:r>
-      <w:hyperlink r:id="rId194">
-        <w:r>
-          <w:rPr>
-            <w:lang w:val="pt_PT" w:bidi="pt_PT"/>
-          </w:rPr>
-          <w:rPr>
-            <w:color w:val="0000EE"/>
-            <w:u w:val="single"/>
-          </w:rPr>
-          <w:t>Mc 15.40–41</w:t>
-        </w:r>
-      </w:hyperlink>
+      <w:r>
+        <w:rPr>
+          <w:lang w:val="pt_PT" w:bidi="pt_PT"/>
+        </w:rPr>
+        <w:t>Mt 27.55–56</w:t>
+      </w:r>
+      <w:r>
+        <w:rPr>
+          <w:lang w:val="pt_PT" w:bidi="pt_PT"/>
+        </w:rPr>
+        <w:t xml:space="preserve">; </w:t>
+      </w:r>
+      <w:r>
+        <w:rPr>
+          <w:lang w:val="pt_PT" w:bidi="pt_PT"/>
+        </w:rPr>
+        <w:t>Mc 15.40–41</w:t>
+      </w:r>
       <w:r>
         <w:rPr>
           <w:lang w:val="pt_PT" w:bidi="pt_PT"/>
         </w:rPr>
         <w:t>). Ela testemunhou a morte de Jesus na cruz e seu sepultamento (</w:t>
       </w:r>
-      <w:hyperlink r:id="rId195">
-        <w:r>
-          <w:rPr>
-            <w:lang w:val="pt_PT" w:bidi="pt_PT"/>
-          </w:rPr>
-          <w:rPr>
-            <w:color w:val="0000EE"/>
-            <w:u w:val="single"/>
-          </w:rPr>
-          <w:t>Mt 27.55–61</w:t>
-        </w:r>
-      </w:hyperlink>
-      <w:r>
-        <w:rPr>
-          <w:lang w:val="pt_PT" w:bidi="pt_PT"/>
-        </w:rPr>
-        <w:t xml:space="preserve">; </w:t>
-      </w:r>
-      <w:hyperlink r:id="rId196">
-        <w:r>
-          <w:rPr>
-            <w:lang w:val="pt_PT" w:bidi="pt_PT"/>
-          </w:rPr>
-          <w:rPr>
-            <w:color w:val="0000EE"/>
-            <w:u w:val="single"/>
-          </w:rPr>
-          <w:t>Mc 15.40–47</w:t>
-        </w:r>
-      </w:hyperlink>
-      <w:r>
-        <w:rPr>
-          <w:lang w:val="pt_PT" w:bidi="pt_PT"/>
-        </w:rPr>
-        <w:t xml:space="preserve">; </w:t>
-      </w:r>
-      <w:hyperlink r:id="rId53">
-        <w:r>
-          <w:rPr>
-            <w:lang w:val="pt_PT" w:bidi="pt_PT"/>
-          </w:rPr>
-          <w:rPr>
-            <w:color w:val="0000EE"/>
-            <w:u w:val="single"/>
-          </w:rPr>
-          <w:t>Jo 19.25</w:t>
-        </w:r>
-      </w:hyperlink>
+      <w:r>
+        <w:rPr>
+          <w:lang w:val="pt_PT" w:bidi="pt_PT"/>
+        </w:rPr>
+        <w:t>Mt 27.55–61</w:t>
+      </w:r>
+      <w:r>
+        <w:rPr>
+          <w:lang w:val="pt_PT" w:bidi="pt_PT"/>
+        </w:rPr>
+        <w:t xml:space="preserve">; </w:t>
+      </w:r>
+      <w:r>
+        <w:rPr>
+          <w:lang w:val="pt_PT" w:bidi="pt_PT"/>
+        </w:rPr>
+        <w:t>Mc 15.40–47</w:t>
+      </w:r>
+      <w:r>
+        <w:rPr>
+          <w:lang w:val="pt_PT" w:bidi="pt_PT"/>
+        </w:rPr>
+        <w:t xml:space="preserve">; </w:t>
+      </w:r>
+      <w:r>
+        <w:rPr>
+          <w:lang w:val="pt_PT" w:bidi="pt_PT"/>
+        </w:rPr>
+        <w:t>Jo 19.25</w:t>
+      </w:r>
       <w:r>
         <w:rPr>
           <w:lang w:val="pt_PT" w:bidi="pt_PT"/>
         </w:rPr>
         <w:t xml:space="preserve">; compare </w:t>
       </w:r>
-      <w:hyperlink r:id="rId197">
-        <w:r>
-          <w:rPr>
-            <w:lang w:val="pt_PT" w:bidi="pt_PT"/>
-          </w:rPr>
-          <w:rPr>
-            <w:color w:val="0000EE"/>
-            <w:u w:val="single"/>
-          </w:rPr>
-          <w:t>Lc 23.49</w:t>
-        </w:r>
-      </w:hyperlink>
+      <w:r>
+        <w:rPr>
+          <w:lang w:val="pt_PT" w:bidi="pt_PT"/>
+        </w:rPr>
+        <w:t>Lc 23.49</w:t>
+      </w:r>
       <w:r>
         <w:rPr>
           <w:lang w:val="pt_PT" w:bidi="pt_PT"/>
         </w:rPr>
         <w:t>,</w:t>
       </w:r>
-      <w:hyperlink r:id="rId198">
-        <w:r>
-          <w:rPr>
-            <w:lang w:val="pt_PT" w:bidi="pt_PT"/>
-          </w:rPr>
-          <w:rPr>
-            <w:color w:val="0000EE"/>
-            <w:u w:val="single"/>
-          </w:rPr>
-          <w:t>55–56</w:t>
-        </w:r>
-      </w:hyperlink>
+      <w:r>
+        <w:rPr>
+          <w:lang w:val="pt_PT" w:bidi="pt_PT"/>
+        </w:rPr>
+        <w:t>55–56</w:t>
+      </w:r>
       <w:r>
         <w:rPr>
           <w:lang w:val="pt_PT" w:bidi="pt_PT"/>
         </w:rPr>
         <w:t>). Ela foi ao túmulo cedo na manhã de domingo com especiarias para o sepultamento. Ela estava entre as primeiras a ouvir que Jesus havia ressuscitado dos mortos (</w:t>
       </w:r>
-      <w:hyperlink r:id="rId199">
-        <w:r>
-          <w:rPr>
-            <w:lang w:val="pt_PT" w:bidi="pt_PT"/>
-          </w:rPr>
-          <w:rPr>
-            <w:color w:val="0000EE"/>
-            <w:u w:val="single"/>
-          </w:rPr>
-          <w:t>Mt 28.1–8</w:t>
-        </w:r>
-      </w:hyperlink>
-      <w:r>
-        <w:rPr>
-          <w:lang w:val="pt_PT" w:bidi="pt_PT"/>
-        </w:rPr>
-        <w:t xml:space="preserve">; </w:t>
-      </w:r>
-      <w:hyperlink r:id="rId200">
-        <w:r>
-          <w:rPr>
-            <w:lang w:val="pt_PT" w:bidi="pt_PT"/>
-          </w:rPr>
-          <w:rPr>
-            <w:color w:val="0000EE"/>
-            <w:u w:val="single"/>
-          </w:rPr>
-          <w:t>Mc 16.1–8</w:t>
-        </w:r>
-      </w:hyperlink>
-      <w:r>
-        <w:rPr>
-          <w:lang w:val="pt_PT" w:bidi="pt_PT"/>
-        </w:rPr>
-        <w:t xml:space="preserve">; </w:t>
-      </w:r>
-      <w:hyperlink r:id="rId201">
-        <w:r>
-          <w:rPr>
-            <w:lang w:val="pt_PT" w:bidi="pt_PT"/>
-          </w:rPr>
-          <w:rPr>
-            <w:color w:val="0000EE"/>
-            <w:u w:val="single"/>
-          </w:rPr>
-          <w:t>Lc 24.1–11</w:t>
-        </w:r>
-      </w:hyperlink>
+      <w:r>
+        <w:rPr>
+          <w:lang w:val="pt_PT" w:bidi="pt_PT"/>
+        </w:rPr>
+        <w:t>Mt 28.1–8</w:t>
+      </w:r>
+      <w:r>
+        <w:rPr>
+          <w:lang w:val="pt_PT" w:bidi="pt_PT"/>
+        </w:rPr>
+        <w:t xml:space="preserve">; </w:t>
+      </w:r>
+      <w:r>
+        <w:rPr>
+          <w:lang w:val="pt_PT" w:bidi="pt_PT"/>
+        </w:rPr>
+        <w:t>Mc 16.1–8</w:t>
+      </w:r>
+      <w:r>
+        <w:rPr>
+          <w:lang w:val="pt_PT" w:bidi="pt_PT"/>
+        </w:rPr>
+        <w:t xml:space="preserve">; </w:t>
+      </w:r>
+      <w:r>
+        <w:rPr>
+          <w:lang w:val="pt_PT" w:bidi="pt_PT"/>
+        </w:rPr>
+        <w:t>Lc 24.1–11</w:t>
+      </w:r>
       <w:r>
         <w:rPr>
           <w:lang w:val="pt_PT" w:bidi="pt_PT"/>
         </w:rPr>
         <w:t>,</w:t>
       </w:r>
-      <w:hyperlink r:id="rId202">
-        <w:r>
-          <w:rPr>
-            <w:lang w:val="pt_PT" w:bidi="pt_PT"/>
-          </w:rPr>
-          <w:rPr>
-            <w:color w:val="0000EE"/>
-            <w:u w:val="single"/>
-          </w:rPr>
-          <w:t>22–24</w:t>
-        </w:r>
-      </w:hyperlink>
+      <w:r>
+        <w:rPr>
+          <w:lang w:val="pt_PT" w:bidi="pt_PT"/>
+        </w:rPr>
+        <w:t>22–24</w:t>
+      </w:r>
       <w:r>
         <w:rPr>
           <w:lang w:val="pt_PT" w:bidi="pt_PT"/>
         </w:rPr>
         <w:t>). Ela também foi a primeira a ver Jesus ressuscitado (</w:t>
       </w:r>
-      <w:hyperlink r:id="rId203">
-        <w:r>
-          <w:rPr>
-            <w:lang w:val="pt_PT" w:bidi="pt_PT"/>
-          </w:rPr>
-          <w:rPr>
-            <w:color w:val="0000EE"/>
-            <w:u w:val="single"/>
-          </w:rPr>
-          <w:t>Mt 28.9–10</w:t>
-        </w:r>
-      </w:hyperlink>
-      <w:r>
-        <w:rPr>
-          <w:lang w:val="pt_PT" w:bidi="pt_PT"/>
-        </w:rPr>
-        <w:t xml:space="preserve">; </w:t>
-      </w:r>
-      <w:hyperlink r:id="rId204">
-        <w:r>
-          <w:rPr>
-            <w:lang w:val="pt_PT" w:bidi="pt_PT"/>
-          </w:rPr>
-          <w:rPr>
-            <w:color w:val="0000EE"/>
-            <w:u w:val="single"/>
-          </w:rPr>
-          <w:t>Mc 16.9–11</w:t>
-        </w:r>
-      </w:hyperlink>
-      <w:r>
-        <w:rPr>
-          <w:lang w:val="pt_PT" w:bidi="pt_PT"/>
-        </w:rPr>
-        <w:t xml:space="preserve">; </w:t>
-      </w:r>
-      <w:hyperlink r:id="rId205">
-        <w:r>
-          <w:rPr>
-            <w:lang w:val="pt_PT" w:bidi="pt_PT"/>
-          </w:rPr>
-          <w:rPr>
-            <w:color w:val="0000EE"/>
-            <w:u w:val="single"/>
-          </w:rPr>
-          <w:t>Jo 20.1–2</w:t>
-        </w:r>
-      </w:hyperlink>
+      <w:r>
+        <w:rPr>
+          <w:lang w:val="pt_PT" w:bidi="pt_PT"/>
+        </w:rPr>
+        <w:t>Mt 28.9–10</w:t>
+      </w:r>
+      <w:r>
+        <w:rPr>
+          <w:lang w:val="pt_PT" w:bidi="pt_PT"/>
+        </w:rPr>
+        <w:t xml:space="preserve">; </w:t>
+      </w:r>
+      <w:r>
+        <w:rPr>
+          <w:lang w:val="pt_PT" w:bidi="pt_PT"/>
+        </w:rPr>
+        <w:t>Mc 16.9–11</w:t>
+      </w:r>
+      <w:r>
+        <w:rPr>
+          <w:lang w:val="pt_PT" w:bidi="pt_PT"/>
+        </w:rPr>
+        <w:t xml:space="preserve">; </w:t>
+      </w:r>
+      <w:r>
+        <w:rPr>
+          <w:lang w:val="pt_PT" w:bidi="pt_PT"/>
+        </w:rPr>
+        <w:t>Jo 20.1–2</w:t>
+      </w:r>
       <w:r>
         <w:rPr>
           <w:lang w:val="pt_PT" w:bidi="pt_PT"/>
         </w:rPr>
         <w:t>,</w:t>
       </w:r>
-      <w:hyperlink r:id="rId206">
-        <w:r>
-          <w:rPr>
-            <w:lang w:val="pt_PT" w:bidi="pt_PT"/>
-          </w:rPr>
-          <w:rPr>
-            <w:color w:val="0000EE"/>
-            <w:u w:val="single"/>
-          </w:rPr>
-          <w:t>11–18</w:t>
-        </w:r>
-      </w:hyperlink>
+      <w:r>
+        <w:rPr>
+          <w:lang w:val="pt_PT" w:bidi="pt_PT"/>
+        </w:rPr>
+        <w:t>11–18</w:t>
+      </w:r>
       <w:r>
         <w:rPr>
           <w:lang w:val="pt_PT" w:bidi="pt_PT"/>
@@ -5475,144 +4137,96 @@
         </w:rPr>
         <w:t xml:space="preserve"> (não o apóstolo) e José, estava entre as mulheres presentes na morte de Jesus na cruz e em seu sepultamento (</w:t>
       </w:r>
-      <w:hyperlink r:id="rId195">
-        <w:r>
-          <w:rPr>
-            <w:lang w:val="pt_PT" w:bidi="pt_PT"/>
-          </w:rPr>
-          <w:rPr>
-            <w:color w:val="0000EE"/>
-            <w:u w:val="single"/>
-          </w:rPr>
-          <w:t>Mt 27.55–61</w:t>
-        </w:r>
-      </w:hyperlink>
-      <w:r>
-        <w:rPr>
-          <w:lang w:val="pt_PT" w:bidi="pt_PT"/>
-        </w:rPr>
-        <w:t xml:space="preserve">; </w:t>
-      </w:r>
-      <w:hyperlink r:id="rId196">
-        <w:r>
-          <w:rPr>
-            <w:lang w:val="pt_PT" w:bidi="pt_PT"/>
-          </w:rPr>
-          <w:rPr>
-            <w:color w:val="0000EE"/>
-            <w:u w:val="single"/>
-          </w:rPr>
-          <w:t>Mc 15.40–47</w:t>
-        </w:r>
-      </w:hyperlink>
+      <w:r>
+        <w:rPr>
+          <w:lang w:val="pt_PT" w:bidi="pt_PT"/>
+        </w:rPr>
+        <w:t>Mt 27.55–61</w:t>
+      </w:r>
+      <w:r>
+        <w:rPr>
+          <w:lang w:val="pt_PT" w:bidi="pt_PT"/>
+        </w:rPr>
+        <w:t xml:space="preserve">; </w:t>
+      </w:r>
+      <w:r>
+        <w:rPr>
+          <w:lang w:val="pt_PT" w:bidi="pt_PT"/>
+        </w:rPr>
+        <w:t>Mc 15.40–47</w:t>
+      </w:r>
       <w:r>
         <w:rPr>
           <w:lang w:val="pt_PT" w:bidi="pt_PT"/>
         </w:rPr>
         <w:t xml:space="preserve">; veja também </w:t>
       </w:r>
-      <w:hyperlink r:id="rId197">
-        <w:r>
-          <w:rPr>
-            <w:lang w:val="pt_PT" w:bidi="pt_PT"/>
-          </w:rPr>
-          <w:rPr>
-            <w:color w:val="0000EE"/>
-            <w:u w:val="single"/>
-          </w:rPr>
-          <w:t>Lc 23.49</w:t>
-        </w:r>
-      </w:hyperlink>
+      <w:r>
+        <w:rPr>
+          <w:lang w:val="pt_PT" w:bidi="pt_PT"/>
+        </w:rPr>
+        <w:t>Lc 23.49</w:t>
+      </w:r>
       <w:r>
         <w:rPr>
           <w:lang w:val="pt_PT" w:bidi="pt_PT"/>
         </w:rPr>
         <w:t>,</w:t>
       </w:r>
-      <w:hyperlink r:id="rId207">
-        <w:r>
-          <w:rPr>
-            <w:lang w:val="pt_PT" w:bidi="pt_PT"/>
-          </w:rPr>
-          <w:rPr>
-            <w:color w:val="0000EE"/>
-            <w:u w:val="single"/>
-          </w:rPr>
-          <w:t>55</w:t>
-        </w:r>
-      </w:hyperlink>
+      <w:r>
+        <w:rPr>
+          <w:lang w:val="pt_PT" w:bidi="pt_PT"/>
+        </w:rPr>
+        <w:t>55</w:t>
+      </w:r>
       <w:r>
         <w:rPr>
           <w:lang w:val="pt_PT" w:bidi="pt_PT"/>
         </w:rPr>
         <w:t>). Como Maria Madalena, ela foi uma das primeiras a ouvir que Jesus havia ressuscitado dos mortos (</w:t>
       </w:r>
-      <w:hyperlink r:id="rId199">
-        <w:r>
-          <w:rPr>
-            <w:lang w:val="pt_PT" w:bidi="pt_PT"/>
-          </w:rPr>
-          <w:rPr>
-            <w:color w:val="0000EE"/>
-            <w:u w:val="single"/>
-          </w:rPr>
-          <w:t>Mt 28.1–8</w:t>
-        </w:r>
-      </w:hyperlink>
-      <w:r>
-        <w:rPr>
-          <w:lang w:val="pt_PT" w:bidi="pt_PT"/>
-        </w:rPr>
-        <w:t xml:space="preserve">; </w:t>
-      </w:r>
-      <w:hyperlink r:id="rId200">
-        <w:r>
-          <w:rPr>
-            <w:lang w:val="pt_PT" w:bidi="pt_PT"/>
-          </w:rPr>
-          <w:rPr>
-            <w:color w:val="0000EE"/>
-            <w:u w:val="single"/>
-          </w:rPr>
-          <w:t>Mc 16.1–8</w:t>
-        </w:r>
-      </w:hyperlink>
-      <w:r>
-        <w:rPr>
-          <w:lang w:val="pt_PT" w:bidi="pt_PT"/>
-        </w:rPr>
-        <w:t xml:space="preserve">; </w:t>
-      </w:r>
-      <w:hyperlink r:id="rId201">
-        <w:r>
-          <w:rPr>
-            <w:lang w:val="pt_PT" w:bidi="pt_PT"/>
-          </w:rPr>
-          <w:rPr>
-            <w:color w:val="0000EE"/>
-            <w:u w:val="single"/>
-          </w:rPr>
-          <w:t>Lc 24.1–11</w:t>
-        </w:r>
-      </w:hyperlink>
+      <w:r>
+        <w:rPr>
+          <w:lang w:val="pt_PT" w:bidi="pt_PT"/>
+        </w:rPr>
+        <w:t>Mt 28.1–8</w:t>
+      </w:r>
+      <w:r>
+        <w:rPr>
+          <w:lang w:val="pt_PT" w:bidi="pt_PT"/>
+        </w:rPr>
+        <w:t xml:space="preserve">; </w:t>
+      </w:r>
+      <w:r>
+        <w:rPr>
+          <w:lang w:val="pt_PT" w:bidi="pt_PT"/>
+        </w:rPr>
+        <w:t>Mc 16.1–8</w:t>
+      </w:r>
+      <w:r>
+        <w:rPr>
+          <w:lang w:val="pt_PT" w:bidi="pt_PT"/>
+        </w:rPr>
+        <w:t xml:space="preserve">; </w:t>
+      </w:r>
+      <w:r>
+        <w:rPr>
+          <w:lang w:val="pt_PT" w:bidi="pt_PT"/>
+        </w:rPr>
+        <w:t>Lc 24.1–11</w:t>
+      </w:r>
       <w:r>
         <w:rPr>
           <w:lang w:val="pt_PT" w:bidi="pt_PT"/>
         </w:rPr>
         <w:t>). Ela também foi uma das primeiras a ver o Jesus ressuscitado (</w:t>
       </w:r>
-      <w:hyperlink r:id="rId203">
-        <w:r>
-          <w:rPr>
-            <w:lang w:val="pt_PT" w:bidi="pt_PT"/>
-          </w:rPr>
-          <w:rPr>
-            <w:color w:val="0000EE"/>
-            <w:u w:val="single"/>
-          </w:rPr>
-          <w:t>Mt 28.9–10</w:t>
-        </w:r>
-      </w:hyperlink>
+      <w:r>
+        <w:rPr>
+          <w:lang w:val="pt_PT" w:bidi="pt_PT"/>
+        </w:rPr>
+        <w:t>Mt 28.9–10</w:t>
+      </w:r>
       <w:r>
         <w:rPr>
           <w:lang w:val="pt_PT" w:bidi="pt_PT"/>
@@ -5644,108 +4258,72 @@
         </w:rPr>
         <w:t xml:space="preserve"> era irmã de Marta e Lázaro. Jesus amava muito a família deles (</w:t>
       </w:r>
-      <w:hyperlink r:id="rId208">
-        <w:r>
-          <w:rPr>
-            <w:lang w:val="pt_PT" w:bidi="pt_PT"/>
-          </w:rPr>
-          <w:rPr>
-            <w:color w:val="0000EE"/>
-            <w:u w:val="single"/>
-          </w:rPr>
-          <w:t>Jo 11.5</w:t>
-        </w:r>
-      </w:hyperlink>
+      <w:r>
+        <w:rPr>
+          <w:lang w:val="pt_PT" w:bidi="pt_PT"/>
+        </w:rPr>
+        <w:t>Jo 11.5</w:t>
+      </w:r>
       <w:r>
         <w:rPr>
           <w:lang w:val="pt_PT" w:bidi="pt_PT"/>
         </w:rPr>
         <w:t>). Jesus elogiou Maria por querer aprender com ele (</w:t>
       </w:r>
-      <w:hyperlink r:id="rId63">
-        <w:r>
-          <w:rPr>
-            <w:lang w:val="pt_PT" w:bidi="pt_PT"/>
-          </w:rPr>
-          <w:rPr>
-            <w:color w:val="0000EE"/>
-            <w:u w:val="single"/>
-          </w:rPr>
-          <w:t>Lc 10.38–42</w:t>
-        </w:r>
-      </w:hyperlink>
+      <w:r>
+        <w:rPr>
+          <w:lang w:val="pt_PT" w:bidi="pt_PT"/>
+        </w:rPr>
+        <w:t>Lc 10.38–42</w:t>
+      </w:r>
       <w:r>
         <w:rPr>
           <w:lang w:val="pt_PT" w:bidi="pt_PT"/>
         </w:rPr>
         <w:t>). Logo após Jesus ressuscitar seu irmão dos mortos (</w:t>
       </w:r>
-      <w:hyperlink r:id="rId209">
-        <w:r>
-          <w:rPr>
-            <w:lang w:val="pt_PT" w:bidi="pt_PT"/>
-          </w:rPr>
-          <w:rPr>
-            <w:color w:val="0000EE"/>
-            <w:u w:val="single"/>
-          </w:rPr>
-          <w:t>Jo 11.32–45</w:t>
-        </w:r>
-      </w:hyperlink>
+      <w:r>
+        <w:rPr>
+          <w:lang w:val="pt_PT" w:bidi="pt_PT"/>
+        </w:rPr>
+        <w:t>Jo 11.32–45</w:t>
+      </w:r>
       <w:r>
         <w:rPr>
           <w:lang w:val="pt_PT" w:bidi="pt_PT"/>
         </w:rPr>
         <w:t>), Maria ungiu os pés de Jesus com um perfume muito caro. Jesus a defendeu quando outros disseram que era um desperdício (</w:t>
       </w:r>
-      <w:hyperlink r:id="rId71">
-        <w:r>
-          <w:rPr>
-            <w:lang w:val="pt_PT" w:bidi="pt_PT"/>
-          </w:rPr>
-          <w:rPr>
-            <w:color w:val="0000EE"/>
-            <w:u w:val="single"/>
-          </w:rPr>
-          <w:t>Jo 12.1–11</w:t>
-        </w:r>
-      </w:hyperlink>
+      <w:r>
+        <w:rPr>
+          <w:lang w:val="pt_PT" w:bidi="pt_PT"/>
+        </w:rPr>
+        <w:t>Jo 12.1–11</w:t>
+      </w:r>
       <w:r>
         <w:rPr>
           <w:lang w:val="pt_PT" w:bidi="pt_PT"/>
         </w:rPr>
         <w:t xml:space="preserve">; compare </w:t>
       </w:r>
-      <w:hyperlink r:id="rId69">
-        <w:r>
-          <w:rPr>
-            <w:lang w:val="pt_PT" w:bidi="pt_PT"/>
-          </w:rPr>
-          <w:rPr>
-            <w:color w:val="0000EE"/>
-            <w:u w:val="single"/>
-          </w:rPr>
-          <w:t>Mt 26.6–13</w:t>
-        </w:r>
-      </w:hyperlink>
-      <w:r>
-        <w:rPr>
-          <w:lang w:val="pt_PT" w:bidi="pt_PT"/>
-        </w:rPr>
-        <w:t xml:space="preserve">; </w:t>
-      </w:r>
-      <w:hyperlink r:id="rId70">
-        <w:r>
-          <w:rPr>
-            <w:lang w:val="pt_PT" w:bidi="pt_PT"/>
-          </w:rPr>
-          <w:rPr>
-            <w:color w:val="0000EE"/>
-            <w:u w:val="single"/>
-          </w:rPr>
-          <w:t>Mc 14.3–9</w:t>
-        </w:r>
-      </w:hyperlink>
+      <w:r>
+        <w:rPr>
+          <w:lang w:val="pt_PT" w:bidi="pt_PT"/>
+        </w:rPr>
+        <w:t>Mt 26.6–13</w:t>
+      </w:r>
+      <w:r>
+        <w:rPr>
+          <w:lang w:val="pt_PT" w:bidi="pt_PT"/>
+        </w:rPr>
+        <w:t xml:space="preserve">; </w:t>
+      </w:r>
+      <w:r>
+        <w:rPr>
+          <w:lang w:val="pt_PT" w:bidi="pt_PT"/>
+        </w:rPr>
+        <w:t>Mc 14.3–9</w:t>
+      </w:r>
       <w:r>
         <w:rPr>
           <w:lang w:val="pt_PT" w:bidi="pt_PT"/>
@@ -5777,18 +4355,12 @@
         </w:rPr>
         <w:t xml:space="preserve"> estava entre as mulheres que estavam presentes quando Jesus morreu na cruz (</w:t>
       </w:r>
-      <w:hyperlink r:id="rId53">
-        <w:r>
-          <w:rPr>
-            <w:lang w:val="pt_PT" w:bidi="pt_PT"/>
-          </w:rPr>
-          <w:rPr>
-            <w:color w:val="0000EE"/>
-            <w:u w:val="single"/>
-          </w:rPr>
-          <w:t>Jo 19.25</w:t>
-        </w:r>
-      </w:hyperlink>
+      <w:r>
+        <w:rPr>
+          <w:lang w:val="pt_PT" w:bidi="pt_PT"/>
+        </w:rPr>
+        <w:t>Jo 19.25</w:t>
+      </w:r>
       <w:r>
         <w:rPr>
           <w:lang w:val="pt_PT" w:bidi="pt_PT"/>
@@ -5818,252 +4390,168 @@
           <w:lang w:val="pt_PT" w:bidi="pt_PT"/>
         </w:rPr>
       </w:r>
-      <w:hyperlink r:id="rId195">
-        <w:r>
-          <w:rPr>
-            <w:lang w:val="pt_PT" w:bidi="pt_PT"/>
-          </w:rPr>
-          <w:rPr>
-            <w:color w:val="0000EE"/>
-            <w:u w:val="single"/>
-          </w:rPr>
-          <w:t>Mateus 27.55–61</w:t>
-        </w:r>
-      </w:hyperlink>
-      <w:r>
-        <w:rPr>
-          <w:lang w:val="pt_PT" w:bidi="pt_PT"/>
-        </w:rPr>
-        <w:t xml:space="preserve">; </w:t>
-      </w:r>
-      <w:hyperlink r:id="rId210">
-        <w:r>
-          <w:rPr>
-            <w:lang w:val="pt_PT" w:bidi="pt_PT"/>
-          </w:rPr>
-          <w:rPr>
-            <w:color w:val="0000EE"/>
-            <w:u w:val="single"/>
-          </w:rPr>
-          <w:t>28.1</w:t>
-        </w:r>
-      </w:hyperlink>
-      <w:r>
-        <w:rPr>
-          <w:lang w:val="pt_PT" w:bidi="pt_PT"/>
-        </w:rPr>
-        <w:t xml:space="preserve">; </w:t>
-      </w:r>
-      <w:hyperlink r:id="rId196">
-        <w:r>
-          <w:rPr>
-            <w:lang w:val="pt_PT" w:bidi="pt_PT"/>
-          </w:rPr>
-          <w:rPr>
-            <w:color w:val="0000EE"/>
-            <w:u w:val="single"/>
-          </w:rPr>
-          <w:t>Marcos 15.40–47</w:t>
-        </w:r>
-      </w:hyperlink>
-      <w:r>
-        <w:rPr>
-          <w:lang w:val="pt_PT" w:bidi="pt_PT"/>
-        </w:rPr>
-        <w:t xml:space="preserve">; </w:t>
-      </w:r>
-      <w:hyperlink r:id="rId211">
-        <w:r>
-          <w:rPr>
-            <w:lang w:val="pt_PT" w:bidi="pt_PT"/>
-          </w:rPr>
-          <w:rPr>
-            <w:color w:val="0000EE"/>
-            <w:u w:val="single"/>
-          </w:rPr>
-          <w:t>16.1–11</w:t>
-        </w:r>
-      </w:hyperlink>
-      <w:r>
-        <w:rPr>
-          <w:lang w:val="pt_PT" w:bidi="pt_PT"/>
-        </w:rPr>
-        <w:t xml:space="preserve">; </w:t>
-      </w:r>
-      <w:hyperlink r:id="rId212">
-        <w:r>
-          <w:rPr>
-            <w:lang w:val="pt_PT" w:bidi="pt_PT"/>
-          </w:rPr>
-          <w:rPr>
-            <w:color w:val="0000EE"/>
-            <w:u w:val="single"/>
-          </w:rPr>
-          <w:t>Lucas 8.2–3</w:t>
-        </w:r>
-      </w:hyperlink>
-      <w:r>
-        <w:rPr>
-          <w:lang w:val="pt_PT" w:bidi="pt_PT"/>
-        </w:rPr>
-        <w:t xml:space="preserve">; </w:t>
-      </w:r>
-      <w:hyperlink r:id="rId63">
-        <w:r>
-          <w:rPr>
-            <w:lang w:val="pt_PT" w:bidi="pt_PT"/>
-          </w:rPr>
-          <w:rPr>
-            <w:color w:val="0000EE"/>
-            <w:u w:val="single"/>
-          </w:rPr>
-          <w:t>10.38–42</w:t>
-        </w:r>
-      </w:hyperlink>
-      <w:r>
-        <w:rPr>
-          <w:lang w:val="pt_PT" w:bidi="pt_PT"/>
-        </w:rPr>
-        <w:t xml:space="preserve">; </w:t>
-      </w:r>
-      <w:hyperlink r:id="rId213">
-        <w:r>
-          <w:rPr>
-            <w:lang w:val="pt_PT" w:bidi="pt_PT"/>
-          </w:rPr>
-          <w:rPr>
-            <w:color w:val="0000EE"/>
-            <w:u w:val="single"/>
-          </w:rPr>
-          <w:t>24.1–10</w:t>
-        </w:r>
-      </w:hyperlink>
-      <w:r>
-        <w:rPr>
-          <w:lang w:val="pt_PT" w:bidi="pt_PT"/>
-        </w:rPr>
-        <w:t xml:space="preserve">; </w:t>
-      </w:r>
-      <w:hyperlink r:id="rId214">
-        <w:r>
-          <w:rPr>
-            <w:lang w:val="pt_PT" w:bidi="pt_PT"/>
-          </w:rPr>
-          <w:rPr>
-            <w:color w:val="0000EE"/>
-            <w:u w:val="single"/>
-          </w:rPr>
-          <w:t>João 11.1–6</w:t>
-        </w:r>
-      </w:hyperlink>
+      <w:r>
+        <w:rPr>
+          <w:lang w:val="pt_PT" w:bidi="pt_PT"/>
+        </w:rPr>
+        <w:t>Mateus 27.55–61</w:t>
+      </w:r>
+      <w:r>
+        <w:rPr>
+          <w:lang w:val="pt_PT" w:bidi="pt_PT"/>
+        </w:rPr>
+        <w:t xml:space="preserve">; </w:t>
+      </w:r>
+      <w:r>
+        <w:rPr>
+          <w:lang w:val="pt_PT" w:bidi="pt_PT"/>
+        </w:rPr>
+        <w:t>28.1</w:t>
+      </w:r>
+      <w:r>
+        <w:rPr>
+          <w:lang w:val="pt_PT" w:bidi="pt_PT"/>
+        </w:rPr>
+        <w:t xml:space="preserve">; </w:t>
+      </w:r>
+      <w:r>
+        <w:rPr>
+          <w:lang w:val="pt_PT" w:bidi="pt_PT"/>
+        </w:rPr>
+        <w:t>Marcos 15.40–47</w:t>
+      </w:r>
+      <w:r>
+        <w:rPr>
+          <w:lang w:val="pt_PT" w:bidi="pt_PT"/>
+        </w:rPr>
+        <w:t xml:space="preserve">; </w:t>
+      </w:r>
+      <w:r>
+        <w:rPr>
+          <w:lang w:val="pt_PT" w:bidi="pt_PT"/>
+        </w:rPr>
+        <w:t>16.1–11</w:t>
+      </w:r>
+      <w:r>
+        <w:rPr>
+          <w:lang w:val="pt_PT" w:bidi="pt_PT"/>
+        </w:rPr>
+        <w:t xml:space="preserve">; </w:t>
+      </w:r>
+      <w:r>
+        <w:rPr>
+          <w:lang w:val="pt_PT" w:bidi="pt_PT"/>
+        </w:rPr>
+        <w:t>Lucas 8.2–3</w:t>
+      </w:r>
+      <w:r>
+        <w:rPr>
+          <w:lang w:val="pt_PT" w:bidi="pt_PT"/>
+        </w:rPr>
+        <w:t xml:space="preserve">; </w:t>
+      </w:r>
+      <w:r>
+        <w:rPr>
+          <w:lang w:val="pt_PT" w:bidi="pt_PT"/>
+        </w:rPr>
+        <w:t>10.38–42</w:t>
+      </w:r>
+      <w:r>
+        <w:rPr>
+          <w:lang w:val="pt_PT" w:bidi="pt_PT"/>
+        </w:rPr>
+        <w:t xml:space="preserve">; </w:t>
+      </w:r>
+      <w:r>
+        <w:rPr>
+          <w:lang w:val="pt_PT" w:bidi="pt_PT"/>
+        </w:rPr>
+        <w:t>24.1–10</w:t>
+      </w:r>
+      <w:r>
+        <w:rPr>
+          <w:lang w:val="pt_PT" w:bidi="pt_PT"/>
+        </w:rPr>
+        <w:t xml:space="preserve">; </w:t>
+      </w:r>
+      <w:r>
+        <w:rPr>
+          <w:lang w:val="pt_PT" w:bidi="pt_PT"/>
+        </w:rPr>
+        <w:t>João 11.1–6</w:t>
+      </w:r>
       <w:r>
         <w:rPr>
           <w:lang w:val="pt_PT" w:bidi="pt_PT"/>
         </w:rPr>
         <w:t>,</w:t>
       </w:r>
-      <w:hyperlink r:id="rId215">
-        <w:r>
-          <w:rPr>
-            <w:lang w:val="pt_PT" w:bidi="pt_PT"/>
-          </w:rPr>
-          <w:rPr>
-            <w:color w:val="0000EE"/>
-            <w:u w:val="single"/>
-          </w:rPr>
-          <w:t>17–24</w:t>
-        </w:r>
-      </w:hyperlink>
-      <w:r>
-        <w:rPr>
-          <w:lang w:val="pt_PT" w:bidi="pt_PT"/>
-        </w:rPr>
-        <w:t xml:space="preserve">; </w:t>
-      </w:r>
-      <w:hyperlink r:id="rId216">
-        <w:r>
-          <w:rPr>
-            <w:lang w:val="pt_PT" w:bidi="pt_PT"/>
-          </w:rPr>
-          <w:rPr>
-            <w:color w:val="0000EE"/>
-            <w:u w:val="single"/>
-          </w:rPr>
-          <w:t>12.3–8</w:t>
-        </w:r>
-      </w:hyperlink>
-      <w:r>
-        <w:rPr>
-          <w:lang w:val="pt_PT" w:bidi="pt_PT"/>
-        </w:rPr>
-        <w:t xml:space="preserve">; </w:t>
-      </w:r>
-      <w:hyperlink r:id="rId53">
-        <w:r>
-          <w:rPr>
-            <w:lang w:val="pt_PT" w:bidi="pt_PT"/>
-          </w:rPr>
-          <w:rPr>
-            <w:color w:val="0000EE"/>
-            <w:u w:val="single"/>
-          </w:rPr>
-          <w:t>19.25</w:t>
-        </w:r>
-      </w:hyperlink>
-      <w:r>
-        <w:rPr>
-          <w:lang w:val="pt_PT" w:bidi="pt_PT"/>
-        </w:rPr>
-        <w:t xml:space="preserve">; </w:t>
-      </w:r>
-      <w:hyperlink r:id="rId205">
-        <w:r>
-          <w:rPr>
-            <w:lang w:val="pt_PT" w:bidi="pt_PT"/>
-          </w:rPr>
-          <w:rPr>
-            <w:color w:val="0000EE"/>
-            <w:u w:val="single"/>
-          </w:rPr>
-          <w:t>20.1–2</w:t>
-        </w:r>
-      </w:hyperlink>
+      <w:r>
+        <w:rPr>
+          <w:lang w:val="pt_PT" w:bidi="pt_PT"/>
+        </w:rPr>
+        <w:t>17–24</w:t>
+      </w:r>
+      <w:r>
+        <w:rPr>
+          <w:lang w:val="pt_PT" w:bidi="pt_PT"/>
+        </w:rPr>
+        <w:t xml:space="preserve">; </w:t>
+      </w:r>
+      <w:r>
+        <w:rPr>
+          <w:lang w:val="pt_PT" w:bidi="pt_PT"/>
+        </w:rPr>
+        <w:t>12.3–8</w:t>
+      </w:r>
+      <w:r>
+        <w:rPr>
+          <w:lang w:val="pt_PT" w:bidi="pt_PT"/>
+        </w:rPr>
+        <w:t xml:space="preserve">; </w:t>
+      </w:r>
+      <w:r>
+        <w:rPr>
+          <w:lang w:val="pt_PT" w:bidi="pt_PT"/>
+        </w:rPr>
+        <w:t>19.25</w:t>
+      </w:r>
+      <w:r>
+        <w:rPr>
+          <w:lang w:val="pt_PT" w:bidi="pt_PT"/>
+        </w:rPr>
+        <w:t xml:space="preserve">; </w:t>
+      </w:r>
+      <w:r>
+        <w:rPr>
+          <w:lang w:val="pt_PT" w:bidi="pt_PT"/>
+        </w:rPr>
+        <w:t>20.1–2</w:t>
+      </w:r>
       <w:r>
         <w:rPr>
           <w:lang w:val="pt_PT" w:bidi="pt_PT"/>
         </w:rPr>
         <w:t>,</w:t>
       </w:r>
-      <w:hyperlink r:id="rId206">
-        <w:r>
-          <w:rPr>
-            <w:lang w:val="pt_PT" w:bidi="pt_PT"/>
-          </w:rPr>
-          <w:rPr>
-            <w:color w:val="0000EE"/>
-            <w:u w:val="single"/>
-          </w:rPr>
-          <w:t>11–18</w:t>
-        </w:r>
-      </w:hyperlink>
-      <w:r>
-        <w:rPr>
-          <w:lang w:val="pt_PT" w:bidi="pt_PT"/>
-        </w:rPr>
-        <w:t xml:space="preserve">; </w:t>
-      </w:r>
-      <w:hyperlink r:id="rId217">
-        <w:r>
-          <w:rPr>
-            <w:lang w:val="pt_PT" w:bidi="pt_PT"/>
-          </w:rPr>
-          <w:rPr>
-            <w:color w:val="0000EE"/>
-            <w:u w:val="single"/>
-          </w:rPr>
-          <w:t>Atos 12.12</w:t>
-        </w:r>
-      </w:hyperlink>
+      <w:r>
+        <w:rPr>
+          <w:lang w:val="pt_PT" w:bidi="pt_PT"/>
+        </w:rPr>
+        <w:t>11–18</w:t>
+      </w:r>
+      <w:r>
+        <w:rPr>
+          <w:lang w:val="pt_PT" w:bidi="pt_PT"/>
+        </w:rPr>
+        <w:t xml:space="preserve">; </w:t>
+      </w:r>
+      <w:r>
+        <w:rPr>
+          <w:lang w:val="pt_PT" w:bidi="pt_PT"/>
+        </w:rPr>
+        <w:t>Atos 12.12</w:t>
+      </w:r>
       <w:r>
         <w:rPr>
           <w:lang w:val="pt_PT" w:bidi="pt_PT"/>
